--- a/12_Графический_интерфейс/Макарчук_12_Графический_интерфейс.docx
+++ b/12_Графический_интерфейс/Макарчук_12_Графический_интерфейс.docx
@@ -1,6 +1,6 @@
 
 <file path=word/document.xml><?xml version="1.0" encoding="utf-8"?>
-<w:document xmlns:wpc="http://schemas.microsoft.com/office/word/2010/wordprocessingCanvas" xmlns:cx="http://schemas.microsoft.com/office/drawing/2014/chartex" xmlns:cx1="http://schemas.microsoft.com/office/drawing/2015/9/8/chartex" xmlns:cx2="http://schemas.microsoft.com/office/drawing/2015/10/21/chartex" xmlns:cx3="http://schemas.microsoft.com/office/drawing/2016/5/9/chartex" xmlns:cx4="http://schemas.microsoft.com/office/drawing/2016/5/10/chartex" xmlns:cx5="http://schemas.microsoft.com/office/drawing/2016/5/11/chartex" xmlns:cx6="http://schemas.microsoft.com/office/drawing/2016/5/12/chartex" xmlns:cx7="http://schemas.microsoft.com/office/drawing/2016/5/13/chartex" xmlns:cx8="http://schemas.microsoft.com/office/drawing/2016/5/14/chartex" xmlns:mc="http://schemas.openxmlformats.org/markup-compatibility/2006" xmlns:aink="http://schemas.microsoft.com/office/drawing/2016/ink" xmlns:am3d="http://schemas.microsoft.com/office/drawing/2017/model3d" xmlns:o="urn:schemas-microsoft-com:office:office" xmlns:oel="http://schemas.microsoft.com/office/2019/extlst" xmlns:r="http://schemas.openxmlformats.org/officeDocument/2006/relationships" xmlns:m="http://schemas.openxmlformats.org/officeDocument/2006/math" xmlns:v="urn:schemas-microsoft-com:vml" xmlns:wp14="http://schemas.microsoft.com/office/word/2010/wordprocessingDrawing" xmlns:wp="http://schemas.openxmlformats.org/drawingml/2006/wordprocessingDrawing" xmlns:w10="urn:schemas-microsoft-com:office:word" xmlns:w="http://schemas.openxmlformats.org/wordprocessingml/2006/main" xmlns:w14="http://schemas.microsoft.com/office/word/2010/wordml" xmlns:w15="http://schemas.microsoft.com/office/word/2012/wordml" xmlns:w16cex="http://schemas.microsoft.com/office/word/2018/wordml/cex" xmlns:w16cid="http://schemas.microsoft.com/office/word/2016/wordml/cid" xmlns:w16="http://schemas.microsoft.com/office/word/2018/wordml" xmlns:w16du="http://schemas.microsoft.com/office/word/2023/wordml/word16du" xmlns:w16sdtdh="http://schemas.microsoft.com/office/word/2020/wordml/sdtdatahash" xmlns:w16se="http://schemas.microsoft.com/office/word/2015/wordml/symex" xmlns:wpg="http://schemas.microsoft.com/office/word/2010/wordprocessingGroup" xmlns:wpi="http://schemas.microsoft.com/office/word/2010/wordprocessingInk" xmlns:wne="http://schemas.microsoft.com/office/word/2006/wordml" xmlns:wps="http://schemas.microsoft.com/office/word/2010/wordprocessingShape" mc:Ignorable="w14 w15 w16se w16cid w16 w16cex w16sdtdh w16du wp14">
+<w:document xmlns:wpc="http://schemas.microsoft.com/office/word/2010/wordprocessingCanvas" xmlns:cx="http://schemas.microsoft.com/office/drawing/2014/chartex" xmlns:cx1="http://schemas.microsoft.com/office/drawing/2015/9/8/chartex" xmlns:cx2="http://schemas.microsoft.com/office/drawing/2015/10/21/chartex" xmlns:cx3="http://schemas.microsoft.com/office/drawing/2016/5/9/chartex" xmlns:cx4="http://schemas.microsoft.com/office/drawing/2016/5/10/chartex" xmlns:cx5="http://schemas.microsoft.com/office/drawing/2016/5/11/chartex" xmlns:cx6="http://schemas.microsoft.com/office/drawing/2016/5/12/chartex" xmlns:cx7="http://schemas.microsoft.com/office/drawing/2016/5/13/chartex" xmlns:cx8="http://schemas.microsoft.com/office/drawing/2016/5/14/chartex" xmlns:mc="http://schemas.openxmlformats.org/markup-compatibility/2006" xmlns:aink="http://schemas.microsoft.com/office/drawing/2016/ink" xmlns:am3d="http://schemas.microsoft.com/office/drawing/2017/model3d" xmlns:o="urn:schemas-microsoft-com:office:office" xmlns:oel="http://schemas.microsoft.com/office/2019/extlst" xmlns:r="http://schemas.openxmlformats.org/officeDocument/2006/relationships" xmlns:m="http://schemas.openxmlformats.org/officeDocument/2006/math" xmlns:v="urn:schemas-microsoft-com:vml" xmlns:wp14="http://schemas.microsoft.com/office/word/2010/wordprocessingDrawing" xmlns:wp="http://schemas.openxmlformats.org/drawingml/2006/wordprocessingDrawing" xmlns:w10="urn:schemas-microsoft-com:office:word" xmlns:w="http://schemas.openxmlformats.org/wordprocessingml/2006/main" xmlns:w14="http://schemas.microsoft.com/office/word/2010/wordml" xmlns:w15="http://schemas.microsoft.com/office/word/2012/wordml" xmlns:w16cex="http://schemas.microsoft.com/office/word/2018/wordml/cex" xmlns:w16cid="http://schemas.microsoft.com/office/word/2016/wordml/cid" xmlns:w16="http://schemas.microsoft.com/office/word/2018/wordml" xmlns:w16du="http://schemas.microsoft.com/office/word/2023/wordml/word16du" xmlns:w16sdtdh="http://schemas.microsoft.com/office/word/2020/wordml/sdtdatahash" xmlns:w16sdtfl="http://schemas.microsoft.com/office/word/2024/wordml/sdtformatlock" xmlns:w16se="http://schemas.microsoft.com/office/word/2015/wordml/symex" xmlns:wpg="http://schemas.microsoft.com/office/word/2010/wordprocessingGroup" xmlns:wpi="http://schemas.microsoft.com/office/word/2010/wordprocessingInk" xmlns:wne="http://schemas.microsoft.com/office/word/2006/wordml" xmlns:wps="http://schemas.microsoft.com/office/word/2010/wordprocessingShape" mc:Ignorable="w14 w15 w16se w16cid w16 w16cex w16sdtdh w16sdtfl w16du wp14">
   <w:body>
     <w:p>
       <w:pPr>
@@ -276,43 +276,7 @@
           <w:sz w:val="28"/>
           <w:szCs w:val="28"/>
         </w:rPr>
-        <w:t xml:space="preserve"> Использование </w:t>
-      </w:r>
-      <w:proofErr w:type="spellStart"/>
-      <w:r>
-        <w:rPr>
-          <w:color w:val="000000"/>
-          <w:sz w:val="28"/>
-          <w:szCs w:val="28"/>
-        </w:rPr>
-        <w:t>ListView</w:t>
-      </w:r>
-      <w:proofErr w:type="spellEnd"/>
-      <w:r>
-        <w:rPr>
-          <w:color w:val="000000"/>
-          <w:sz w:val="28"/>
-          <w:szCs w:val="28"/>
-        </w:rPr>
-        <w:t xml:space="preserve"> и </w:t>
-      </w:r>
-      <w:proofErr w:type="spellStart"/>
-      <w:r>
-        <w:rPr>
-          <w:color w:val="000000"/>
-          <w:sz w:val="28"/>
-          <w:szCs w:val="28"/>
-        </w:rPr>
-        <w:t>ObservableCollection</w:t>
-      </w:r>
-      <w:proofErr w:type="spellEnd"/>
-      <w:r>
-        <w:rPr>
-          <w:color w:val="000000"/>
-          <w:sz w:val="28"/>
-          <w:szCs w:val="28"/>
-        </w:rPr>
-        <w:t>.</w:t>
+        <w:t xml:space="preserve"> Использование ListView и ObservableCollection.</w:t>
       </w:r>
     </w:p>
     <w:p>
@@ -403,35 +367,7 @@
           <w:sz w:val="28"/>
           <w:szCs w:val="28"/>
         </w:rPr>
-        <w:t xml:space="preserve"> Стиль: Светлая тема, заголовок &amp;</w:t>
-      </w:r>
-      <w:proofErr w:type="spellStart"/>
-      <w:proofErr w:type="gramStart"/>
-      <w:r>
-        <w:rPr>
-          <w:color w:val="000000"/>
-          <w:sz w:val="28"/>
-          <w:szCs w:val="28"/>
-        </w:rPr>
-        <w:t>quot;CRM</w:t>
-      </w:r>
-      <w:proofErr w:type="gramEnd"/>
-      <w:r>
-        <w:rPr>
-          <w:color w:val="000000"/>
-          <w:sz w:val="28"/>
-          <w:szCs w:val="28"/>
-        </w:rPr>
-        <w:t>&amp;quot</w:t>
-      </w:r>
-      <w:proofErr w:type="spellEnd"/>
-      <w:r>
-        <w:rPr>
-          <w:color w:val="000000"/>
-          <w:sz w:val="28"/>
-          <w:szCs w:val="28"/>
-        </w:rPr>
-        <w:t>;.</w:t>
+        <w:t xml:space="preserve"> Стиль: Светлая тема, заголовок &amp;quot;CRM&amp;quot;.</w:t>
       </w:r>
     </w:p>
     <w:p>
@@ -464,25 +400,7 @@
           <w:sz w:val="28"/>
           <w:szCs w:val="28"/>
         </w:rPr>
-        <w:t xml:space="preserve"> Элементы: </w:t>
-      </w:r>
-      <w:proofErr w:type="spellStart"/>
-      <w:r>
-        <w:rPr>
-          <w:color w:val="000000"/>
-          <w:sz w:val="28"/>
-          <w:szCs w:val="28"/>
-        </w:rPr>
-        <w:t>ListView</w:t>
-      </w:r>
-      <w:proofErr w:type="spellEnd"/>
-      <w:r>
-        <w:rPr>
-          <w:color w:val="000000"/>
-          <w:sz w:val="28"/>
-          <w:szCs w:val="28"/>
-        </w:rPr>
-        <w:t xml:space="preserve"> клиентов (ФИО, контакт), справа панель с</w:t>
+        <w:t xml:space="preserve"> Элементы: ListView клиентов (ФИО, контакт), справа панель с</w:t>
       </w:r>
     </w:p>
     <w:p>
@@ -637,7 +555,6 @@
           <w:color w:val="000000"/>
           <w:sz w:val="28"/>
           <w:szCs w:val="28"/>
-          <w:lang w:val="en-US"/>
         </w:rPr>
       </w:pPr>
       <w:r>
@@ -653,7 +570,6 @@
           <w:color w:val="000000"/>
           <w:sz w:val="28"/>
           <w:szCs w:val="28"/>
-          <w:lang w:val="en-US"/>
         </w:rPr>
         <w:t xml:space="preserve"> </w:t>
       </w:r>
@@ -670,7 +586,6 @@
           <w:color w:val="000000"/>
           <w:sz w:val="28"/>
           <w:szCs w:val="28"/>
-          <w:lang w:val="en-US"/>
         </w:rPr>
         <w:t>:</w:t>
       </w:r>
@@ -718,29 +633,7 @@
           <w:szCs w:val="28"/>
           <w:lang w:val="en-US"/>
         </w:rPr>
-        <w:t xml:space="preserve">using </w:t>
-      </w:r>
-      <w:proofErr w:type="spellStart"/>
-      <w:proofErr w:type="gramStart"/>
-      <w:r>
-        <w:rPr>
-          <w:color w:val="000000" w:themeColor="text1"/>
-          <w:sz w:val="28"/>
-          <w:szCs w:val="28"/>
-          <w:lang w:val="en-US"/>
-        </w:rPr>
-        <w:t>System.Collections.Generic</w:t>
-      </w:r>
-      <w:proofErr w:type="spellEnd"/>
-      <w:proofErr w:type="gramEnd"/>
-      <w:r>
-        <w:rPr>
-          <w:color w:val="000000" w:themeColor="text1"/>
-          <w:sz w:val="28"/>
-          <w:szCs w:val="28"/>
-          <w:lang w:val="en-US"/>
-        </w:rPr>
-        <w:t>;</w:t>
+        <w:t>using System.Collections.Generic;</w:t>
       </w:r>
     </w:p>
     <w:p>
@@ -763,27 +656,7 @@
           <w:szCs w:val="28"/>
           <w:lang w:val="en-US"/>
         </w:rPr>
-        <w:t xml:space="preserve">using </w:t>
-      </w:r>
-      <w:proofErr w:type="spellStart"/>
-      <w:r>
-        <w:rPr>
-          <w:color w:val="000000" w:themeColor="text1"/>
-          <w:sz w:val="28"/>
-          <w:szCs w:val="28"/>
-          <w:lang w:val="en-US"/>
-        </w:rPr>
-        <w:t>System.Linq</w:t>
-      </w:r>
-      <w:proofErr w:type="spellEnd"/>
-      <w:r>
-        <w:rPr>
-          <w:color w:val="000000" w:themeColor="text1"/>
-          <w:sz w:val="28"/>
-          <w:szCs w:val="28"/>
-          <w:lang w:val="en-US"/>
-        </w:rPr>
-        <w:t>;</w:t>
+        <w:t>using System.Linq;</w:t>
       </w:r>
     </w:p>
     <w:p>
@@ -806,27 +679,7 @@
           <w:szCs w:val="28"/>
           <w:lang w:val="en-US"/>
         </w:rPr>
-        <w:t xml:space="preserve">using </w:t>
-      </w:r>
-      <w:proofErr w:type="spellStart"/>
-      <w:r>
-        <w:rPr>
-          <w:color w:val="000000" w:themeColor="text1"/>
-          <w:sz w:val="28"/>
-          <w:szCs w:val="28"/>
-          <w:lang w:val="en-US"/>
-        </w:rPr>
-        <w:t>System.Text</w:t>
-      </w:r>
-      <w:proofErr w:type="spellEnd"/>
-      <w:r>
-        <w:rPr>
-          <w:color w:val="000000" w:themeColor="text1"/>
-          <w:sz w:val="28"/>
-          <w:szCs w:val="28"/>
-          <w:lang w:val="en-US"/>
-        </w:rPr>
-        <w:t>;</w:t>
+        <w:t>using System.Text;</w:t>
       </w:r>
     </w:p>
     <w:p>
@@ -849,29 +702,7 @@
           <w:szCs w:val="28"/>
           <w:lang w:val="en-US"/>
         </w:rPr>
-        <w:t xml:space="preserve">using </w:t>
-      </w:r>
-      <w:proofErr w:type="spellStart"/>
-      <w:proofErr w:type="gramStart"/>
-      <w:r>
-        <w:rPr>
-          <w:color w:val="000000" w:themeColor="text1"/>
-          <w:sz w:val="28"/>
-          <w:szCs w:val="28"/>
-          <w:lang w:val="en-US"/>
-        </w:rPr>
-        <w:t>System.Threading.Tasks</w:t>
-      </w:r>
-      <w:proofErr w:type="spellEnd"/>
-      <w:proofErr w:type="gramEnd"/>
-      <w:r>
-        <w:rPr>
-          <w:color w:val="000000" w:themeColor="text1"/>
-          <w:sz w:val="28"/>
-          <w:szCs w:val="28"/>
-          <w:lang w:val="en-US"/>
-        </w:rPr>
-        <w:t>;</w:t>
+        <w:t>using System.Threading.Tasks;</w:t>
       </w:r>
     </w:p>
     <w:p>
@@ -976,47 +807,7 @@
           <w:szCs w:val="28"/>
           <w:lang w:val="en-US"/>
         </w:rPr>
-        <w:t xml:space="preserve">        public string </w:t>
-      </w:r>
-      <w:proofErr w:type="spellStart"/>
-      <w:r>
-        <w:rPr>
-          <w:color w:val="000000" w:themeColor="text1"/>
-          <w:sz w:val="28"/>
-          <w:szCs w:val="28"/>
-          <w:lang w:val="en-US"/>
-        </w:rPr>
-        <w:t>FullName</w:t>
-      </w:r>
-      <w:proofErr w:type="spellEnd"/>
-      <w:r>
-        <w:rPr>
-          <w:color w:val="000000" w:themeColor="text1"/>
-          <w:sz w:val="28"/>
-          <w:szCs w:val="28"/>
-          <w:lang w:val="en-US"/>
-        </w:rPr>
-        <w:t xml:space="preserve"> </w:t>
-      </w:r>
-      <w:proofErr w:type="gramStart"/>
-      <w:r>
-        <w:rPr>
-          <w:color w:val="000000" w:themeColor="text1"/>
-          <w:sz w:val="28"/>
-          <w:szCs w:val="28"/>
-          <w:lang w:val="en-US"/>
-        </w:rPr>
-        <w:t>{ get</w:t>
-      </w:r>
-      <w:proofErr w:type="gramEnd"/>
-      <w:r>
-        <w:rPr>
-          <w:color w:val="000000" w:themeColor="text1"/>
-          <w:sz w:val="28"/>
-          <w:szCs w:val="28"/>
-          <w:lang w:val="en-US"/>
-        </w:rPr>
-        <w:t>; set; }</w:t>
+        <w:t xml:space="preserve">        public string FullName { get; set; }</w:t>
       </w:r>
     </w:p>
     <w:p>
@@ -1039,27 +830,7 @@
           <w:szCs w:val="28"/>
           <w:lang w:val="en-US"/>
         </w:rPr>
-        <w:t xml:space="preserve">        public string Contact </w:t>
-      </w:r>
-      <w:proofErr w:type="gramStart"/>
-      <w:r>
-        <w:rPr>
-          <w:color w:val="000000" w:themeColor="text1"/>
-          <w:sz w:val="28"/>
-          <w:szCs w:val="28"/>
-          <w:lang w:val="en-US"/>
-        </w:rPr>
-        <w:t>{ get</w:t>
-      </w:r>
-      <w:proofErr w:type="gramEnd"/>
-      <w:r>
-        <w:rPr>
-          <w:color w:val="000000" w:themeColor="text1"/>
-          <w:sz w:val="28"/>
-          <w:szCs w:val="28"/>
-          <w:lang w:val="en-US"/>
-        </w:rPr>
-        <w:t>; set; }</w:t>
+        <w:t xml:space="preserve">        public string Contact { get; set; }</w:t>
       </w:r>
     </w:p>
     <w:p>
@@ -1082,27 +853,7 @@
           <w:szCs w:val="28"/>
           <w:lang w:val="en-US"/>
         </w:rPr>
-        <w:t xml:space="preserve">        public string History </w:t>
-      </w:r>
-      <w:proofErr w:type="gramStart"/>
-      <w:r>
-        <w:rPr>
-          <w:color w:val="000000" w:themeColor="text1"/>
-          <w:sz w:val="28"/>
-          <w:szCs w:val="28"/>
-          <w:lang w:val="en-US"/>
-        </w:rPr>
-        <w:t>{ get</w:t>
-      </w:r>
-      <w:proofErr w:type="gramEnd"/>
-      <w:r>
-        <w:rPr>
-          <w:color w:val="000000" w:themeColor="text1"/>
-          <w:sz w:val="28"/>
-          <w:szCs w:val="28"/>
-          <w:lang w:val="en-US"/>
-        </w:rPr>
-        <w:t>; set; }</w:t>
+        <w:t xml:space="preserve">        public string History { get; set; }</w:t>
       </w:r>
     </w:p>
     <w:p>
@@ -1194,29 +945,7 @@
           <w:szCs w:val="28"/>
           <w:lang w:val="en-US"/>
         </w:rPr>
-        <w:t xml:space="preserve">using </w:t>
-      </w:r>
-      <w:proofErr w:type="spellStart"/>
-      <w:proofErr w:type="gramStart"/>
-      <w:r>
-        <w:rPr>
-          <w:color w:val="000000"/>
-          <w:sz w:val="28"/>
-          <w:szCs w:val="28"/>
-          <w:lang w:val="en-US"/>
-        </w:rPr>
-        <w:t>System.Collections.Generic</w:t>
-      </w:r>
-      <w:proofErr w:type="spellEnd"/>
-      <w:proofErr w:type="gramEnd"/>
-      <w:r>
-        <w:rPr>
-          <w:color w:val="000000"/>
-          <w:sz w:val="28"/>
-          <w:szCs w:val="28"/>
-          <w:lang w:val="en-US"/>
-        </w:rPr>
-        <w:t>;</w:t>
+        <w:t>using System.Collections.Generic;</w:t>
       </w:r>
     </w:p>
     <w:p>
@@ -1239,27 +968,7 @@
           <w:szCs w:val="28"/>
           <w:lang w:val="en-US"/>
         </w:rPr>
-        <w:t xml:space="preserve">using </w:t>
-      </w:r>
-      <w:proofErr w:type="spellStart"/>
-      <w:r>
-        <w:rPr>
-          <w:color w:val="000000"/>
-          <w:sz w:val="28"/>
-          <w:szCs w:val="28"/>
-          <w:lang w:val="en-US"/>
-        </w:rPr>
-        <w:t>System.Linq</w:t>
-      </w:r>
-      <w:proofErr w:type="spellEnd"/>
-      <w:r>
-        <w:rPr>
-          <w:color w:val="000000"/>
-          <w:sz w:val="28"/>
-          <w:szCs w:val="28"/>
-          <w:lang w:val="en-US"/>
-        </w:rPr>
-        <w:t>;</w:t>
+        <w:t>using System.Linq;</w:t>
       </w:r>
     </w:p>
     <w:p>
@@ -1282,27 +991,7 @@
           <w:szCs w:val="28"/>
           <w:lang w:val="en-US"/>
         </w:rPr>
-        <w:t xml:space="preserve">using </w:t>
-      </w:r>
-      <w:proofErr w:type="spellStart"/>
-      <w:r>
-        <w:rPr>
-          <w:color w:val="000000"/>
-          <w:sz w:val="28"/>
-          <w:szCs w:val="28"/>
-          <w:lang w:val="en-US"/>
-        </w:rPr>
-        <w:t>System.Text</w:t>
-      </w:r>
-      <w:proofErr w:type="spellEnd"/>
-      <w:r>
-        <w:rPr>
-          <w:color w:val="000000"/>
-          <w:sz w:val="28"/>
-          <w:szCs w:val="28"/>
-          <w:lang w:val="en-US"/>
-        </w:rPr>
-        <w:t>;</w:t>
+        <w:t>using System.Text;</w:t>
       </w:r>
     </w:p>
     <w:p>
@@ -1325,29 +1014,7 @@
           <w:szCs w:val="28"/>
           <w:lang w:val="en-US"/>
         </w:rPr>
-        <w:t xml:space="preserve">using </w:t>
-      </w:r>
-      <w:proofErr w:type="spellStart"/>
-      <w:proofErr w:type="gramStart"/>
-      <w:r>
-        <w:rPr>
-          <w:color w:val="000000"/>
-          <w:sz w:val="28"/>
-          <w:szCs w:val="28"/>
-          <w:lang w:val="en-US"/>
-        </w:rPr>
-        <w:t>System.Threading.Tasks</w:t>
-      </w:r>
-      <w:proofErr w:type="spellEnd"/>
-      <w:proofErr w:type="gramEnd"/>
-      <w:r>
-        <w:rPr>
-          <w:color w:val="000000"/>
-          <w:sz w:val="28"/>
-          <w:szCs w:val="28"/>
-          <w:lang w:val="en-US"/>
-        </w:rPr>
-        <w:t>;</w:t>
+        <w:t>using System.Threading.Tasks;</w:t>
       </w:r>
     </w:p>
     <w:p>
@@ -1370,29 +1037,7 @@
           <w:szCs w:val="28"/>
           <w:lang w:val="en-US"/>
         </w:rPr>
-        <w:t xml:space="preserve">using </w:t>
-      </w:r>
-      <w:proofErr w:type="spellStart"/>
-      <w:proofErr w:type="gramStart"/>
-      <w:r>
-        <w:rPr>
-          <w:color w:val="000000"/>
-          <w:sz w:val="28"/>
-          <w:szCs w:val="28"/>
-          <w:lang w:val="en-US"/>
-        </w:rPr>
-        <w:t>System.Collections.ObjectModel</w:t>
-      </w:r>
-      <w:proofErr w:type="spellEnd"/>
-      <w:proofErr w:type="gramEnd"/>
-      <w:r>
-        <w:rPr>
-          <w:color w:val="000000"/>
-          <w:sz w:val="28"/>
-          <w:szCs w:val="28"/>
-          <w:lang w:val="en-US"/>
-        </w:rPr>
-        <w:t>;</w:t>
+        <w:t>using System.Collections.ObjectModel;</w:t>
       </w:r>
     </w:p>
     <w:p>
@@ -1456,19 +1101,8 @@
           <w:szCs w:val="28"/>
           <w:lang w:val="en-US"/>
         </w:rPr>
-        <w:t xml:space="preserve">    public class </w:t>
-      </w:r>
-      <w:proofErr w:type="spellStart"/>
-      <w:r>
-        <w:rPr>
-          <w:color w:val="000000"/>
-          <w:sz w:val="28"/>
-          <w:szCs w:val="28"/>
-          <w:lang w:val="en-US"/>
-        </w:rPr>
-        <w:t>MainViewModel</w:t>
-      </w:r>
-      <w:proofErr w:type="spellEnd"/>
+        <w:t xml:space="preserve">    public class MainViewModel</w:t>
+      </w:r>
       <w:r>
         <w:rPr>
           <w:color w:val="000000"/>
@@ -1508,47 +1142,7 @@
           <w:szCs w:val="28"/>
           <w:lang w:val="en-US"/>
         </w:rPr>
-        <w:t xml:space="preserve">        public </w:t>
-      </w:r>
-      <w:proofErr w:type="spellStart"/>
-      <w:r>
-        <w:rPr>
-          <w:color w:val="000000"/>
-          <w:sz w:val="28"/>
-          <w:szCs w:val="28"/>
-          <w:lang w:val="en-US"/>
-        </w:rPr>
-        <w:t>ObservableCollection</w:t>
-      </w:r>
-      <w:proofErr w:type="spellEnd"/>
-      <w:r>
-        <w:rPr>
-          <w:color w:val="000000"/>
-          <w:sz w:val="28"/>
-          <w:szCs w:val="28"/>
-          <w:lang w:val="en-US"/>
-        </w:rPr>
-        <w:t xml:space="preserve">&lt;Client&gt; Clients </w:t>
-      </w:r>
-      <w:proofErr w:type="gramStart"/>
-      <w:r>
-        <w:rPr>
-          <w:color w:val="000000"/>
-          <w:sz w:val="28"/>
-          <w:szCs w:val="28"/>
-          <w:lang w:val="en-US"/>
-        </w:rPr>
-        <w:t>{ get</w:t>
-      </w:r>
-      <w:proofErr w:type="gramEnd"/>
-      <w:r>
-        <w:rPr>
-          <w:color w:val="000000"/>
-          <w:sz w:val="28"/>
-          <w:szCs w:val="28"/>
-          <w:lang w:val="en-US"/>
-        </w:rPr>
-        <w:t>; set; }</w:t>
+        <w:t xml:space="preserve">        public ObservableCollection&lt;Client&gt; Clients { get; set; }</w:t>
       </w:r>
     </w:p>
     <w:p>
@@ -1571,38 +1165,7 @@
           <w:szCs w:val="28"/>
           <w:lang w:val="en-US"/>
         </w:rPr>
-        <w:t xml:space="preserve">        public </w:t>
-      </w:r>
-      <w:proofErr w:type="spellStart"/>
-      <w:proofErr w:type="gramStart"/>
-      <w:r>
-        <w:rPr>
-          <w:color w:val="000000"/>
-          <w:sz w:val="28"/>
-          <w:szCs w:val="28"/>
-          <w:lang w:val="en-US"/>
-        </w:rPr>
-        <w:t>MainViewModel</w:t>
-      </w:r>
-      <w:proofErr w:type="spellEnd"/>
-      <w:r>
-        <w:rPr>
-          <w:color w:val="000000"/>
-          <w:sz w:val="28"/>
-          <w:szCs w:val="28"/>
-          <w:lang w:val="en-US"/>
-        </w:rPr>
-        <w:t>(</w:t>
-      </w:r>
-      <w:proofErr w:type="gramEnd"/>
-      <w:r>
-        <w:rPr>
-          <w:color w:val="000000"/>
-          <w:sz w:val="28"/>
-          <w:szCs w:val="28"/>
-          <w:lang w:val="en-US"/>
-        </w:rPr>
-        <w:t>)</w:t>
+        <w:t xml:space="preserve">        public MainViewModel()</w:t>
       </w:r>
       <w:r>
         <w:rPr>
@@ -1643,47 +1206,7 @@
           <w:szCs w:val="28"/>
           <w:lang w:val="en-US"/>
         </w:rPr>
-        <w:t xml:space="preserve">            Clients = new </w:t>
-      </w:r>
-      <w:proofErr w:type="spellStart"/>
-      <w:r>
-        <w:rPr>
-          <w:color w:val="000000"/>
-          <w:sz w:val="28"/>
-          <w:szCs w:val="28"/>
-          <w:lang w:val="en-US"/>
-        </w:rPr>
-        <w:t>ObservableCollection</w:t>
-      </w:r>
-      <w:proofErr w:type="spellEnd"/>
-      <w:r>
-        <w:rPr>
-          <w:color w:val="000000"/>
-          <w:sz w:val="28"/>
-          <w:szCs w:val="28"/>
-          <w:lang w:val="en-US"/>
-        </w:rPr>
-        <w:t>&lt;Client</w:t>
-      </w:r>
-      <w:proofErr w:type="gramStart"/>
-      <w:r>
-        <w:rPr>
-          <w:color w:val="000000"/>
-          <w:sz w:val="28"/>
-          <w:szCs w:val="28"/>
-          <w:lang w:val="en-US"/>
-        </w:rPr>
-        <w:t>&gt;(</w:t>
-      </w:r>
-      <w:proofErr w:type="gramEnd"/>
-      <w:r>
-        <w:rPr>
-          <w:color w:val="000000"/>
-          <w:sz w:val="28"/>
-          <w:szCs w:val="28"/>
-          <w:lang w:val="en-US"/>
-        </w:rPr>
-        <w:t>);</w:t>
+        <w:t xml:space="preserve">            Clients = new ObservableCollection&lt;Client&gt;();</w:t>
       </w:r>
     </w:p>
     <w:p>
@@ -1785,7 +1308,7 @@
           <w:szCs w:val="28"/>
           <w:lang w:val="en-US"/>
         </w:rPr>
-        <w:t>using System;</w:t>
+        <w:t>namespace Task01 {</w:t>
       </w:r>
     </w:p>
     <w:p>
@@ -1808,29 +1331,7 @@
           <w:szCs w:val="28"/>
           <w:lang w:val="en-US"/>
         </w:rPr>
-        <w:t xml:space="preserve">using </w:t>
-      </w:r>
-      <w:proofErr w:type="spellStart"/>
-      <w:proofErr w:type="gramStart"/>
-      <w:r>
-        <w:rPr>
-          <w:color w:val="000000"/>
-          <w:sz w:val="28"/>
-          <w:szCs w:val="28"/>
-          <w:lang w:val="en-US"/>
-        </w:rPr>
-        <w:t>System.Collections.Generic</w:t>
-      </w:r>
-      <w:proofErr w:type="spellEnd"/>
-      <w:proofErr w:type="gramEnd"/>
-      <w:r>
-        <w:rPr>
-          <w:color w:val="000000"/>
-          <w:sz w:val="28"/>
-          <w:szCs w:val="28"/>
-          <w:lang w:val="en-US"/>
-        </w:rPr>
-        <w:t>;</w:t>
+        <w:t xml:space="preserve">    public partial class MainWindow : Window {</w:t>
       </w:r>
     </w:p>
     <w:p>
@@ -1853,27 +1354,25 @@
           <w:szCs w:val="28"/>
           <w:lang w:val="en-US"/>
         </w:rPr>
-        <w:t xml:space="preserve">using </w:t>
-      </w:r>
-      <w:proofErr w:type="spellStart"/>
-      <w:r>
-        <w:rPr>
-          <w:color w:val="000000"/>
-          <w:sz w:val="28"/>
-          <w:szCs w:val="28"/>
-          <w:lang w:val="en-US"/>
-        </w:rPr>
-        <w:t>System.Linq</w:t>
-      </w:r>
-      <w:proofErr w:type="spellEnd"/>
-      <w:r>
-        <w:rPr>
-          <w:color w:val="000000"/>
-          <w:sz w:val="28"/>
-          <w:szCs w:val="28"/>
-          <w:lang w:val="en-US"/>
-        </w:rPr>
-        <w:t>;</w:t>
+        <w:t xml:space="preserve">        public MainWindow()</w:t>
+      </w:r>
+      <w:r>
+        <w:rPr>
+          <w:color w:val="000000"/>
+          <w:sz w:val="28"/>
+          <w:szCs w:val="28"/>
+          <w:lang w:val="en-US"/>
+        </w:rPr>
+        <w:t xml:space="preserve"> </w:t>
+      </w:r>
+      <w:r>
+        <w:rPr>
+          <w:color w:val="000000"/>
+          <w:sz w:val="28"/>
+          <w:szCs w:val="28"/>
+          <w:lang w:val="en-US"/>
+        </w:rPr>
+        <w:t>{</w:t>
       </w:r>
     </w:p>
     <w:p>
@@ -1896,27 +1395,7 @@
           <w:szCs w:val="28"/>
           <w:lang w:val="en-US"/>
         </w:rPr>
-        <w:t xml:space="preserve">using </w:t>
-      </w:r>
-      <w:proofErr w:type="spellStart"/>
-      <w:r>
-        <w:rPr>
-          <w:color w:val="000000"/>
-          <w:sz w:val="28"/>
-          <w:szCs w:val="28"/>
-          <w:lang w:val="en-US"/>
-        </w:rPr>
-        <w:t>System.Text</w:t>
-      </w:r>
-      <w:proofErr w:type="spellEnd"/>
-      <w:r>
-        <w:rPr>
-          <w:color w:val="000000"/>
-          <w:sz w:val="28"/>
-          <w:szCs w:val="28"/>
-          <w:lang w:val="en-US"/>
-        </w:rPr>
-        <w:t>;</w:t>
+        <w:t xml:space="preserve">            InitializeComponent();</w:t>
       </w:r>
     </w:p>
     <w:p>
@@ -1939,29 +1418,7 @@
           <w:szCs w:val="28"/>
           <w:lang w:val="en-US"/>
         </w:rPr>
-        <w:t xml:space="preserve">using </w:t>
-      </w:r>
-      <w:proofErr w:type="spellStart"/>
-      <w:proofErr w:type="gramStart"/>
-      <w:r>
-        <w:rPr>
-          <w:color w:val="000000"/>
-          <w:sz w:val="28"/>
-          <w:szCs w:val="28"/>
-          <w:lang w:val="en-US"/>
-        </w:rPr>
-        <w:t>System.Threading.Tasks</w:t>
-      </w:r>
-      <w:proofErr w:type="spellEnd"/>
-      <w:proofErr w:type="gramEnd"/>
-      <w:r>
-        <w:rPr>
-          <w:color w:val="000000"/>
-          <w:sz w:val="28"/>
-          <w:szCs w:val="28"/>
-          <w:lang w:val="en-US"/>
-        </w:rPr>
-        <w:t>;</w:t>
+        <w:t xml:space="preserve">            DataContext = new MainViewModel();</w:t>
       </w:r>
     </w:p>
     <w:p>
@@ -1984,27 +1441,7 @@
           <w:szCs w:val="28"/>
           <w:lang w:val="en-US"/>
         </w:rPr>
-        <w:t xml:space="preserve">using </w:t>
-      </w:r>
-      <w:proofErr w:type="spellStart"/>
-      <w:r>
-        <w:rPr>
-          <w:color w:val="000000"/>
-          <w:sz w:val="28"/>
-          <w:szCs w:val="28"/>
-          <w:lang w:val="en-US"/>
-        </w:rPr>
-        <w:t>System.Windows</w:t>
-      </w:r>
-      <w:proofErr w:type="spellEnd"/>
-      <w:r>
-        <w:rPr>
-          <w:color w:val="000000"/>
-          <w:sz w:val="28"/>
-          <w:szCs w:val="28"/>
-          <w:lang w:val="en-US"/>
-        </w:rPr>
-        <w:t>;</w:t>
+        <w:t xml:space="preserve">        }</w:t>
       </w:r>
     </w:p>
     <w:p>
@@ -2027,29 +1464,7 @@
           <w:szCs w:val="28"/>
           <w:lang w:val="en-US"/>
         </w:rPr>
-        <w:t xml:space="preserve">using </w:t>
-      </w:r>
-      <w:proofErr w:type="spellStart"/>
-      <w:proofErr w:type="gramStart"/>
-      <w:r>
-        <w:rPr>
-          <w:color w:val="000000"/>
-          <w:sz w:val="28"/>
-          <w:szCs w:val="28"/>
-          <w:lang w:val="en-US"/>
-        </w:rPr>
-        <w:t>System.Windows.Controls</w:t>
-      </w:r>
-      <w:proofErr w:type="spellEnd"/>
-      <w:proofErr w:type="gramEnd"/>
-      <w:r>
-        <w:rPr>
-          <w:color w:val="000000"/>
-          <w:sz w:val="28"/>
-          <w:szCs w:val="28"/>
-          <w:lang w:val="en-US"/>
-        </w:rPr>
-        <w:t>;</w:t>
+        <w:t xml:space="preserve">        private void AddClient_Click(object sender, RoutedEventArgs e) {</w:t>
       </w:r>
     </w:p>
     <w:p>
@@ -2072,29 +1487,7 @@
           <w:szCs w:val="28"/>
           <w:lang w:val="en-US"/>
         </w:rPr>
-        <w:t xml:space="preserve">using </w:t>
-      </w:r>
-      <w:proofErr w:type="spellStart"/>
-      <w:proofErr w:type="gramStart"/>
-      <w:r>
-        <w:rPr>
-          <w:color w:val="000000"/>
-          <w:sz w:val="28"/>
-          <w:szCs w:val="28"/>
-          <w:lang w:val="en-US"/>
-        </w:rPr>
-        <w:t>System.Windows.Data</w:t>
-      </w:r>
-      <w:proofErr w:type="spellEnd"/>
-      <w:proofErr w:type="gramEnd"/>
-      <w:r>
-        <w:rPr>
-          <w:color w:val="000000"/>
-          <w:sz w:val="28"/>
-          <w:szCs w:val="28"/>
-          <w:lang w:val="en-US"/>
-        </w:rPr>
-        <w:t>;</w:t>
+        <w:t xml:space="preserve">            AddClientWindow window = new AddClientWindow();</w:t>
       </w:r>
     </w:p>
     <w:p>
@@ -2117,29 +1510,25 @@
           <w:szCs w:val="28"/>
           <w:lang w:val="en-US"/>
         </w:rPr>
-        <w:t xml:space="preserve">using </w:t>
-      </w:r>
-      <w:proofErr w:type="spellStart"/>
-      <w:proofErr w:type="gramStart"/>
-      <w:r>
-        <w:rPr>
-          <w:color w:val="000000"/>
-          <w:sz w:val="28"/>
-          <w:szCs w:val="28"/>
-          <w:lang w:val="en-US"/>
-        </w:rPr>
-        <w:t>System.Windows.Documents</w:t>
-      </w:r>
-      <w:proofErr w:type="spellEnd"/>
-      <w:proofErr w:type="gramEnd"/>
-      <w:r>
-        <w:rPr>
-          <w:color w:val="000000"/>
-          <w:sz w:val="28"/>
-          <w:szCs w:val="28"/>
-          <w:lang w:val="en-US"/>
-        </w:rPr>
-        <w:t>;</w:t>
+        <w:t xml:space="preserve">            if (window.ShowDialog() == true)</w:t>
+      </w:r>
+      <w:r>
+        <w:rPr>
+          <w:color w:val="000000"/>
+          <w:sz w:val="28"/>
+          <w:szCs w:val="28"/>
+          <w:lang w:val="en-US"/>
+        </w:rPr>
+        <w:t xml:space="preserve"> </w:t>
+      </w:r>
+      <w:r>
+        <w:rPr>
+          <w:color w:val="000000"/>
+          <w:sz w:val="28"/>
+          <w:szCs w:val="28"/>
+          <w:lang w:val="en-US"/>
+        </w:rPr>
+        <w:t>{</w:t>
       </w:r>
     </w:p>
     <w:p>
@@ -2162,29 +1551,7 @@
           <w:szCs w:val="28"/>
           <w:lang w:val="en-US"/>
         </w:rPr>
-        <w:t xml:space="preserve">using </w:t>
-      </w:r>
-      <w:proofErr w:type="spellStart"/>
-      <w:proofErr w:type="gramStart"/>
-      <w:r>
-        <w:rPr>
-          <w:color w:val="000000"/>
-          <w:sz w:val="28"/>
-          <w:szCs w:val="28"/>
-          <w:lang w:val="en-US"/>
-        </w:rPr>
-        <w:t>System.Windows.Input</w:t>
-      </w:r>
-      <w:proofErr w:type="spellEnd"/>
-      <w:proofErr w:type="gramEnd"/>
-      <w:r>
-        <w:rPr>
-          <w:color w:val="000000"/>
-          <w:sz w:val="28"/>
-          <w:szCs w:val="28"/>
-          <w:lang w:val="en-US"/>
-        </w:rPr>
-        <w:t>;</w:t>
+        <w:t xml:space="preserve">                var vm = (MainViewModel)DataContext;</w:t>
       </w:r>
     </w:p>
     <w:p>
@@ -2207,29 +1574,7 @@
           <w:szCs w:val="28"/>
           <w:lang w:val="en-US"/>
         </w:rPr>
-        <w:t xml:space="preserve">using </w:t>
-      </w:r>
-      <w:proofErr w:type="spellStart"/>
-      <w:proofErr w:type="gramStart"/>
-      <w:r>
-        <w:rPr>
-          <w:color w:val="000000"/>
-          <w:sz w:val="28"/>
-          <w:szCs w:val="28"/>
-          <w:lang w:val="en-US"/>
-        </w:rPr>
-        <w:t>System.Windows.Media</w:t>
-      </w:r>
-      <w:proofErr w:type="spellEnd"/>
-      <w:proofErr w:type="gramEnd"/>
-      <w:r>
-        <w:rPr>
-          <w:color w:val="000000"/>
-          <w:sz w:val="28"/>
-          <w:szCs w:val="28"/>
-          <w:lang w:val="en-US"/>
-        </w:rPr>
-        <w:t>;</w:t>
+        <w:t xml:space="preserve">                vm.Clients.Add(window.NewClient);</w:t>
       </w:r>
     </w:p>
     <w:p>
@@ -2252,29 +1597,7 @@
           <w:szCs w:val="28"/>
           <w:lang w:val="en-US"/>
         </w:rPr>
-        <w:t xml:space="preserve">using </w:t>
-      </w:r>
-      <w:proofErr w:type="spellStart"/>
-      <w:proofErr w:type="gramStart"/>
-      <w:r>
-        <w:rPr>
-          <w:color w:val="000000"/>
-          <w:sz w:val="28"/>
-          <w:szCs w:val="28"/>
-          <w:lang w:val="en-US"/>
-        </w:rPr>
-        <w:t>System.Windows.Media.Imaging</w:t>
-      </w:r>
-      <w:proofErr w:type="spellEnd"/>
-      <w:proofErr w:type="gramEnd"/>
-      <w:r>
-        <w:rPr>
-          <w:color w:val="000000"/>
-          <w:sz w:val="28"/>
-          <w:szCs w:val="28"/>
-          <w:lang w:val="en-US"/>
-        </w:rPr>
-        <w:t>;</w:t>
+        <w:t xml:space="preserve">            }</w:t>
       </w:r>
     </w:p>
     <w:p>
@@ -2297,29 +1620,7 @@
           <w:szCs w:val="28"/>
           <w:lang w:val="en-US"/>
         </w:rPr>
-        <w:t xml:space="preserve">using </w:t>
-      </w:r>
-      <w:proofErr w:type="spellStart"/>
-      <w:proofErr w:type="gramStart"/>
-      <w:r>
-        <w:rPr>
-          <w:color w:val="000000"/>
-          <w:sz w:val="28"/>
-          <w:szCs w:val="28"/>
-          <w:lang w:val="en-US"/>
-        </w:rPr>
-        <w:t>System.Windows.Navigation</w:t>
-      </w:r>
-      <w:proofErr w:type="spellEnd"/>
-      <w:proofErr w:type="gramEnd"/>
-      <w:r>
-        <w:rPr>
-          <w:color w:val="000000"/>
-          <w:sz w:val="28"/>
-          <w:szCs w:val="28"/>
-          <w:lang w:val="en-US"/>
-        </w:rPr>
-        <w:t>;</w:t>
+        <w:t xml:space="preserve">        }</w:t>
       </w:r>
     </w:p>
     <w:p>
@@ -2342,29 +1643,7 @@
           <w:szCs w:val="28"/>
           <w:lang w:val="en-US"/>
         </w:rPr>
-        <w:t xml:space="preserve">using </w:t>
-      </w:r>
-      <w:proofErr w:type="spellStart"/>
-      <w:proofErr w:type="gramStart"/>
-      <w:r>
-        <w:rPr>
-          <w:color w:val="000000"/>
-          <w:sz w:val="28"/>
-          <w:szCs w:val="28"/>
-          <w:lang w:val="en-US"/>
-        </w:rPr>
-        <w:t>System.Windows.Shapes</w:t>
-      </w:r>
-      <w:proofErr w:type="spellEnd"/>
-      <w:proofErr w:type="gramEnd"/>
-      <w:r>
-        <w:rPr>
-          <w:color w:val="000000"/>
-          <w:sz w:val="28"/>
-          <w:szCs w:val="28"/>
-          <w:lang w:val="en-US"/>
-        </w:rPr>
-        <w:t>;</w:t>
+        <w:t xml:space="preserve">        private void EditClient_Click(object sender, RoutedEventArgs e) {</w:t>
       </w:r>
     </w:p>
     <w:p>
@@ -2387,25 +1666,7 @@
           <w:szCs w:val="28"/>
           <w:lang w:val="en-US"/>
         </w:rPr>
-        <w:t>namespace Task01</w:t>
-      </w:r>
-      <w:r>
-        <w:rPr>
-          <w:color w:val="000000"/>
-          <w:sz w:val="28"/>
-          <w:szCs w:val="28"/>
-          <w:lang w:val="en-US"/>
-        </w:rPr>
-        <w:t xml:space="preserve"> </w:t>
-      </w:r>
-      <w:r>
-        <w:rPr>
-          <w:color w:val="000000"/>
-          <w:sz w:val="28"/>
-          <w:szCs w:val="28"/>
-          <w:lang w:val="en-US"/>
-        </w:rPr>
-        <w:t>{</w:t>
+        <w:t xml:space="preserve">            if (ClientList.SelectedItem is Client selected) {</w:t>
       </w:r>
     </w:p>
     <w:p>
@@ -2428,56 +1689,7 @@
           <w:szCs w:val="28"/>
           <w:lang w:val="en-US"/>
         </w:rPr>
-        <w:t xml:space="preserve">    public partial class </w:t>
-      </w:r>
-      <w:proofErr w:type="spellStart"/>
-      <w:proofErr w:type="gramStart"/>
-      <w:r>
-        <w:rPr>
-          <w:color w:val="000000"/>
-          <w:sz w:val="28"/>
-          <w:szCs w:val="28"/>
-          <w:lang w:val="en-US"/>
-        </w:rPr>
-        <w:t>MainWindow</w:t>
-      </w:r>
-      <w:proofErr w:type="spellEnd"/>
-      <w:r>
-        <w:rPr>
-          <w:color w:val="000000"/>
-          <w:sz w:val="28"/>
-          <w:szCs w:val="28"/>
-          <w:lang w:val="en-US"/>
-        </w:rPr>
-        <w:t xml:space="preserve"> :</w:t>
-      </w:r>
-      <w:proofErr w:type="gramEnd"/>
-      <w:r>
-        <w:rPr>
-          <w:color w:val="000000"/>
-          <w:sz w:val="28"/>
-          <w:szCs w:val="28"/>
-          <w:lang w:val="en-US"/>
-        </w:rPr>
-        <w:t xml:space="preserve"> Window</w:t>
-      </w:r>
-      <w:r>
-        <w:rPr>
-          <w:color w:val="000000"/>
-          <w:sz w:val="28"/>
-          <w:szCs w:val="28"/>
-          <w:lang w:val="en-US"/>
-        </w:rPr>
-        <w:t xml:space="preserve"> </w:t>
-      </w:r>
-      <w:r>
-        <w:rPr>
-          <w:color w:val="000000"/>
-          <w:sz w:val="28"/>
-          <w:szCs w:val="28"/>
-          <w:lang w:val="en-US"/>
-        </w:rPr>
-        <w:t>{</w:t>
+        <w:t xml:space="preserve">                AddClientWindow window = new AddClientWindow();</w:t>
       </w:r>
     </w:p>
     <w:p>
@@ -2500,55 +1712,7 @@
           <w:szCs w:val="28"/>
           <w:lang w:val="en-US"/>
         </w:rPr>
-        <w:t xml:space="preserve">        public </w:t>
-      </w:r>
-      <w:proofErr w:type="spellStart"/>
-      <w:proofErr w:type="gramStart"/>
-      <w:r>
-        <w:rPr>
-          <w:color w:val="000000"/>
-          <w:sz w:val="28"/>
-          <w:szCs w:val="28"/>
-          <w:lang w:val="en-US"/>
-        </w:rPr>
-        <w:t>MainWindow</w:t>
-      </w:r>
-      <w:proofErr w:type="spellEnd"/>
-      <w:r>
-        <w:rPr>
-          <w:color w:val="000000"/>
-          <w:sz w:val="28"/>
-          <w:szCs w:val="28"/>
-          <w:lang w:val="en-US"/>
-        </w:rPr>
-        <w:t>(</w:t>
-      </w:r>
-      <w:proofErr w:type="gramEnd"/>
-      <w:r>
-        <w:rPr>
-          <w:color w:val="000000"/>
-          <w:sz w:val="28"/>
-          <w:szCs w:val="28"/>
-          <w:lang w:val="en-US"/>
-        </w:rPr>
-        <w:t>)</w:t>
-      </w:r>
-      <w:r>
-        <w:rPr>
-          <w:color w:val="000000"/>
-          <w:sz w:val="28"/>
-          <w:szCs w:val="28"/>
-        </w:rPr>
-        <w:t xml:space="preserve"> </w:t>
-      </w:r>
-      <w:r>
-        <w:rPr>
-          <w:color w:val="000000"/>
-          <w:sz w:val="28"/>
-          <w:szCs w:val="28"/>
-          <w:lang w:val="en-US"/>
-        </w:rPr>
-        <w:t>{</w:t>
+        <w:t xml:space="preserve">                window.NameBox.Text = selected.FullName;</w:t>
       </w:r>
     </w:p>
     <w:p>
@@ -2571,27 +1735,7 @@
           <w:szCs w:val="28"/>
           <w:lang w:val="en-US"/>
         </w:rPr>
-        <w:t xml:space="preserve">            </w:t>
-      </w:r>
-      <w:proofErr w:type="gramStart"/>
-      <w:r>
-        <w:rPr>
-          <w:color w:val="000000"/>
-          <w:sz w:val="28"/>
-          <w:szCs w:val="28"/>
-          <w:lang w:val="en-US"/>
-        </w:rPr>
-        <w:t>InitializeComponent(</w:t>
-      </w:r>
-      <w:proofErr w:type="gramEnd"/>
-      <w:r>
-        <w:rPr>
-          <w:color w:val="000000"/>
-          <w:sz w:val="28"/>
-          <w:szCs w:val="28"/>
-          <w:lang w:val="en-US"/>
-        </w:rPr>
-        <w:t>);</w:t>
+        <w:t xml:space="preserve">                window.ContactBox.Text = selected.Contact;</w:t>
       </w:r>
     </w:p>
     <w:p>
@@ -2614,58 +1758,7 @@
           <w:szCs w:val="28"/>
           <w:lang w:val="en-US"/>
         </w:rPr>
-        <w:t xml:space="preserve">            </w:t>
-      </w:r>
-      <w:proofErr w:type="spellStart"/>
-      <w:r>
-        <w:rPr>
-          <w:color w:val="000000"/>
-          <w:sz w:val="28"/>
-          <w:szCs w:val="28"/>
-          <w:lang w:val="en-US"/>
-        </w:rPr>
-        <w:t>DataContext</w:t>
-      </w:r>
-      <w:proofErr w:type="spellEnd"/>
-      <w:r>
-        <w:rPr>
-          <w:color w:val="000000"/>
-          <w:sz w:val="28"/>
-          <w:szCs w:val="28"/>
-          <w:lang w:val="en-US"/>
-        </w:rPr>
-        <w:t xml:space="preserve"> = new </w:t>
-      </w:r>
-      <w:proofErr w:type="spellStart"/>
-      <w:proofErr w:type="gramStart"/>
-      <w:r>
-        <w:rPr>
-          <w:color w:val="000000"/>
-          <w:sz w:val="28"/>
-          <w:szCs w:val="28"/>
-          <w:lang w:val="en-US"/>
-        </w:rPr>
-        <w:t>MainViewModel</w:t>
-      </w:r>
-      <w:proofErr w:type="spellEnd"/>
-      <w:r>
-        <w:rPr>
-          <w:color w:val="000000"/>
-          <w:sz w:val="28"/>
-          <w:szCs w:val="28"/>
-          <w:lang w:val="en-US"/>
-        </w:rPr>
-        <w:t>(</w:t>
-      </w:r>
-      <w:proofErr w:type="gramEnd"/>
-      <w:r>
-        <w:rPr>
-          <w:color w:val="000000"/>
-          <w:sz w:val="28"/>
-          <w:szCs w:val="28"/>
-          <w:lang w:val="en-US"/>
-        </w:rPr>
-        <w:t>);</w:t>
+        <w:t xml:space="preserve">                window.HistoryBox.Text = selected.History;</w:t>
       </w:r>
     </w:p>
     <w:p>
@@ -2681,15 +1774,6 @@
           <w:lang w:val="en-US"/>
         </w:rPr>
       </w:pPr>
-      <w:r>
-        <w:rPr>
-          <w:color w:val="000000"/>
-          <w:sz w:val="28"/>
-          <w:szCs w:val="28"/>
-          <w:lang w:val="en-US"/>
-        </w:rPr>
-        <w:t xml:space="preserve">        }</w:t>
-      </w:r>
     </w:p>
     <w:p>
       <w:pPr>
@@ -2711,67 +1795,7 @@
           <w:szCs w:val="28"/>
           <w:lang w:val="en-US"/>
         </w:rPr>
-        <w:t xml:space="preserve">        private void </w:t>
-      </w:r>
-      <w:proofErr w:type="spellStart"/>
-      <w:r>
-        <w:rPr>
-          <w:color w:val="000000"/>
-          <w:sz w:val="28"/>
-          <w:szCs w:val="28"/>
-          <w:lang w:val="en-US"/>
-        </w:rPr>
-        <w:t>AddClient_</w:t>
-      </w:r>
-      <w:proofErr w:type="gramStart"/>
-      <w:r>
-        <w:rPr>
-          <w:color w:val="000000"/>
-          <w:sz w:val="28"/>
-          <w:szCs w:val="28"/>
-          <w:lang w:val="en-US"/>
-        </w:rPr>
-        <w:t>Click</w:t>
-      </w:r>
-      <w:proofErr w:type="spellEnd"/>
-      <w:r>
-        <w:rPr>
-          <w:color w:val="000000"/>
-          <w:sz w:val="28"/>
-          <w:szCs w:val="28"/>
-          <w:lang w:val="en-US"/>
-        </w:rPr>
-        <w:t>(</w:t>
-      </w:r>
-      <w:proofErr w:type="gramEnd"/>
-      <w:r>
-        <w:rPr>
-          <w:color w:val="000000"/>
-          <w:sz w:val="28"/>
-          <w:szCs w:val="28"/>
-          <w:lang w:val="en-US"/>
-        </w:rPr>
-        <w:t xml:space="preserve">object sender, </w:t>
-      </w:r>
-      <w:proofErr w:type="spellStart"/>
-      <w:r>
-        <w:rPr>
-          <w:color w:val="000000"/>
-          <w:sz w:val="28"/>
-          <w:szCs w:val="28"/>
-          <w:lang w:val="en-US"/>
-        </w:rPr>
-        <w:t>RoutedEventArgs</w:t>
-      </w:r>
-      <w:proofErr w:type="spellEnd"/>
-      <w:r>
-        <w:rPr>
-          <w:color w:val="000000"/>
-          <w:sz w:val="28"/>
-          <w:szCs w:val="28"/>
-          <w:lang w:val="en-US"/>
-        </w:rPr>
-        <w:t xml:space="preserve"> e)</w:t>
+        <w:t xml:space="preserve">                if (window.ShowDialog() == true)</w:t>
       </w:r>
       <w:r>
         <w:rPr>
@@ -2812,58 +1836,7 @@
           <w:szCs w:val="28"/>
           <w:lang w:val="en-US"/>
         </w:rPr>
-        <w:t xml:space="preserve">            </w:t>
-      </w:r>
-      <w:proofErr w:type="spellStart"/>
-      <w:r>
-        <w:rPr>
-          <w:color w:val="000000"/>
-          <w:sz w:val="28"/>
-          <w:szCs w:val="28"/>
-          <w:lang w:val="en-US"/>
-        </w:rPr>
-        <w:t>AddClientWindow</w:t>
-      </w:r>
-      <w:proofErr w:type="spellEnd"/>
-      <w:r>
-        <w:rPr>
-          <w:color w:val="000000"/>
-          <w:sz w:val="28"/>
-          <w:szCs w:val="28"/>
-          <w:lang w:val="en-US"/>
-        </w:rPr>
-        <w:t xml:space="preserve"> window = new </w:t>
-      </w:r>
-      <w:proofErr w:type="spellStart"/>
-      <w:proofErr w:type="gramStart"/>
-      <w:r>
-        <w:rPr>
-          <w:color w:val="000000"/>
-          <w:sz w:val="28"/>
-          <w:szCs w:val="28"/>
-          <w:lang w:val="en-US"/>
-        </w:rPr>
-        <w:t>AddClientWindow</w:t>
-      </w:r>
-      <w:proofErr w:type="spellEnd"/>
-      <w:r>
-        <w:rPr>
-          <w:color w:val="000000"/>
-          <w:sz w:val="28"/>
-          <w:szCs w:val="28"/>
-          <w:lang w:val="en-US"/>
-        </w:rPr>
-        <w:t>(</w:t>
-      </w:r>
-      <w:proofErr w:type="gramEnd"/>
-      <w:r>
-        <w:rPr>
-          <w:color w:val="000000"/>
-          <w:sz w:val="28"/>
-          <w:szCs w:val="28"/>
-          <w:lang w:val="en-US"/>
-        </w:rPr>
-        <w:t>);</w:t>
+        <w:t xml:space="preserve">                    selected.FullName = window.NewClient.FullName;</w:t>
       </w:r>
     </w:p>
     <w:p>
@@ -2886,46 +1859,7 @@
           <w:szCs w:val="28"/>
           <w:lang w:val="en-US"/>
         </w:rPr>
-        <w:t xml:space="preserve">            if (</w:t>
-      </w:r>
-      <w:proofErr w:type="spellStart"/>
-      <w:proofErr w:type="gramStart"/>
-      <w:r>
-        <w:rPr>
-          <w:color w:val="000000"/>
-          <w:sz w:val="28"/>
-          <w:szCs w:val="28"/>
-          <w:lang w:val="en-US"/>
-        </w:rPr>
-        <w:t>window.ShowDialog</w:t>
-      </w:r>
-      <w:proofErr w:type="spellEnd"/>
-      <w:proofErr w:type="gramEnd"/>
-      <w:r>
-        <w:rPr>
-          <w:color w:val="000000"/>
-          <w:sz w:val="28"/>
-          <w:szCs w:val="28"/>
-          <w:lang w:val="en-US"/>
-        </w:rPr>
-        <w:t>() == true)</w:t>
-      </w:r>
-      <w:r>
-        <w:rPr>
-          <w:color w:val="000000"/>
-          <w:sz w:val="28"/>
-          <w:szCs w:val="28"/>
-        </w:rPr>
-        <w:t xml:space="preserve"> </w:t>
-      </w:r>
-      <w:r>
-        <w:rPr>
-          <w:color w:val="000000"/>
-          <w:sz w:val="28"/>
-          <w:szCs w:val="28"/>
-          <w:lang w:val="en-US"/>
-        </w:rPr>
-        <w:t>{</w:t>
+        <w:t xml:space="preserve">                    selected.Contact = window.NewClient.Contact;</w:t>
       </w:r>
     </w:p>
     <w:p>
@@ -2948,67 +1882,7 @@
           <w:szCs w:val="28"/>
           <w:lang w:val="en-US"/>
         </w:rPr>
-        <w:t xml:space="preserve">                var </w:t>
-      </w:r>
-      <w:proofErr w:type="spellStart"/>
-      <w:r>
-        <w:rPr>
-          <w:color w:val="000000"/>
-          <w:sz w:val="28"/>
-          <w:szCs w:val="28"/>
-          <w:lang w:val="en-US"/>
-        </w:rPr>
-        <w:t>vm</w:t>
-      </w:r>
-      <w:proofErr w:type="spellEnd"/>
-      <w:r>
-        <w:rPr>
-          <w:color w:val="000000"/>
-          <w:sz w:val="28"/>
-          <w:szCs w:val="28"/>
-          <w:lang w:val="en-US"/>
-        </w:rPr>
-        <w:t xml:space="preserve"> = (</w:t>
-      </w:r>
-      <w:proofErr w:type="spellStart"/>
-      <w:r>
-        <w:rPr>
-          <w:color w:val="000000"/>
-          <w:sz w:val="28"/>
-          <w:szCs w:val="28"/>
-          <w:lang w:val="en-US"/>
-        </w:rPr>
-        <w:t>MainViewModel</w:t>
-      </w:r>
-      <w:proofErr w:type="spellEnd"/>
-      <w:r>
-        <w:rPr>
-          <w:color w:val="000000"/>
-          <w:sz w:val="28"/>
-          <w:szCs w:val="28"/>
-          <w:lang w:val="en-US"/>
-        </w:rPr>
-        <w:t>)</w:t>
-      </w:r>
-      <w:proofErr w:type="spellStart"/>
-      <w:r>
-        <w:rPr>
-          <w:color w:val="000000"/>
-          <w:sz w:val="28"/>
-          <w:szCs w:val="28"/>
-          <w:lang w:val="en-US"/>
-        </w:rPr>
-        <w:t>DataContext</w:t>
-      </w:r>
-      <w:proofErr w:type="spellEnd"/>
-      <w:r>
-        <w:rPr>
-          <w:color w:val="000000"/>
-          <w:sz w:val="28"/>
-          <w:szCs w:val="28"/>
-          <w:lang w:val="en-US"/>
-        </w:rPr>
-        <w:t>;</w:t>
+        <w:t xml:space="preserve">                    selected.History = window.NewClient.History;</w:t>
       </w:r>
     </w:p>
     <w:p>
@@ -3031,49 +1905,7 @@
           <w:szCs w:val="28"/>
           <w:lang w:val="en-US"/>
         </w:rPr>
-        <w:t xml:space="preserve">                </w:t>
-      </w:r>
-      <w:proofErr w:type="spellStart"/>
-      <w:proofErr w:type="gramStart"/>
-      <w:r>
-        <w:rPr>
-          <w:color w:val="000000"/>
-          <w:sz w:val="28"/>
-          <w:szCs w:val="28"/>
-          <w:lang w:val="en-US"/>
-        </w:rPr>
-        <w:t>vm.Clients.Add</w:t>
-      </w:r>
-      <w:proofErr w:type="spellEnd"/>
-      <w:proofErr w:type="gramEnd"/>
-      <w:r>
-        <w:rPr>
-          <w:color w:val="000000"/>
-          <w:sz w:val="28"/>
-          <w:szCs w:val="28"/>
-          <w:lang w:val="en-US"/>
-        </w:rPr>
-        <w:t>(</w:t>
-      </w:r>
-      <w:proofErr w:type="spellStart"/>
-      <w:r>
-        <w:rPr>
-          <w:color w:val="000000"/>
-          <w:sz w:val="28"/>
-          <w:szCs w:val="28"/>
-          <w:lang w:val="en-US"/>
-        </w:rPr>
-        <w:t>window.NewClient</w:t>
-      </w:r>
-      <w:proofErr w:type="spellEnd"/>
-      <w:r>
-        <w:rPr>
-          <w:color w:val="000000"/>
-          <w:sz w:val="28"/>
-          <w:szCs w:val="28"/>
-          <w:lang w:val="en-US"/>
-        </w:rPr>
-        <w:t>);</w:t>
+        <w:t xml:space="preserve">                    ClientList.Items.Refresh();</w:t>
       </w:r>
     </w:p>
     <w:p>
@@ -3096,7 +1928,7 @@
           <w:szCs w:val="28"/>
           <w:lang w:val="en-US"/>
         </w:rPr>
-        <w:t xml:space="preserve">            }</w:t>
+        <w:t xml:space="preserve">                }</w:t>
       </w:r>
     </w:p>
     <w:p>
@@ -3119,7 +1951,7 @@
           <w:szCs w:val="28"/>
           <w:lang w:val="en-US"/>
         </w:rPr>
-        <w:t xml:space="preserve">        }</w:t>
+        <w:t xml:space="preserve">            }</w:t>
       </w:r>
     </w:p>
     <w:p>
@@ -3142,67 +1974,25 @@
           <w:szCs w:val="28"/>
           <w:lang w:val="en-US"/>
         </w:rPr>
-        <w:t xml:space="preserve">        private void </w:t>
-      </w:r>
-      <w:proofErr w:type="spellStart"/>
-      <w:r>
-        <w:rPr>
-          <w:color w:val="000000"/>
-          <w:sz w:val="28"/>
-          <w:szCs w:val="28"/>
-          <w:lang w:val="en-US"/>
-        </w:rPr>
-        <w:t>EditClient_</w:t>
-      </w:r>
-      <w:proofErr w:type="gramStart"/>
-      <w:r>
-        <w:rPr>
-          <w:color w:val="000000"/>
-          <w:sz w:val="28"/>
-          <w:szCs w:val="28"/>
-          <w:lang w:val="en-US"/>
-        </w:rPr>
-        <w:t>Click</w:t>
-      </w:r>
-      <w:proofErr w:type="spellEnd"/>
-      <w:r>
-        <w:rPr>
-          <w:color w:val="000000"/>
-          <w:sz w:val="28"/>
-          <w:szCs w:val="28"/>
-          <w:lang w:val="en-US"/>
-        </w:rPr>
-        <w:t>(</w:t>
-      </w:r>
-      <w:proofErr w:type="gramEnd"/>
-      <w:r>
-        <w:rPr>
-          <w:color w:val="000000"/>
-          <w:sz w:val="28"/>
-          <w:szCs w:val="28"/>
-          <w:lang w:val="en-US"/>
-        </w:rPr>
-        <w:t xml:space="preserve">object sender, </w:t>
-      </w:r>
-      <w:proofErr w:type="spellStart"/>
-      <w:r>
-        <w:rPr>
-          <w:color w:val="000000"/>
-          <w:sz w:val="28"/>
-          <w:szCs w:val="28"/>
-          <w:lang w:val="en-US"/>
-        </w:rPr>
-        <w:t>RoutedEventArgs</w:t>
-      </w:r>
-      <w:proofErr w:type="spellEnd"/>
-      <w:r>
-        <w:rPr>
-          <w:color w:val="000000"/>
-          <w:sz w:val="28"/>
-          <w:szCs w:val="28"/>
-          <w:lang w:val="en-US"/>
-        </w:rPr>
-        <w:t xml:space="preserve"> e)</w:t>
+        <w:t xml:space="preserve">            </w:t>
+      </w:r>
+      <w:r>
+        <w:rPr>
+          <w:color w:val="000000"/>
+          <w:sz w:val="28"/>
+          <w:szCs w:val="28"/>
+          <w:lang w:val="en-US"/>
+        </w:rPr>
+        <w:t>e</w:t>
+      </w:r>
+      <w:r>
+        <w:rPr>
+          <w:color w:val="000000"/>
+          <w:sz w:val="28"/>
+          <w:szCs w:val="28"/>
+          <w:lang w:val="en-US"/>
+        </w:rPr>
+        <w:t>lse</w:t>
       </w:r>
       <w:r>
         <w:rPr>
@@ -3243,27 +2033,15 @@
           <w:szCs w:val="28"/>
           <w:lang w:val="en-US"/>
         </w:rPr>
-        <w:t xml:space="preserve">            if (</w:t>
-      </w:r>
-      <w:proofErr w:type="spellStart"/>
-      <w:r>
-        <w:rPr>
-          <w:color w:val="000000"/>
-          <w:sz w:val="28"/>
-          <w:szCs w:val="28"/>
-          <w:lang w:val="en-US"/>
-        </w:rPr>
-        <w:t>ClientList.SelectedItem</w:t>
-      </w:r>
-      <w:proofErr w:type="spellEnd"/>
-      <w:r>
-        <w:rPr>
-          <w:color w:val="000000"/>
-          <w:sz w:val="28"/>
-          <w:szCs w:val="28"/>
-          <w:lang w:val="en-US"/>
-        </w:rPr>
-        <w:t xml:space="preserve"> is Client selected)</w:t>
+        <w:t xml:space="preserve">                MessageBox.Show("</w:t>
+      </w:r>
+      <w:r>
+        <w:rPr>
+          <w:color w:val="000000"/>
+          <w:sz w:val="28"/>
+          <w:szCs w:val="28"/>
+        </w:rPr>
+        <w:t>Выберите</w:t>
       </w:r>
       <w:r>
         <w:rPr>
@@ -3279,9 +2057,17 @@
           <w:color w:val="000000"/>
           <w:sz w:val="28"/>
           <w:szCs w:val="28"/>
-          <w:lang w:val="en-US"/>
-        </w:rPr>
-        <w:t>{</w:t>
+        </w:rPr>
+        <w:t>клиента</w:t>
+      </w:r>
+      <w:r>
+        <w:rPr>
+          <w:color w:val="000000"/>
+          <w:sz w:val="28"/>
+          <w:szCs w:val="28"/>
+          <w:lang w:val="en-US"/>
+        </w:rPr>
+        <w:t>");</w:t>
       </w:r>
     </w:p>
     <w:p>
@@ -3304,58 +2090,7 @@
           <w:szCs w:val="28"/>
           <w:lang w:val="en-US"/>
         </w:rPr>
-        <w:t xml:space="preserve">                </w:t>
-      </w:r>
-      <w:proofErr w:type="spellStart"/>
-      <w:r>
-        <w:rPr>
-          <w:color w:val="000000"/>
-          <w:sz w:val="28"/>
-          <w:szCs w:val="28"/>
-          <w:lang w:val="en-US"/>
-        </w:rPr>
-        <w:t>AddClientWindow</w:t>
-      </w:r>
-      <w:proofErr w:type="spellEnd"/>
-      <w:r>
-        <w:rPr>
-          <w:color w:val="000000"/>
-          <w:sz w:val="28"/>
-          <w:szCs w:val="28"/>
-          <w:lang w:val="en-US"/>
-        </w:rPr>
-        <w:t xml:space="preserve"> window = new </w:t>
-      </w:r>
-      <w:proofErr w:type="spellStart"/>
-      <w:proofErr w:type="gramStart"/>
-      <w:r>
-        <w:rPr>
-          <w:color w:val="000000"/>
-          <w:sz w:val="28"/>
-          <w:szCs w:val="28"/>
-          <w:lang w:val="en-US"/>
-        </w:rPr>
-        <w:t>AddClientWindow</w:t>
-      </w:r>
-      <w:proofErr w:type="spellEnd"/>
-      <w:r>
-        <w:rPr>
-          <w:color w:val="000000"/>
-          <w:sz w:val="28"/>
-          <w:szCs w:val="28"/>
-          <w:lang w:val="en-US"/>
-        </w:rPr>
-        <w:t>(</w:t>
-      </w:r>
-      <w:proofErr w:type="gramEnd"/>
-      <w:r>
-        <w:rPr>
-          <w:color w:val="000000"/>
-          <w:sz w:val="28"/>
-          <w:szCs w:val="28"/>
-          <w:lang w:val="en-US"/>
-        </w:rPr>
-        <w:t>);</w:t>
+        <w:t xml:space="preserve">            }</w:t>
       </w:r>
     </w:p>
     <w:p>
@@ -3378,49 +2113,7 @@
           <w:szCs w:val="28"/>
           <w:lang w:val="en-US"/>
         </w:rPr>
-        <w:t xml:space="preserve">                </w:t>
-      </w:r>
-      <w:proofErr w:type="spellStart"/>
-      <w:proofErr w:type="gramStart"/>
-      <w:r>
-        <w:rPr>
-          <w:color w:val="000000"/>
-          <w:sz w:val="28"/>
-          <w:szCs w:val="28"/>
-          <w:lang w:val="en-US"/>
-        </w:rPr>
-        <w:t>window.NameBox.Text</w:t>
-      </w:r>
-      <w:proofErr w:type="spellEnd"/>
-      <w:proofErr w:type="gramEnd"/>
-      <w:r>
-        <w:rPr>
-          <w:color w:val="000000"/>
-          <w:sz w:val="28"/>
-          <w:szCs w:val="28"/>
-          <w:lang w:val="en-US"/>
-        </w:rPr>
-        <w:t xml:space="preserve"> = </w:t>
-      </w:r>
-      <w:proofErr w:type="spellStart"/>
-      <w:r>
-        <w:rPr>
-          <w:color w:val="000000"/>
-          <w:sz w:val="28"/>
-          <w:szCs w:val="28"/>
-          <w:lang w:val="en-US"/>
-        </w:rPr>
-        <w:t>selected.FullName</w:t>
-      </w:r>
-      <w:proofErr w:type="spellEnd"/>
-      <w:r>
-        <w:rPr>
-          <w:color w:val="000000"/>
-          <w:sz w:val="28"/>
-          <w:szCs w:val="28"/>
-          <w:lang w:val="en-US"/>
-        </w:rPr>
-        <w:t>;</w:t>
+        <w:t xml:space="preserve">        }</w:t>
       </w:r>
     </w:p>
     <w:p>
@@ -3443,49 +2136,25 @@
           <w:szCs w:val="28"/>
           <w:lang w:val="en-US"/>
         </w:rPr>
-        <w:t xml:space="preserve">                </w:t>
-      </w:r>
-      <w:proofErr w:type="spellStart"/>
-      <w:proofErr w:type="gramStart"/>
-      <w:r>
-        <w:rPr>
-          <w:color w:val="000000"/>
-          <w:sz w:val="28"/>
-          <w:szCs w:val="28"/>
-          <w:lang w:val="en-US"/>
-        </w:rPr>
-        <w:t>window.ContactBox.Text</w:t>
-      </w:r>
-      <w:proofErr w:type="spellEnd"/>
-      <w:proofErr w:type="gramEnd"/>
-      <w:r>
-        <w:rPr>
-          <w:color w:val="000000"/>
-          <w:sz w:val="28"/>
-          <w:szCs w:val="28"/>
-          <w:lang w:val="en-US"/>
-        </w:rPr>
-        <w:t xml:space="preserve"> = </w:t>
-      </w:r>
-      <w:proofErr w:type="spellStart"/>
-      <w:r>
-        <w:rPr>
-          <w:color w:val="000000"/>
-          <w:sz w:val="28"/>
-          <w:szCs w:val="28"/>
-          <w:lang w:val="en-US"/>
-        </w:rPr>
-        <w:t>selected.Contact</w:t>
-      </w:r>
-      <w:proofErr w:type="spellEnd"/>
-      <w:r>
-        <w:rPr>
-          <w:color w:val="000000"/>
-          <w:sz w:val="28"/>
-          <w:szCs w:val="28"/>
-          <w:lang w:val="en-US"/>
-        </w:rPr>
-        <w:t>;</w:t>
+        <w:t xml:space="preserve">        private void DeleteClient_Click(object sender, RoutedEventArgs e)</w:t>
+      </w:r>
+      <w:r>
+        <w:rPr>
+          <w:color w:val="000000"/>
+          <w:sz w:val="28"/>
+          <w:szCs w:val="28"/>
+          <w:lang w:val="en-US"/>
+        </w:rPr>
+        <w:t xml:space="preserve"> </w:t>
+      </w:r>
+      <w:r>
+        <w:rPr>
+          <w:color w:val="000000"/>
+          <w:sz w:val="28"/>
+          <w:szCs w:val="28"/>
+          <w:lang w:val="en-US"/>
+        </w:rPr>
+        <w:t>{</w:t>
       </w:r>
     </w:p>
     <w:p>
@@ -3508,49 +2177,7 @@
           <w:szCs w:val="28"/>
           <w:lang w:val="en-US"/>
         </w:rPr>
-        <w:t xml:space="preserve">                </w:t>
-      </w:r>
-      <w:proofErr w:type="spellStart"/>
-      <w:proofErr w:type="gramStart"/>
-      <w:r>
-        <w:rPr>
-          <w:color w:val="000000"/>
-          <w:sz w:val="28"/>
-          <w:szCs w:val="28"/>
-          <w:lang w:val="en-US"/>
-        </w:rPr>
-        <w:t>window.HistoryBox.Text</w:t>
-      </w:r>
-      <w:proofErr w:type="spellEnd"/>
-      <w:proofErr w:type="gramEnd"/>
-      <w:r>
-        <w:rPr>
-          <w:color w:val="000000"/>
-          <w:sz w:val="28"/>
-          <w:szCs w:val="28"/>
-          <w:lang w:val="en-US"/>
-        </w:rPr>
-        <w:t xml:space="preserve"> = </w:t>
-      </w:r>
-      <w:proofErr w:type="spellStart"/>
-      <w:r>
-        <w:rPr>
-          <w:color w:val="000000"/>
-          <w:sz w:val="28"/>
-          <w:szCs w:val="28"/>
-          <w:lang w:val="en-US"/>
-        </w:rPr>
-        <w:t>selected.History</w:t>
-      </w:r>
-      <w:proofErr w:type="spellEnd"/>
-      <w:r>
-        <w:rPr>
-          <w:color w:val="000000"/>
-          <w:sz w:val="28"/>
-          <w:szCs w:val="28"/>
-          <w:lang w:val="en-US"/>
-        </w:rPr>
-        <w:t>;</w:t>
+        <w:t xml:space="preserve">            var vm = (MainViewModel)DataContext;</w:t>
       </w:r>
     </w:p>
     <w:p>
@@ -3566,6 +2193,33 @@
           <w:lang w:val="en-US"/>
         </w:rPr>
       </w:pPr>
+      <w:r>
+        <w:rPr>
+          <w:color w:val="000000"/>
+          <w:sz w:val="28"/>
+          <w:szCs w:val="28"/>
+          <w:lang w:val="en-US"/>
+        </w:rPr>
+        <w:t xml:space="preserve">            if (ClientList.SelectedItem is Client selected)</w:t>
+      </w:r>
+      <w:r>
+        <w:rPr>
+          <w:color w:val="000000"/>
+          <w:sz w:val="28"/>
+          <w:szCs w:val="28"/>
+          <w:lang w:val="en-US"/>
+        </w:rPr>
+        <w:t xml:space="preserve"> </w:t>
+      </w:r>
+      <w:r>
+        <w:rPr>
+          <w:color w:val="000000"/>
+          <w:sz w:val="28"/>
+          <w:szCs w:val="28"/>
+          <w:lang w:val="en-US"/>
+        </w:rPr>
+        <w:t>{</w:t>
+      </w:r>
     </w:p>
     <w:p>
       <w:pPr>
@@ -3587,46 +2241,7 @@
           <w:szCs w:val="28"/>
           <w:lang w:val="en-US"/>
         </w:rPr>
-        <w:t xml:space="preserve">                if (</w:t>
-      </w:r>
-      <w:proofErr w:type="spellStart"/>
-      <w:proofErr w:type="gramStart"/>
-      <w:r>
-        <w:rPr>
-          <w:color w:val="000000"/>
-          <w:sz w:val="28"/>
-          <w:szCs w:val="28"/>
-          <w:lang w:val="en-US"/>
-        </w:rPr>
-        <w:t>window.ShowDialog</w:t>
-      </w:r>
-      <w:proofErr w:type="spellEnd"/>
-      <w:proofErr w:type="gramEnd"/>
-      <w:r>
-        <w:rPr>
-          <w:color w:val="000000"/>
-          <w:sz w:val="28"/>
-          <w:szCs w:val="28"/>
-          <w:lang w:val="en-US"/>
-        </w:rPr>
-        <w:t>() == true)</w:t>
-      </w:r>
-      <w:r>
-        <w:rPr>
-          <w:color w:val="000000"/>
-          <w:sz w:val="28"/>
-          <w:szCs w:val="28"/>
-        </w:rPr>
-        <w:t xml:space="preserve"> </w:t>
-      </w:r>
-      <w:r>
-        <w:rPr>
-          <w:color w:val="000000"/>
-          <w:sz w:val="28"/>
-          <w:szCs w:val="28"/>
-          <w:lang w:val="en-US"/>
-        </w:rPr>
-        <w:t>{</w:t>
+        <w:t xml:space="preserve">                vm.Clients.Remove(selected);</w:t>
       </w:r>
     </w:p>
     <w:p>
@@ -3649,49 +2264,7 @@
           <w:szCs w:val="28"/>
           <w:lang w:val="en-US"/>
         </w:rPr>
-        <w:t xml:space="preserve">                    </w:t>
-      </w:r>
-      <w:proofErr w:type="spellStart"/>
-      <w:proofErr w:type="gramStart"/>
-      <w:r>
-        <w:rPr>
-          <w:color w:val="000000"/>
-          <w:sz w:val="28"/>
-          <w:szCs w:val="28"/>
-          <w:lang w:val="en-US"/>
-        </w:rPr>
-        <w:t>selected.FullName</w:t>
-      </w:r>
-      <w:proofErr w:type="spellEnd"/>
-      <w:proofErr w:type="gramEnd"/>
-      <w:r>
-        <w:rPr>
-          <w:color w:val="000000"/>
-          <w:sz w:val="28"/>
-          <w:szCs w:val="28"/>
-          <w:lang w:val="en-US"/>
-        </w:rPr>
-        <w:t xml:space="preserve"> = </w:t>
-      </w:r>
-      <w:proofErr w:type="spellStart"/>
-      <w:r>
-        <w:rPr>
-          <w:color w:val="000000"/>
-          <w:sz w:val="28"/>
-          <w:szCs w:val="28"/>
-          <w:lang w:val="en-US"/>
-        </w:rPr>
-        <w:t>window.NewClient.FullName</w:t>
-      </w:r>
-      <w:proofErr w:type="spellEnd"/>
-      <w:r>
-        <w:rPr>
-          <w:color w:val="000000"/>
-          <w:sz w:val="28"/>
-          <w:szCs w:val="28"/>
-          <w:lang w:val="en-US"/>
-        </w:rPr>
-        <w:t>;</w:t>
+        <w:t xml:space="preserve">            }</w:t>
       </w:r>
     </w:p>
     <w:p>
@@ -3714,49 +2287,43 @@
           <w:szCs w:val="28"/>
           <w:lang w:val="en-US"/>
         </w:rPr>
-        <w:t xml:space="preserve">                    </w:t>
-      </w:r>
-      <w:proofErr w:type="spellStart"/>
-      <w:proofErr w:type="gramStart"/>
-      <w:r>
-        <w:rPr>
-          <w:color w:val="000000"/>
-          <w:sz w:val="28"/>
-          <w:szCs w:val="28"/>
-          <w:lang w:val="en-US"/>
-        </w:rPr>
-        <w:t>selected.Contact</w:t>
-      </w:r>
-      <w:proofErr w:type="spellEnd"/>
-      <w:proofErr w:type="gramEnd"/>
-      <w:r>
-        <w:rPr>
-          <w:color w:val="000000"/>
-          <w:sz w:val="28"/>
-          <w:szCs w:val="28"/>
-          <w:lang w:val="en-US"/>
-        </w:rPr>
-        <w:t xml:space="preserve"> = </w:t>
-      </w:r>
-      <w:proofErr w:type="spellStart"/>
-      <w:r>
-        <w:rPr>
-          <w:color w:val="000000"/>
-          <w:sz w:val="28"/>
-          <w:szCs w:val="28"/>
-          <w:lang w:val="en-US"/>
-        </w:rPr>
-        <w:t>window.NewClient.Contact</w:t>
-      </w:r>
-      <w:proofErr w:type="spellEnd"/>
-      <w:r>
-        <w:rPr>
-          <w:color w:val="000000"/>
-          <w:sz w:val="28"/>
-          <w:szCs w:val="28"/>
-          <w:lang w:val="en-US"/>
-        </w:rPr>
-        <w:t>;</w:t>
+        <w:t xml:space="preserve">            </w:t>
+      </w:r>
+      <w:r>
+        <w:rPr>
+          <w:color w:val="000000"/>
+          <w:sz w:val="28"/>
+          <w:szCs w:val="28"/>
+          <w:lang w:val="en-US"/>
+        </w:rPr>
+        <w:t>e</w:t>
+      </w:r>
+      <w:r>
+        <w:rPr>
+          <w:color w:val="000000"/>
+          <w:sz w:val="28"/>
+          <w:szCs w:val="28"/>
+          <w:lang w:val="en-US"/>
+        </w:rPr>
+        <w:t>lse</w:t>
+      </w:r>
+      <w:r>
+        <w:rPr>
+          <w:color w:val="000000"/>
+          <w:sz w:val="28"/>
+          <w:szCs w:val="28"/>
+          <w:lang w:val="en-US"/>
+        </w:rPr>
+        <w:t xml:space="preserve"> </w:t>
+      </w:r>
+      <w:r>
+        <w:rPr>
+          <w:color w:val="000000"/>
+          <w:sz w:val="28"/>
+          <w:szCs w:val="28"/>
+          <w:lang w:val="en-US"/>
+        </w:rPr>
+        <w:t>{</w:t>
       </w:r>
     </w:p>
     <w:p>
@@ -3779,49 +2346,41 @@
           <w:szCs w:val="28"/>
           <w:lang w:val="en-US"/>
         </w:rPr>
-        <w:t xml:space="preserve">                    </w:t>
-      </w:r>
-      <w:proofErr w:type="spellStart"/>
-      <w:proofErr w:type="gramStart"/>
-      <w:r>
-        <w:rPr>
-          <w:color w:val="000000"/>
-          <w:sz w:val="28"/>
-          <w:szCs w:val="28"/>
-          <w:lang w:val="en-US"/>
-        </w:rPr>
-        <w:t>selected.History</w:t>
-      </w:r>
-      <w:proofErr w:type="spellEnd"/>
-      <w:proofErr w:type="gramEnd"/>
-      <w:r>
-        <w:rPr>
-          <w:color w:val="000000"/>
-          <w:sz w:val="28"/>
-          <w:szCs w:val="28"/>
-          <w:lang w:val="en-US"/>
-        </w:rPr>
-        <w:t xml:space="preserve"> = </w:t>
-      </w:r>
-      <w:proofErr w:type="spellStart"/>
-      <w:r>
-        <w:rPr>
-          <w:color w:val="000000"/>
-          <w:sz w:val="28"/>
-          <w:szCs w:val="28"/>
-          <w:lang w:val="en-US"/>
-        </w:rPr>
-        <w:t>window.NewClient.History</w:t>
-      </w:r>
-      <w:proofErr w:type="spellEnd"/>
-      <w:r>
-        <w:rPr>
-          <w:color w:val="000000"/>
-          <w:sz w:val="28"/>
-          <w:szCs w:val="28"/>
-          <w:lang w:val="en-US"/>
-        </w:rPr>
-        <w:t>;</w:t>
+        <w:t xml:space="preserve">                MessageBox.Show("</w:t>
+      </w:r>
+      <w:r>
+        <w:rPr>
+          <w:color w:val="000000"/>
+          <w:sz w:val="28"/>
+          <w:szCs w:val="28"/>
+        </w:rPr>
+        <w:t>Выберите</w:t>
+      </w:r>
+      <w:r>
+        <w:rPr>
+          <w:color w:val="000000"/>
+          <w:sz w:val="28"/>
+          <w:szCs w:val="28"/>
+          <w:lang w:val="en-US"/>
+        </w:rPr>
+        <w:t xml:space="preserve"> </w:t>
+      </w:r>
+      <w:r>
+        <w:rPr>
+          <w:color w:val="000000"/>
+          <w:sz w:val="28"/>
+          <w:szCs w:val="28"/>
+        </w:rPr>
+        <w:t>клиента</w:t>
+      </w:r>
+      <w:r>
+        <w:rPr>
+          <w:color w:val="000000"/>
+          <w:sz w:val="28"/>
+          <w:szCs w:val="28"/>
+          <w:lang w:val="en-US"/>
+        </w:rPr>
+        <w:t>");</w:t>
       </w:r>
     </w:p>
     <w:p>
@@ -3844,29 +2403,7 @@
           <w:szCs w:val="28"/>
           <w:lang w:val="en-US"/>
         </w:rPr>
-        <w:t xml:space="preserve">                    </w:t>
-      </w:r>
-      <w:proofErr w:type="spellStart"/>
-      <w:proofErr w:type="gramStart"/>
-      <w:r>
-        <w:rPr>
-          <w:color w:val="000000"/>
-          <w:sz w:val="28"/>
-          <w:szCs w:val="28"/>
-          <w:lang w:val="en-US"/>
-        </w:rPr>
-        <w:t>ClientList.Items.Refresh</w:t>
-      </w:r>
-      <w:proofErr w:type="spellEnd"/>
-      <w:proofErr w:type="gramEnd"/>
-      <w:r>
-        <w:rPr>
-          <w:color w:val="000000"/>
-          <w:sz w:val="28"/>
-          <w:szCs w:val="28"/>
-          <w:lang w:val="en-US"/>
-        </w:rPr>
-        <w:t>();</w:t>
+        <w:t xml:space="preserve">            }</w:t>
       </w:r>
     </w:p>
     <w:p>
@@ -3889,7 +2426,7 @@
           <w:szCs w:val="28"/>
           <w:lang w:val="en-US"/>
         </w:rPr>
-        <w:t xml:space="preserve">                }</w:t>
+        <w:t xml:space="preserve">        }</w:t>
       </w:r>
     </w:p>
     <w:p>
@@ -3912,7 +2449,7 @@
           <w:szCs w:val="28"/>
           <w:lang w:val="en-US"/>
         </w:rPr>
-        <w:t xml:space="preserve">            }</w:t>
+        <w:t xml:space="preserve">    }</w:t>
       </w:r>
     </w:p>
     <w:p>
@@ -3935,42 +2472,7 @@
           <w:szCs w:val="28"/>
           <w:lang w:val="en-US"/>
         </w:rPr>
-        <w:t xml:space="preserve">            </w:t>
-      </w:r>
-      <w:r>
-        <w:rPr>
-          <w:color w:val="000000"/>
-          <w:sz w:val="28"/>
-          <w:szCs w:val="28"/>
-          <w:lang w:val="en-US"/>
-        </w:rPr>
-        <w:t>e</w:t>
-      </w:r>
-      <w:r>
-        <w:rPr>
-          <w:color w:val="000000"/>
-          <w:sz w:val="28"/>
-          <w:szCs w:val="28"/>
-          <w:lang w:val="en-US"/>
-        </w:rPr>
-        <w:t>lse</w:t>
-      </w:r>
-      <w:r>
-        <w:rPr>
-          <w:color w:val="000000"/>
-          <w:sz w:val="28"/>
-          <w:szCs w:val="28"/>
-        </w:rPr>
-        <w:t xml:space="preserve"> </w:t>
-      </w:r>
-      <w:r>
-        <w:rPr>
-          <w:color w:val="000000"/>
-          <w:sz w:val="28"/>
-          <w:szCs w:val="28"/>
-          <w:lang w:val="en-US"/>
-        </w:rPr>
-        <w:t>{</w:t>
+        <w:t>}</w:t>
       </w:r>
     </w:p>
     <w:p>
@@ -3994,35 +2496,7 @@
           <w:lang w:val="en-US"/>
         </w:rPr>
         <w:lastRenderedPageBreak/>
-        <w:t xml:space="preserve">                </w:t>
-      </w:r>
-      <w:proofErr w:type="spellStart"/>
-      <w:r>
-        <w:rPr>
-          <w:color w:val="000000"/>
-          <w:sz w:val="28"/>
-          <w:szCs w:val="28"/>
-          <w:lang w:val="en-US"/>
-        </w:rPr>
-        <w:t>MessageBox.Show</w:t>
-      </w:r>
-      <w:proofErr w:type="spellEnd"/>
-      <w:r>
-        <w:rPr>
-          <w:color w:val="000000"/>
-          <w:sz w:val="28"/>
-          <w:szCs w:val="28"/>
-          <w:lang w:val="en-US"/>
-        </w:rPr>
-        <w:t>("</w:t>
-      </w:r>
-      <w:r>
-        <w:rPr>
-          <w:color w:val="000000"/>
-          <w:sz w:val="28"/>
-          <w:szCs w:val="28"/>
-        </w:rPr>
-        <w:t>Выберите</w:t>
+        <w:t>namespace Task01</w:t>
       </w:r>
       <w:r>
         <w:rPr>
@@ -4038,17 +2512,9 @@
           <w:color w:val="000000"/>
           <w:sz w:val="28"/>
           <w:szCs w:val="28"/>
-        </w:rPr>
-        <w:t>клиента</w:t>
-      </w:r>
-      <w:r>
-        <w:rPr>
-          <w:color w:val="000000"/>
-          <w:sz w:val="28"/>
-          <w:szCs w:val="28"/>
-          <w:lang w:val="en-US"/>
-        </w:rPr>
-        <w:t>");</w:t>
+          <w:lang w:val="en-US"/>
+        </w:rPr>
+        <w:t>{</w:t>
       </w:r>
     </w:p>
     <w:p>
@@ -4071,7 +2537,7 @@
           <w:szCs w:val="28"/>
           <w:lang w:val="en-US"/>
         </w:rPr>
-        <w:t xml:space="preserve">            }</w:t>
+        <w:t xml:space="preserve">    public partial class AddClientWindow : Window {</w:t>
       </w:r>
     </w:p>
     <w:p>
@@ -4094,7 +2560,24 @@
           <w:szCs w:val="28"/>
           <w:lang w:val="en-US"/>
         </w:rPr>
-        <w:t xml:space="preserve">        }</w:t>
+        <w:t xml:space="preserve">        public AddClientWindow()</w:t>
+      </w:r>
+      <w:r>
+        <w:rPr>
+          <w:color w:val="000000"/>
+          <w:sz w:val="28"/>
+          <w:szCs w:val="28"/>
+        </w:rPr>
+        <w:t xml:space="preserve"> </w:t>
+      </w:r>
+      <w:r>
+        <w:rPr>
+          <w:color w:val="000000"/>
+          <w:sz w:val="28"/>
+          <w:szCs w:val="28"/>
+          <w:lang w:val="en-US"/>
+        </w:rPr>
+        <w:t>{</w:t>
       </w:r>
     </w:p>
     <w:p>
@@ -4117,85 +2600,7 @@
           <w:szCs w:val="28"/>
           <w:lang w:val="en-US"/>
         </w:rPr>
-        <w:t xml:space="preserve">        private void </w:t>
-      </w:r>
-      <w:proofErr w:type="spellStart"/>
-      <w:r>
-        <w:rPr>
-          <w:color w:val="000000"/>
-          <w:sz w:val="28"/>
-          <w:szCs w:val="28"/>
-          <w:lang w:val="en-US"/>
-        </w:rPr>
-        <w:t>DeleteClient_</w:t>
-      </w:r>
-      <w:proofErr w:type="gramStart"/>
-      <w:r>
-        <w:rPr>
-          <w:color w:val="000000"/>
-          <w:sz w:val="28"/>
-          <w:szCs w:val="28"/>
-          <w:lang w:val="en-US"/>
-        </w:rPr>
-        <w:t>Click</w:t>
-      </w:r>
-      <w:proofErr w:type="spellEnd"/>
-      <w:r>
-        <w:rPr>
-          <w:color w:val="000000"/>
-          <w:sz w:val="28"/>
-          <w:szCs w:val="28"/>
-          <w:lang w:val="en-US"/>
-        </w:rPr>
-        <w:t>(</w:t>
-      </w:r>
-      <w:proofErr w:type="gramEnd"/>
-      <w:r>
-        <w:rPr>
-          <w:color w:val="000000"/>
-          <w:sz w:val="28"/>
-          <w:szCs w:val="28"/>
-          <w:lang w:val="en-US"/>
-        </w:rPr>
-        <w:t xml:space="preserve">object sender, </w:t>
-      </w:r>
-      <w:proofErr w:type="spellStart"/>
-      <w:r>
-        <w:rPr>
-          <w:color w:val="000000"/>
-          <w:sz w:val="28"/>
-          <w:szCs w:val="28"/>
-          <w:lang w:val="en-US"/>
-        </w:rPr>
-        <w:t>RoutedEventArgs</w:t>
-      </w:r>
-      <w:proofErr w:type="spellEnd"/>
-      <w:r>
-        <w:rPr>
-          <w:color w:val="000000"/>
-          <w:sz w:val="28"/>
-          <w:szCs w:val="28"/>
-          <w:lang w:val="en-US"/>
-        </w:rPr>
-        <w:t xml:space="preserve"> e)</w:t>
-      </w:r>
-      <w:r>
-        <w:rPr>
-          <w:color w:val="000000"/>
-          <w:sz w:val="28"/>
-          <w:szCs w:val="28"/>
-          <w:lang w:val="en-US"/>
-        </w:rPr>
-        <w:t xml:space="preserve"> </w:t>
-      </w:r>
-      <w:r>
-        <w:rPr>
-          <w:color w:val="000000"/>
-          <w:sz w:val="28"/>
-          <w:szCs w:val="28"/>
-          <w:lang w:val="en-US"/>
-        </w:rPr>
-        <w:t>{</w:t>
+        <w:t xml:space="preserve">            InitializeComponent();</w:t>
       </w:r>
     </w:p>
     <w:p>
@@ -4208,77 +2613,16 @@
           <w:color w:val="000000"/>
           <w:sz w:val="28"/>
           <w:szCs w:val="28"/>
-          <w:lang w:val="en-US"/>
-        </w:rPr>
-      </w:pPr>
-      <w:r>
-        <w:rPr>
-          <w:color w:val="000000"/>
-          <w:sz w:val="28"/>
-          <w:szCs w:val="28"/>
-          <w:lang w:val="en-US"/>
-        </w:rPr>
-        <w:t xml:space="preserve">            var </w:t>
-      </w:r>
-      <w:proofErr w:type="spellStart"/>
-      <w:r>
-        <w:rPr>
-          <w:color w:val="000000"/>
-          <w:sz w:val="28"/>
-          <w:szCs w:val="28"/>
-          <w:lang w:val="en-US"/>
-        </w:rPr>
-        <w:t>vm</w:t>
-      </w:r>
-      <w:proofErr w:type="spellEnd"/>
-      <w:r>
-        <w:rPr>
-          <w:color w:val="000000"/>
-          <w:sz w:val="28"/>
-          <w:szCs w:val="28"/>
-          <w:lang w:val="en-US"/>
-        </w:rPr>
-        <w:t xml:space="preserve"> = (</w:t>
-      </w:r>
-      <w:proofErr w:type="spellStart"/>
-      <w:r>
-        <w:rPr>
-          <w:color w:val="000000"/>
-          <w:sz w:val="28"/>
-          <w:szCs w:val="28"/>
-          <w:lang w:val="en-US"/>
-        </w:rPr>
-        <w:t>MainViewModel</w:t>
-      </w:r>
-      <w:proofErr w:type="spellEnd"/>
-      <w:r>
-        <w:rPr>
-          <w:color w:val="000000"/>
-          <w:sz w:val="28"/>
-          <w:szCs w:val="28"/>
-          <w:lang w:val="en-US"/>
-        </w:rPr>
-        <w:t>)</w:t>
-      </w:r>
-      <w:proofErr w:type="spellStart"/>
-      <w:r>
-        <w:rPr>
-          <w:color w:val="000000"/>
-          <w:sz w:val="28"/>
-          <w:szCs w:val="28"/>
-          <w:lang w:val="en-US"/>
-        </w:rPr>
-        <w:t>DataContext</w:t>
-      </w:r>
-      <w:proofErr w:type="spellEnd"/>
-      <w:r>
-        <w:rPr>
-          <w:color w:val="000000"/>
-          <w:sz w:val="28"/>
-          <w:szCs w:val="28"/>
-          <w:lang w:val="en-US"/>
-        </w:rPr>
-        <w:t>;</w:t>
+        </w:rPr>
+      </w:pPr>
+      <w:r>
+        <w:rPr>
+          <w:color w:val="000000"/>
+          <w:sz w:val="28"/>
+          <w:szCs w:val="28"/>
+          <w:lang w:val="en-US"/>
+        </w:rPr>
+        <w:t xml:space="preserve">        }</w:t>
       </w:r>
     </w:p>
     <w:p>
@@ -4301,45 +2645,7 @@
           <w:szCs w:val="28"/>
           <w:lang w:val="en-US"/>
         </w:rPr>
-        <w:t xml:space="preserve">            if (</w:t>
-      </w:r>
-      <w:proofErr w:type="spellStart"/>
-      <w:r>
-        <w:rPr>
-          <w:color w:val="000000"/>
-          <w:sz w:val="28"/>
-          <w:szCs w:val="28"/>
-          <w:lang w:val="en-US"/>
-        </w:rPr>
-        <w:t>ClientList.SelectedItem</w:t>
-      </w:r>
-      <w:proofErr w:type="spellEnd"/>
-      <w:r>
-        <w:rPr>
-          <w:color w:val="000000"/>
-          <w:sz w:val="28"/>
-          <w:szCs w:val="28"/>
-          <w:lang w:val="en-US"/>
-        </w:rPr>
-        <w:t xml:space="preserve"> is Client selected)</w:t>
-      </w:r>
-      <w:r>
-        <w:rPr>
-          <w:color w:val="000000"/>
-          <w:sz w:val="28"/>
-          <w:szCs w:val="28"/>
-          <w:lang w:val="en-US"/>
-        </w:rPr>
-        <w:t xml:space="preserve"> </w:t>
-      </w:r>
-      <w:r>
-        <w:rPr>
-          <w:color w:val="000000"/>
-          <w:sz w:val="28"/>
-          <w:szCs w:val="28"/>
-          <w:lang w:val="en-US"/>
-        </w:rPr>
-        <w:t>{</w:t>
+        <w:t xml:space="preserve">        public Client NewClient { get; set; }</w:t>
       </w:r>
     </w:p>
     <w:p>
@@ -4362,29 +2668,7 @@
           <w:szCs w:val="28"/>
           <w:lang w:val="en-US"/>
         </w:rPr>
-        <w:t xml:space="preserve">                </w:t>
-      </w:r>
-      <w:proofErr w:type="spellStart"/>
-      <w:proofErr w:type="gramStart"/>
-      <w:r>
-        <w:rPr>
-          <w:color w:val="000000"/>
-          <w:sz w:val="28"/>
-          <w:szCs w:val="28"/>
-          <w:lang w:val="en-US"/>
-        </w:rPr>
-        <w:t>vm.Clients.Remove</w:t>
-      </w:r>
-      <w:proofErr w:type="spellEnd"/>
-      <w:proofErr w:type="gramEnd"/>
-      <w:r>
-        <w:rPr>
-          <w:color w:val="000000"/>
-          <w:sz w:val="28"/>
-          <w:szCs w:val="28"/>
-          <w:lang w:val="en-US"/>
-        </w:rPr>
-        <w:t>(selected);</w:t>
+        <w:t xml:space="preserve">        private void Save_Click(object sender, RoutedEventArgs e) {</w:t>
       </w:r>
     </w:p>
     <w:p>
@@ -4407,7 +2691,25 @@
           <w:szCs w:val="28"/>
           <w:lang w:val="en-US"/>
         </w:rPr>
-        <w:t xml:space="preserve">            }</w:t>
+        <w:t xml:space="preserve">            NewClient = new Client</w:t>
+      </w:r>
+      <w:r>
+        <w:rPr>
+          <w:color w:val="000000"/>
+          <w:sz w:val="28"/>
+          <w:szCs w:val="28"/>
+          <w:lang w:val="en-US"/>
+        </w:rPr>
+        <w:t xml:space="preserve"> </w:t>
+      </w:r>
+      <w:r>
+        <w:rPr>
+          <w:color w:val="000000"/>
+          <w:sz w:val="28"/>
+          <w:szCs w:val="28"/>
+          <w:lang w:val="en-US"/>
+        </w:rPr>
+        <w:t>{</w:t>
       </w:r>
     </w:p>
     <w:p>
@@ -4430,43 +2732,7 @@
           <w:szCs w:val="28"/>
           <w:lang w:val="en-US"/>
         </w:rPr>
-        <w:t xml:space="preserve">            </w:t>
-      </w:r>
-      <w:r>
-        <w:rPr>
-          <w:color w:val="000000"/>
-          <w:sz w:val="28"/>
-          <w:szCs w:val="28"/>
-          <w:lang w:val="en-US"/>
-        </w:rPr>
-        <w:t>e</w:t>
-      </w:r>
-      <w:r>
-        <w:rPr>
-          <w:color w:val="000000"/>
-          <w:sz w:val="28"/>
-          <w:szCs w:val="28"/>
-          <w:lang w:val="en-US"/>
-        </w:rPr>
-        <w:t>lse</w:t>
-      </w:r>
-      <w:r>
-        <w:rPr>
-          <w:color w:val="000000"/>
-          <w:sz w:val="28"/>
-          <w:szCs w:val="28"/>
-          <w:lang w:val="en-US"/>
-        </w:rPr>
-        <w:t xml:space="preserve"> </w:t>
-      </w:r>
-      <w:r>
-        <w:rPr>
-          <w:color w:val="000000"/>
-          <w:sz w:val="28"/>
-          <w:szCs w:val="28"/>
-          <w:lang w:val="en-US"/>
-        </w:rPr>
-        <w:t>{</w:t>
+        <w:t xml:space="preserve">                FullName = NameBox.Text,</w:t>
       </w:r>
     </w:p>
     <w:p>
@@ -4489,61 +2755,7 @@
           <w:szCs w:val="28"/>
           <w:lang w:val="en-US"/>
         </w:rPr>
-        <w:t xml:space="preserve">                </w:t>
-      </w:r>
-      <w:proofErr w:type="spellStart"/>
-      <w:r>
-        <w:rPr>
-          <w:color w:val="000000"/>
-          <w:sz w:val="28"/>
-          <w:szCs w:val="28"/>
-          <w:lang w:val="en-US"/>
-        </w:rPr>
-        <w:t>MessageBox.Show</w:t>
-      </w:r>
-      <w:proofErr w:type="spellEnd"/>
-      <w:r>
-        <w:rPr>
-          <w:color w:val="000000"/>
-          <w:sz w:val="28"/>
-          <w:szCs w:val="28"/>
-          <w:lang w:val="en-US"/>
-        </w:rPr>
-        <w:t>("</w:t>
-      </w:r>
-      <w:r>
-        <w:rPr>
-          <w:color w:val="000000"/>
-          <w:sz w:val="28"/>
-          <w:szCs w:val="28"/>
-        </w:rPr>
-        <w:t>Выберите</w:t>
-      </w:r>
-      <w:r>
-        <w:rPr>
-          <w:color w:val="000000"/>
-          <w:sz w:val="28"/>
-          <w:szCs w:val="28"/>
-          <w:lang w:val="en-US"/>
-        </w:rPr>
-        <w:t xml:space="preserve"> </w:t>
-      </w:r>
-      <w:r>
-        <w:rPr>
-          <w:color w:val="000000"/>
-          <w:sz w:val="28"/>
-          <w:szCs w:val="28"/>
-        </w:rPr>
-        <w:t>клиента</w:t>
-      </w:r>
-      <w:r>
-        <w:rPr>
-          <w:color w:val="000000"/>
-          <w:sz w:val="28"/>
-          <w:szCs w:val="28"/>
-          <w:lang w:val="en-US"/>
-        </w:rPr>
-        <w:t>");</w:t>
+        <w:t xml:space="preserve">                Contact = ContactBox.Text,</w:t>
       </w:r>
     </w:p>
     <w:p>
@@ -4566,7 +2778,7 @@
           <w:szCs w:val="28"/>
           <w:lang w:val="en-US"/>
         </w:rPr>
-        <w:t xml:space="preserve">            }</w:t>
+        <w:t xml:space="preserve">                History = HistoryBox.Text</w:t>
       </w:r>
     </w:p>
     <w:p>
@@ -4579,17 +2791,24 @@
           <w:color w:val="000000"/>
           <w:sz w:val="28"/>
           <w:szCs w:val="28"/>
-          <w:lang w:val="en-US"/>
-        </w:rPr>
-      </w:pPr>
-      <w:r>
-        <w:rPr>
-          <w:color w:val="000000"/>
-          <w:sz w:val="28"/>
-          <w:szCs w:val="28"/>
-          <w:lang w:val="en-US"/>
-        </w:rPr>
-        <w:t xml:space="preserve">        }</w:t>
+        </w:rPr>
+      </w:pPr>
+      <w:r>
+        <w:rPr>
+          <w:color w:val="000000"/>
+          <w:sz w:val="28"/>
+          <w:szCs w:val="28"/>
+          <w:lang w:val="en-US"/>
+        </w:rPr>
+        <w:t xml:space="preserve">            </w:t>
+      </w:r>
+      <w:r>
+        <w:rPr>
+          <w:color w:val="000000"/>
+          <w:sz w:val="28"/>
+          <w:szCs w:val="28"/>
+        </w:rPr>
+        <w:t>};</w:t>
       </w:r>
     </w:p>
     <w:p>
@@ -4602,17 +2821,15 @@
           <w:color w:val="000000"/>
           <w:sz w:val="28"/>
           <w:szCs w:val="28"/>
-          <w:lang w:val="en-US"/>
-        </w:rPr>
-      </w:pPr>
-      <w:r>
-        <w:rPr>
-          <w:color w:val="000000"/>
-          <w:sz w:val="28"/>
-          <w:szCs w:val="28"/>
-          <w:lang w:val="en-US"/>
-        </w:rPr>
-        <w:t xml:space="preserve">    }</w:t>
+        </w:rPr>
+      </w:pPr>
+      <w:r>
+        <w:rPr>
+          <w:color w:val="000000"/>
+          <w:sz w:val="28"/>
+          <w:szCs w:val="28"/>
+        </w:rPr>
+        <w:t xml:space="preserve">            DialogResult = true;</w:t>
       </w:r>
     </w:p>
     <w:p>
@@ -4625,17 +2842,15 @@
           <w:color w:val="000000"/>
           <w:sz w:val="28"/>
           <w:szCs w:val="28"/>
-          <w:lang w:val="en-US"/>
-        </w:rPr>
-      </w:pPr>
-      <w:r>
-        <w:rPr>
-          <w:color w:val="000000"/>
-          <w:sz w:val="28"/>
-          <w:szCs w:val="28"/>
-          <w:lang w:val="en-US"/>
-        </w:rPr>
-        <w:t>}</w:t>
+        </w:rPr>
+      </w:pPr>
+      <w:r>
+        <w:rPr>
+          <w:color w:val="000000"/>
+          <w:sz w:val="28"/>
+          <w:szCs w:val="28"/>
+        </w:rPr>
+        <w:t xml:space="preserve">        }</w:t>
       </w:r>
     </w:p>
     <w:p>
@@ -4648,17 +2863,15 @@
           <w:color w:val="000000"/>
           <w:sz w:val="28"/>
           <w:szCs w:val="28"/>
-          <w:lang w:val="en-US"/>
-        </w:rPr>
-      </w:pPr>
-      <w:r>
-        <w:rPr>
-          <w:color w:val="000000"/>
-          <w:sz w:val="28"/>
-          <w:szCs w:val="28"/>
-          <w:lang w:val="en-US"/>
-        </w:rPr>
-        <w:t>using System;</w:t>
+        </w:rPr>
+      </w:pPr>
+      <w:r>
+        <w:rPr>
+          <w:color w:val="000000"/>
+          <w:sz w:val="28"/>
+          <w:szCs w:val="28"/>
+        </w:rPr>
+        <w:t xml:space="preserve">    }</w:t>
       </w:r>
     </w:p>
     <w:p>
@@ -4671,39 +2884,15 @@
           <w:color w:val="000000"/>
           <w:sz w:val="28"/>
           <w:szCs w:val="28"/>
-          <w:lang w:val="en-US"/>
-        </w:rPr>
-      </w:pPr>
-      <w:r>
-        <w:rPr>
-          <w:color w:val="000000"/>
-          <w:sz w:val="28"/>
-          <w:szCs w:val="28"/>
-          <w:lang w:val="en-US"/>
-        </w:rPr>
-        <w:t xml:space="preserve">using </w:t>
-      </w:r>
-      <w:proofErr w:type="spellStart"/>
-      <w:proofErr w:type="gramStart"/>
-      <w:r>
-        <w:rPr>
-          <w:color w:val="000000"/>
-          <w:sz w:val="28"/>
-          <w:szCs w:val="28"/>
-          <w:lang w:val="en-US"/>
-        </w:rPr>
-        <w:t>System.Collections.Generic</w:t>
-      </w:r>
-      <w:proofErr w:type="spellEnd"/>
-      <w:proofErr w:type="gramEnd"/>
-      <w:r>
-        <w:rPr>
-          <w:color w:val="000000"/>
-          <w:sz w:val="28"/>
-          <w:szCs w:val="28"/>
-          <w:lang w:val="en-US"/>
-        </w:rPr>
-        <w:t>;</w:t>
+        </w:rPr>
+      </w:pPr>
+      <w:r>
+        <w:rPr>
+          <w:color w:val="000000"/>
+          <w:sz w:val="28"/>
+          <w:szCs w:val="28"/>
+        </w:rPr>
+        <w:t>}</w:t>
       </w:r>
     </w:p>
     <w:p>
@@ -4716,38 +2905,8 @@
           <w:color w:val="000000"/>
           <w:sz w:val="28"/>
           <w:szCs w:val="28"/>
-          <w:lang w:val="en-US"/>
-        </w:rPr>
-      </w:pPr>
-      <w:r>
-        <w:rPr>
-          <w:color w:val="000000"/>
-          <w:sz w:val="28"/>
-          <w:szCs w:val="28"/>
-          <w:lang w:val="en-US"/>
-        </w:rPr>
-        <w:t xml:space="preserve">using </w:t>
-      </w:r>
-      <w:proofErr w:type="spellStart"/>
-      <w:r>
-        <w:rPr>
-          <w:color w:val="000000"/>
-          <w:sz w:val="28"/>
-          <w:szCs w:val="28"/>
-          <w:lang w:val="en-US"/>
-        </w:rPr>
-        <w:t>System.Linq</w:t>
-      </w:r>
-      <w:proofErr w:type="spellEnd"/>
-      <w:r>
-        <w:rPr>
-          <w:color w:val="000000"/>
-          <w:sz w:val="28"/>
-          <w:szCs w:val="28"/>
-          <w:lang w:val="en-US"/>
-        </w:rPr>
-        <w:t>;</w:t>
-      </w:r>
+        </w:rPr>
+      </w:pPr>
     </w:p>
     <w:p>
       <w:pPr>
@@ -4759,463 +2918,15 @@
           <w:color w:val="000000"/>
           <w:sz w:val="28"/>
           <w:szCs w:val="28"/>
-          <w:lang w:val="en-US"/>
-        </w:rPr>
-      </w:pPr>
-      <w:r>
-        <w:rPr>
-          <w:color w:val="000000"/>
-          <w:sz w:val="28"/>
-          <w:szCs w:val="28"/>
-          <w:lang w:val="en-US"/>
-        </w:rPr>
-        <w:t xml:space="preserve">using </w:t>
-      </w:r>
-      <w:proofErr w:type="spellStart"/>
-      <w:r>
-        <w:rPr>
-          <w:color w:val="000000"/>
-          <w:sz w:val="28"/>
-          <w:szCs w:val="28"/>
-          <w:lang w:val="en-US"/>
-        </w:rPr>
-        <w:t>System.Text</w:t>
-      </w:r>
-      <w:proofErr w:type="spellEnd"/>
-      <w:r>
-        <w:rPr>
-          <w:color w:val="000000"/>
-          <w:sz w:val="28"/>
-          <w:szCs w:val="28"/>
-          <w:lang w:val="en-US"/>
-        </w:rPr>
-        <w:t>;</w:t>
-      </w:r>
-    </w:p>
-    <w:p>
-      <w:pPr>
-        <w:pStyle w:val="aa"/>
-        <w:spacing w:before="0" w:beforeAutospacing="0" w:after="0" w:afterAutospacing="0"/>
-        <w:ind w:firstLine="709"/>
-        <w:jc w:val="both"/>
-        <w:rPr>
-          <w:color w:val="000000"/>
-          <w:sz w:val="28"/>
-          <w:szCs w:val="28"/>
-          <w:lang w:val="en-US"/>
-        </w:rPr>
-      </w:pPr>
-      <w:r>
-        <w:rPr>
-          <w:color w:val="000000"/>
-          <w:sz w:val="28"/>
-          <w:szCs w:val="28"/>
-          <w:lang w:val="en-US"/>
-        </w:rPr>
-        <w:t xml:space="preserve">using </w:t>
-      </w:r>
-      <w:proofErr w:type="spellStart"/>
-      <w:proofErr w:type="gramStart"/>
-      <w:r>
-        <w:rPr>
-          <w:color w:val="000000"/>
-          <w:sz w:val="28"/>
-          <w:szCs w:val="28"/>
-          <w:lang w:val="en-US"/>
-        </w:rPr>
-        <w:t>System.Threading.Tasks</w:t>
-      </w:r>
-      <w:proofErr w:type="spellEnd"/>
-      <w:proofErr w:type="gramEnd"/>
-      <w:r>
-        <w:rPr>
-          <w:color w:val="000000"/>
-          <w:sz w:val="28"/>
-          <w:szCs w:val="28"/>
-          <w:lang w:val="en-US"/>
-        </w:rPr>
-        <w:t>;</w:t>
-      </w:r>
-    </w:p>
-    <w:p>
-      <w:pPr>
-        <w:pStyle w:val="aa"/>
-        <w:spacing w:before="0" w:beforeAutospacing="0" w:after="0" w:afterAutospacing="0"/>
-        <w:ind w:firstLine="709"/>
-        <w:jc w:val="both"/>
-        <w:rPr>
-          <w:color w:val="000000"/>
-          <w:sz w:val="28"/>
-          <w:szCs w:val="28"/>
-          <w:lang w:val="en-US"/>
-        </w:rPr>
-      </w:pPr>
-      <w:r>
-        <w:rPr>
-          <w:color w:val="000000"/>
-          <w:sz w:val="28"/>
-          <w:szCs w:val="28"/>
-          <w:lang w:val="en-US"/>
-        </w:rPr>
-        <w:t xml:space="preserve">using </w:t>
-      </w:r>
-      <w:proofErr w:type="spellStart"/>
-      <w:r>
-        <w:rPr>
-          <w:color w:val="000000"/>
-          <w:sz w:val="28"/>
-          <w:szCs w:val="28"/>
-          <w:lang w:val="en-US"/>
-        </w:rPr>
-        <w:t>System.Windows</w:t>
-      </w:r>
-      <w:proofErr w:type="spellEnd"/>
-      <w:r>
-        <w:rPr>
-          <w:color w:val="000000"/>
-          <w:sz w:val="28"/>
-          <w:szCs w:val="28"/>
-          <w:lang w:val="en-US"/>
-        </w:rPr>
-        <w:t>;</w:t>
-      </w:r>
-    </w:p>
-    <w:p>
-      <w:pPr>
-        <w:pStyle w:val="aa"/>
-        <w:spacing w:before="0" w:beforeAutospacing="0" w:after="0" w:afterAutospacing="0"/>
-        <w:ind w:firstLine="709"/>
-        <w:jc w:val="both"/>
-        <w:rPr>
-          <w:color w:val="000000"/>
-          <w:sz w:val="28"/>
-          <w:szCs w:val="28"/>
-          <w:lang w:val="en-US"/>
-        </w:rPr>
-      </w:pPr>
-      <w:r>
-        <w:rPr>
-          <w:color w:val="000000"/>
-          <w:sz w:val="28"/>
-          <w:szCs w:val="28"/>
-          <w:lang w:val="en-US"/>
-        </w:rPr>
-        <w:t xml:space="preserve">using </w:t>
-      </w:r>
-      <w:proofErr w:type="spellStart"/>
-      <w:proofErr w:type="gramStart"/>
-      <w:r>
-        <w:rPr>
-          <w:color w:val="000000"/>
-          <w:sz w:val="28"/>
-          <w:szCs w:val="28"/>
-          <w:lang w:val="en-US"/>
-        </w:rPr>
-        <w:t>System.Windows.Controls</w:t>
-      </w:r>
-      <w:proofErr w:type="spellEnd"/>
-      <w:proofErr w:type="gramEnd"/>
-      <w:r>
-        <w:rPr>
-          <w:color w:val="000000"/>
-          <w:sz w:val="28"/>
-          <w:szCs w:val="28"/>
-          <w:lang w:val="en-US"/>
-        </w:rPr>
-        <w:t>;</w:t>
-      </w:r>
-    </w:p>
-    <w:p>
-      <w:pPr>
-        <w:pStyle w:val="aa"/>
-        <w:spacing w:before="0" w:beforeAutospacing="0" w:after="0" w:afterAutospacing="0"/>
-        <w:ind w:firstLine="709"/>
-        <w:jc w:val="both"/>
-        <w:rPr>
-          <w:color w:val="000000"/>
-          <w:sz w:val="28"/>
-          <w:szCs w:val="28"/>
-          <w:lang w:val="en-US"/>
-        </w:rPr>
-      </w:pPr>
-      <w:r>
-        <w:rPr>
-          <w:color w:val="000000"/>
-          <w:sz w:val="28"/>
-          <w:szCs w:val="28"/>
-          <w:lang w:val="en-US"/>
-        </w:rPr>
-        <w:t xml:space="preserve">using </w:t>
-      </w:r>
-      <w:proofErr w:type="spellStart"/>
-      <w:proofErr w:type="gramStart"/>
-      <w:r>
-        <w:rPr>
-          <w:color w:val="000000"/>
-          <w:sz w:val="28"/>
-          <w:szCs w:val="28"/>
-          <w:lang w:val="en-US"/>
-        </w:rPr>
-        <w:t>System.Windows.Data</w:t>
-      </w:r>
-      <w:proofErr w:type="spellEnd"/>
-      <w:proofErr w:type="gramEnd"/>
-      <w:r>
-        <w:rPr>
-          <w:color w:val="000000"/>
-          <w:sz w:val="28"/>
-          <w:szCs w:val="28"/>
-          <w:lang w:val="en-US"/>
-        </w:rPr>
-        <w:t>;</w:t>
-      </w:r>
-    </w:p>
-    <w:p>
-      <w:pPr>
-        <w:pStyle w:val="aa"/>
-        <w:spacing w:before="0" w:beforeAutospacing="0" w:after="0" w:afterAutospacing="0"/>
-        <w:ind w:firstLine="709"/>
-        <w:jc w:val="both"/>
-        <w:rPr>
-          <w:color w:val="000000"/>
-          <w:sz w:val="28"/>
-          <w:szCs w:val="28"/>
-          <w:lang w:val="en-US"/>
-        </w:rPr>
-      </w:pPr>
-      <w:r>
-        <w:rPr>
-          <w:color w:val="000000"/>
-          <w:sz w:val="28"/>
-          <w:szCs w:val="28"/>
-          <w:lang w:val="en-US"/>
-        </w:rPr>
-        <w:t xml:space="preserve">using </w:t>
-      </w:r>
-      <w:proofErr w:type="spellStart"/>
-      <w:proofErr w:type="gramStart"/>
-      <w:r>
-        <w:rPr>
-          <w:color w:val="000000"/>
-          <w:sz w:val="28"/>
-          <w:szCs w:val="28"/>
-          <w:lang w:val="en-US"/>
-        </w:rPr>
-        <w:t>System.Windows.Documents</w:t>
-      </w:r>
-      <w:proofErr w:type="spellEnd"/>
-      <w:proofErr w:type="gramEnd"/>
-      <w:r>
-        <w:rPr>
-          <w:color w:val="000000"/>
-          <w:sz w:val="28"/>
-          <w:szCs w:val="28"/>
-          <w:lang w:val="en-US"/>
-        </w:rPr>
-        <w:t>;</w:t>
-      </w:r>
-    </w:p>
-    <w:p>
-      <w:pPr>
-        <w:pStyle w:val="aa"/>
-        <w:spacing w:before="0" w:beforeAutospacing="0" w:after="0" w:afterAutospacing="0"/>
-        <w:ind w:firstLine="709"/>
-        <w:jc w:val="both"/>
-        <w:rPr>
-          <w:color w:val="000000"/>
-          <w:sz w:val="28"/>
-          <w:szCs w:val="28"/>
-          <w:lang w:val="en-US"/>
-        </w:rPr>
-      </w:pPr>
-      <w:r>
-        <w:rPr>
-          <w:color w:val="000000"/>
-          <w:sz w:val="28"/>
-          <w:szCs w:val="28"/>
-          <w:lang w:val="en-US"/>
-        </w:rPr>
-        <w:t xml:space="preserve">using </w:t>
-      </w:r>
-      <w:proofErr w:type="spellStart"/>
-      <w:proofErr w:type="gramStart"/>
-      <w:r>
-        <w:rPr>
-          <w:color w:val="000000"/>
-          <w:sz w:val="28"/>
-          <w:szCs w:val="28"/>
-          <w:lang w:val="en-US"/>
-        </w:rPr>
-        <w:t>System.Windows.Input</w:t>
-      </w:r>
-      <w:proofErr w:type="spellEnd"/>
-      <w:proofErr w:type="gramEnd"/>
-      <w:r>
-        <w:rPr>
-          <w:color w:val="000000"/>
-          <w:sz w:val="28"/>
-          <w:szCs w:val="28"/>
-          <w:lang w:val="en-US"/>
-        </w:rPr>
-        <w:t>;</w:t>
-      </w:r>
-    </w:p>
-    <w:p>
-      <w:pPr>
-        <w:pStyle w:val="aa"/>
-        <w:spacing w:before="0" w:beforeAutospacing="0" w:after="0" w:afterAutospacing="0"/>
-        <w:ind w:firstLine="709"/>
-        <w:jc w:val="both"/>
-        <w:rPr>
-          <w:color w:val="000000"/>
-          <w:sz w:val="28"/>
-          <w:szCs w:val="28"/>
-          <w:lang w:val="en-US"/>
-        </w:rPr>
-      </w:pPr>
-      <w:r>
-        <w:rPr>
-          <w:color w:val="000000"/>
-          <w:sz w:val="28"/>
-          <w:szCs w:val="28"/>
-          <w:lang w:val="en-US"/>
-        </w:rPr>
-        <w:t xml:space="preserve">using </w:t>
-      </w:r>
-      <w:proofErr w:type="spellStart"/>
-      <w:proofErr w:type="gramStart"/>
-      <w:r>
-        <w:rPr>
-          <w:color w:val="000000"/>
-          <w:sz w:val="28"/>
-          <w:szCs w:val="28"/>
-          <w:lang w:val="en-US"/>
-        </w:rPr>
-        <w:t>System.Windows.Media</w:t>
-      </w:r>
-      <w:proofErr w:type="spellEnd"/>
-      <w:proofErr w:type="gramEnd"/>
-      <w:r>
-        <w:rPr>
-          <w:color w:val="000000"/>
-          <w:sz w:val="28"/>
-          <w:szCs w:val="28"/>
-          <w:lang w:val="en-US"/>
-        </w:rPr>
-        <w:t>;</w:t>
-      </w:r>
-    </w:p>
-    <w:p>
-      <w:pPr>
-        <w:pStyle w:val="aa"/>
-        <w:spacing w:before="0" w:beforeAutospacing="0" w:after="0" w:afterAutospacing="0"/>
-        <w:ind w:firstLine="709"/>
-        <w:jc w:val="both"/>
-        <w:rPr>
-          <w:color w:val="000000"/>
-          <w:sz w:val="28"/>
-          <w:szCs w:val="28"/>
-          <w:lang w:val="en-US"/>
-        </w:rPr>
-      </w:pPr>
-      <w:r>
-        <w:rPr>
-          <w:color w:val="000000"/>
-          <w:sz w:val="28"/>
-          <w:szCs w:val="28"/>
-          <w:lang w:val="en-US"/>
-        </w:rPr>
-        <w:t xml:space="preserve">using </w:t>
-      </w:r>
-      <w:proofErr w:type="spellStart"/>
-      <w:proofErr w:type="gramStart"/>
-      <w:r>
-        <w:rPr>
-          <w:color w:val="000000"/>
-          <w:sz w:val="28"/>
-          <w:szCs w:val="28"/>
-          <w:lang w:val="en-US"/>
-        </w:rPr>
-        <w:t>System.Windows.Media.Imaging</w:t>
-      </w:r>
-      <w:proofErr w:type="spellEnd"/>
-      <w:proofErr w:type="gramEnd"/>
-      <w:r>
-        <w:rPr>
-          <w:color w:val="000000"/>
-          <w:sz w:val="28"/>
-          <w:szCs w:val="28"/>
-          <w:lang w:val="en-US"/>
-        </w:rPr>
-        <w:t>;</w:t>
-      </w:r>
-    </w:p>
-    <w:p>
-      <w:pPr>
-        <w:pStyle w:val="aa"/>
-        <w:spacing w:before="0" w:beforeAutospacing="0" w:after="0" w:afterAutospacing="0"/>
-        <w:ind w:firstLine="709"/>
-        <w:jc w:val="both"/>
-        <w:rPr>
-          <w:color w:val="000000"/>
-          <w:sz w:val="28"/>
-          <w:szCs w:val="28"/>
-          <w:lang w:val="en-US"/>
-        </w:rPr>
-      </w:pPr>
-      <w:r>
-        <w:rPr>
-          <w:color w:val="000000"/>
-          <w:sz w:val="28"/>
-          <w:szCs w:val="28"/>
-          <w:lang w:val="en-US"/>
-        </w:rPr>
-        <w:t xml:space="preserve">using </w:t>
-      </w:r>
-      <w:proofErr w:type="spellStart"/>
-      <w:proofErr w:type="gramStart"/>
-      <w:r>
-        <w:rPr>
-          <w:color w:val="000000"/>
-          <w:sz w:val="28"/>
-          <w:szCs w:val="28"/>
-          <w:lang w:val="en-US"/>
-        </w:rPr>
-        <w:t>System.Windows.Shapes</w:t>
-      </w:r>
-      <w:proofErr w:type="spellEnd"/>
-      <w:proofErr w:type="gramEnd"/>
-      <w:r>
-        <w:rPr>
-          <w:color w:val="000000"/>
-          <w:sz w:val="28"/>
-          <w:szCs w:val="28"/>
-          <w:lang w:val="en-US"/>
-        </w:rPr>
-        <w:t>;</w:t>
-      </w:r>
-    </w:p>
-    <w:p>
-      <w:pPr>
-        <w:pStyle w:val="aa"/>
-        <w:spacing w:before="0" w:beforeAutospacing="0" w:after="0" w:afterAutospacing="0"/>
-        <w:ind w:firstLine="709"/>
-        <w:jc w:val="both"/>
-        <w:rPr>
-          <w:color w:val="000000"/>
-          <w:sz w:val="28"/>
-          <w:szCs w:val="28"/>
-          <w:lang w:val="en-US"/>
-        </w:rPr>
-      </w:pPr>
-      <w:r>
-        <w:rPr>
-          <w:color w:val="000000"/>
-          <w:sz w:val="28"/>
-          <w:szCs w:val="28"/>
-          <w:lang w:val="en-US"/>
-        </w:rPr>
-        <w:t>namespace Task01</w:t>
+        </w:rPr>
+      </w:pPr>
+      <w:r>
+        <w:rPr>
+          <w:color w:val="000000"/>
+          <w:sz w:val="28"/>
+          <w:szCs w:val="28"/>
+        </w:rPr>
+        <w:t>Таблица</w:t>
       </w:r>
       <w:r>
         <w:rPr>
@@ -5230,779 +2941,6 @@
           <w:color w:val="000000"/>
           <w:sz w:val="28"/>
           <w:szCs w:val="28"/>
-          <w:lang w:val="en-US"/>
-        </w:rPr>
-        <w:t>{</w:t>
-      </w:r>
-    </w:p>
-    <w:p>
-      <w:pPr>
-        <w:pStyle w:val="aa"/>
-        <w:spacing w:before="0" w:beforeAutospacing="0" w:after="0" w:afterAutospacing="0"/>
-        <w:ind w:firstLine="709"/>
-        <w:jc w:val="both"/>
-        <w:rPr>
-          <w:color w:val="000000"/>
-          <w:sz w:val="28"/>
-          <w:szCs w:val="28"/>
-          <w:lang w:val="en-US"/>
-        </w:rPr>
-      </w:pPr>
-      <w:r>
-        <w:rPr>
-          <w:color w:val="000000"/>
-          <w:sz w:val="28"/>
-          <w:szCs w:val="28"/>
-          <w:lang w:val="en-US"/>
-        </w:rPr>
-        <w:t xml:space="preserve">    public partial class </w:t>
-      </w:r>
-      <w:proofErr w:type="spellStart"/>
-      <w:proofErr w:type="gramStart"/>
-      <w:r>
-        <w:rPr>
-          <w:color w:val="000000"/>
-          <w:sz w:val="28"/>
-          <w:szCs w:val="28"/>
-          <w:lang w:val="en-US"/>
-        </w:rPr>
-        <w:t>AddClientWindow</w:t>
-      </w:r>
-      <w:proofErr w:type="spellEnd"/>
-      <w:r>
-        <w:rPr>
-          <w:color w:val="000000"/>
-          <w:sz w:val="28"/>
-          <w:szCs w:val="28"/>
-          <w:lang w:val="en-US"/>
-        </w:rPr>
-        <w:t xml:space="preserve"> :</w:t>
-      </w:r>
-      <w:proofErr w:type="gramEnd"/>
-      <w:r>
-        <w:rPr>
-          <w:color w:val="000000"/>
-          <w:sz w:val="28"/>
-          <w:szCs w:val="28"/>
-          <w:lang w:val="en-US"/>
-        </w:rPr>
-        <w:t xml:space="preserve"> Window</w:t>
-      </w:r>
-      <w:r>
-        <w:rPr>
-          <w:color w:val="000000"/>
-          <w:sz w:val="28"/>
-          <w:szCs w:val="28"/>
-          <w:lang w:val="en-US"/>
-        </w:rPr>
-        <w:t xml:space="preserve"> </w:t>
-      </w:r>
-      <w:r>
-        <w:rPr>
-          <w:color w:val="000000"/>
-          <w:sz w:val="28"/>
-          <w:szCs w:val="28"/>
-          <w:lang w:val="en-US"/>
-        </w:rPr>
-        <w:t>{</w:t>
-      </w:r>
-    </w:p>
-    <w:p>
-      <w:pPr>
-        <w:pStyle w:val="aa"/>
-        <w:spacing w:before="0" w:beforeAutospacing="0" w:after="0" w:afterAutospacing="0"/>
-        <w:ind w:firstLine="709"/>
-        <w:jc w:val="both"/>
-        <w:rPr>
-          <w:color w:val="000000"/>
-          <w:sz w:val="28"/>
-          <w:szCs w:val="28"/>
-          <w:lang w:val="en-US"/>
-        </w:rPr>
-      </w:pPr>
-      <w:r>
-        <w:rPr>
-          <w:color w:val="000000"/>
-          <w:sz w:val="28"/>
-          <w:szCs w:val="28"/>
-          <w:lang w:val="en-US"/>
-        </w:rPr>
-        <w:t xml:space="preserve">        public </w:t>
-      </w:r>
-      <w:proofErr w:type="spellStart"/>
-      <w:proofErr w:type="gramStart"/>
-      <w:r>
-        <w:rPr>
-          <w:color w:val="000000"/>
-          <w:sz w:val="28"/>
-          <w:szCs w:val="28"/>
-          <w:lang w:val="en-US"/>
-        </w:rPr>
-        <w:t>AddClientWindow</w:t>
-      </w:r>
-      <w:proofErr w:type="spellEnd"/>
-      <w:r>
-        <w:rPr>
-          <w:color w:val="000000"/>
-          <w:sz w:val="28"/>
-          <w:szCs w:val="28"/>
-          <w:lang w:val="en-US"/>
-        </w:rPr>
-        <w:t>(</w:t>
-      </w:r>
-      <w:proofErr w:type="gramEnd"/>
-      <w:r>
-        <w:rPr>
-          <w:color w:val="000000"/>
-          <w:sz w:val="28"/>
-          <w:szCs w:val="28"/>
-          <w:lang w:val="en-US"/>
-        </w:rPr>
-        <w:t>)</w:t>
-      </w:r>
-      <w:r>
-        <w:rPr>
-          <w:color w:val="000000"/>
-          <w:sz w:val="28"/>
-          <w:szCs w:val="28"/>
-        </w:rPr>
-        <w:t xml:space="preserve"> </w:t>
-      </w:r>
-      <w:r>
-        <w:rPr>
-          <w:color w:val="000000"/>
-          <w:sz w:val="28"/>
-          <w:szCs w:val="28"/>
-          <w:lang w:val="en-US"/>
-        </w:rPr>
-        <w:t>{</w:t>
-      </w:r>
-    </w:p>
-    <w:p>
-      <w:pPr>
-        <w:pStyle w:val="aa"/>
-        <w:spacing w:before="0" w:beforeAutospacing="0" w:after="0" w:afterAutospacing="0"/>
-        <w:ind w:firstLine="709"/>
-        <w:jc w:val="both"/>
-        <w:rPr>
-          <w:color w:val="000000"/>
-          <w:sz w:val="28"/>
-          <w:szCs w:val="28"/>
-          <w:lang w:val="en-US"/>
-        </w:rPr>
-      </w:pPr>
-      <w:r>
-        <w:rPr>
-          <w:color w:val="000000"/>
-          <w:sz w:val="28"/>
-          <w:szCs w:val="28"/>
-          <w:lang w:val="en-US"/>
-        </w:rPr>
-        <w:t xml:space="preserve">            </w:t>
-      </w:r>
-      <w:proofErr w:type="gramStart"/>
-      <w:r>
-        <w:rPr>
-          <w:color w:val="000000"/>
-          <w:sz w:val="28"/>
-          <w:szCs w:val="28"/>
-          <w:lang w:val="en-US"/>
-        </w:rPr>
-        <w:t>InitializeComponent(</w:t>
-      </w:r>
-      <w:proofErr w:type="gramEnd"/>
-      <w:r>
-        <w:rPr>
-          <w:color w:val="000000"/>
-          <w:sz w:val="28"/>
-          <w:szCs w:val="28"/>
-          <w:lang w:val="en-US"/>
-        </w:rPr>
-        <w:t>);</w:t>
-      </w:r>
-    </w:p>
-    <w:p>
-      <w:pPr>
-        <w:pStyle w:val="aa"/>
-        <w:spacing w:before="0" w:beforeAutospacing="0" w:after="0" w:afterAutospacing="0"/>
-        <w:ind w:firstLine="709"/>
-        <w:jc w:val="both"/>
-        <w:rPr>
-          <w:color w:val="000000"/>
-          <w:sz w:val="28"/>
-          <w:szCs w:val="28"/>
-        </w:rPr>
-      </w:pPr>
-      <w:r>
-        <w:rPr>
-          <w:color w:val="000000"/>
-          <w:sz w:val="28"/>
-          <w:szCs w:val="28"/>
-          <w:lang w:val="en-US"/>
-        </w:rPr>
-        <w:t xml:space="preserve">        }</w:t>
-      </w:r>
-    </w:p>
-    <w:p>
-      <w:pPr>
-        <w:pStyle w:val="aa"/>
-        <w:spacing w:before="0" w:beforeAutospacing="0" w:after="0" w:afterAutospacing="0"/>
-        <w:ind w:firstLine="709"/>
-        <w:jc w:val="both"/>
-        <w:rPr>
-          <w:color w:val="000000"/>
-          <w:sz w:val="28"/>
-          <w:szCs w:val="28"/>
-        </w:rPr>
-      </w:pPr>
-      <w:r>
-        <w:rPr>
-          <w:color w:val="000000"/>
-          <w:sz w:val="28"/>
-          <w:szCs w:val="28"/>
-          <w:lang w:val="en-US"/>
-        </w:rPr>
-        <w:t xml:space="preserve">        public Client </w:t>
-      </w:r>
-      <w:proofErr w:type="spellStart"/>
-      <w:r>
-        <w:rPr>
-          <w:color w:val="000000"/>
-          <w:sz w:val="28"/>
-          <w:szCs w:val="28"/>
-          <w:lang w:val="en-US"/>
-        </w:rPr>
-        <w:t>NewClient</w:t>
-      </w:r>
-      <w:proofErr w:type="spellEnd"/>
-      <w:r>
-        <w:rPr>
-          <w:color w:val="000000"/>
-          <w:sz w:val="28"/>
-          <w:szCs w:val="28"/>
-          <w:lang w:val="en-US"/>
-        </w:rPr>
-        <w:t xml:space="preserve"> </w:t>
-      </w:r>
-      <w:proofErr w:type="gramStart"/>
-      <w:r>
-        <w:rPr>
-          <w:color w:val="000000"/>
-          <w:sz w:val="28"/>
-          <w:szCs w:val="28"/>
-          <w:lang w:val="en-US"/>
-        </w:rPr>
-        <w:t>{ get</w:t>
-      </w:r>
-      <w:proofErr w:type="gramEnd"/>
-      <w:r>
-        <w:rPr>
-          <w:color w:val="000000"/>
-          <w:sz w:val="28"/>
-          <w:szCs w:val="28"/>
-          <w:lang w:val="en-US"/>
-        </w:rPr>
-        <w:t>; set; }</w:t>
-      </w:r>
-    </w:p>
-    <w:p>
-      <w:pPr>
-        <w:pStyle w:val="aa"/>
-        <w:spacing w:before="0" w:beforeAutospacing="0" w:after="0" w:afterAutospacing="0"/>
-        <w:ind w:firstLine="709"/>
-        <w:jc w:val="both"/>
-        <w:rPr>
-          <w:color w:val="000000"/>
-          <w:sz w:val="28"/>
-          <w:szCs w:val="28"/>
-          <w:lang w:val="en-US"/>
-        </w:rPr>
-      </w:pPr>
-      <w:r>
-        <w:rPr>
-          <w:color w:val="000000"/>
-          <w:sz w:val="28"/>
-          <w:szCs w:val="28"/>
-          <w:lang w:val="en-US"/>
-        </w:rPr>
-        <w:t xml:space="preserve">        private void </w:t>
-      </w:r>
-      <w:proofErr w:type="spellStart"/>
-      <w:r>
-        <w:rPr>
-          <w:color w:val="000000"/>
-          <w:sz w:val="28"/>
-          <w:szCs w:val="28"/>
-          <w:lang w:val="en-US"/>
-        </w:rPr>
-        <w:t>Save_</w:t>
-      </w:r>
-      <w:proofErr w:type="gramStart"/>
-      <w:r>
-        <w:rPr>
-          <w:color w:val="000000"/>
-          <w:sz w:val="28"/>
-          <w:szCs w:val="28"/>
-          <w:lang w:val="en-US"/>
-        </w:rPr>
-        <w:t>Click</w:t>
-      </w:r>
-      <w:proofErr w:type="spellEnd"/>
-      <w:r>
-        <w:rPr>
-          <w:color w:val="000000"/>
-          <w:sz w:val="28"/>
-          <w:szCs w:val="28"/>
-          <w:lang w:val="en-US"/>
-        </w:rPr>
-        <w:t>(</w:t>
-      </w:r>
-      <w:proofErr w:type="gramEnd"/>
-      <w:r>
-        <w:rPr>
-          <w:color w:val="000000"/>
-          <w:sz w:val="28"/>
-          <w:szCs w:val="28"/>
-          <w:lang w:val="en-US"/>
-        </w:rPr>
-        <w:t xml:space="preserve">object sender, </w:t>
-      </w:r>
-      <w:proofErr w:type="spellStart"/>
-      <w:r>
-        <w:rPr>
-          <w:color w:val="000000"/>
-          <w:sz w:val="28"/>
-          <w:szCs w:val="28"/>
-          <w:lang w:val="en-US"/>
-        </w:rPr>
-        <w:t>RoutedEventArgs</w:t>
-      </w:r>
-      <w:proofErr w:type="spellEnd"/>
-      <w:r>
-        <w:rPr>
-          <w:color w:val="000000"/>
-          <w:sz w:val="28"/>
-          <w:szCs w:val="28"/>
-          <w:lang w:val="en-US"/>
-        </w:rPr>
-        <w:t xml:space="preserve"> e)</w:t>
-      </w:r>
-      <w:r>
-        <w:rPr>
-          <w:color w:val="000000"/>
-          <w:sz w:val="28"/>
-          <w:szCs w:val="28"/>
-          <w:lang w:val="en-US"/>
-        </w:rPr>
-        <w:t xml:space="preserve"> </w:t>
-      </w:r>
-      <w:r>
-        <w:rPr>
-          <w:color w:val="000000"/>
-          <w:sz w:val="28"/>
-          <w:szCs w:val="28"/>
-          <w:lang w:val="en-US"/>
-        </w:rPr>
-        <w:t>{</w:t>
-      </w:r>
-    </w:p>
-    <w:p>
-      <w:pPr>
-        <w:pStyle w:val="aa"/>
-        <w:spacing w:before="0" w:beforeAutospacing="0" w:after="0" w:afterAutospacing="0"/>
-        <w:ind w:firstLine="709"/>
-        <w:jc w:val="both"/>
-        <w:rPr>
-          <w:color w:val="000000"/>
-          <w:sz w:val="28"/>
-          <w:szCs w:val="28"/>
-          <w:lang w:val="en-US"/>
-        </w:rPr>
-      </w:pPr>
-      <w:r>
-        <w:rPr>
-          <w:color w:val="000000"/>
-          <w:sz w:val="28"/>
-          <w:szCs w:val="28"/>
-          <w:lang w:val="en-US"/>
-        </w:rPr>
-        <w:t xml:space="preserve">            </w:t>
-      </w:r>
-      <w:proofErr w:type="spellStart"/>
-      <w:r>
-        <w:rPr>
-          <w:color w:val="000000"/>
-          <w:sz w:val="28"/>
-          <w:szCs w:val="28"/>
-          <w:lang w:val="en-US"/>
-        </w:rPr>
-        <w:t>NewClient</w:t>
-      </w:r>
-      <w:proofErr w:type="spellEnd"/>
-      <w:r>
-        <w:rPr>
-          <w:color w:val="000000"/>
-          <w:sz w:val="28"/>
-          <w:szCs w:val="28"/>
-          <w:lang w:val="en-US"/>
-        </w:rPr>
-        <w:t xml:space="preserve"> = new Client</w:t>
-      </w:r>
-      <w:r>
-        <w:rPr>
-          <w:color w:val="000000"/>
-          <w:sz w:val="28"/>
-          <w:szCs w:val="28"/>
-        </w:rPr>
-        <w:t xml:space="preserve"> </w:t>
-      </w:r>
-      <w:r>
-        <w:rPr>
-          <w:color w:val="000000"/>
-          <w:sz w:val="28"/>
-          <w:szCs w:val="28"/>
-          <w:lang w:val="en-US"/>
-        </w:rPr>
-        <w:t>{</w:t>
-      </w:r>
-    </w:p>
-    <w:p>
-      <w:pPr>
-        <w:pStyle w:val="aa"/>
-        <w:spacing w:before="0" w:beforeAutospacing="0" w:after="0" w:afterAutospacing="0"/>
-        <w:ind w:firstLine="709"/>
-        <w:jc w:val="both"/>
-        <w:rPr>
-          <w:color w:val="000000"/>
-          <w:sz w:val="28"/>
-          <w:szCs w:val="28"/>
-          <w:lang w:val="en-US"/>
-        </w:rPr>
-      </w:pPr>
-      <w:r>
-        <w:rPr>
-          <w:color w:val="000000"/>
-          <w:sz w:val="28"/>
-          <w:szCs w:val="28"/>
-          <w:lang w:val="en-US"/>
-        </w:rPr>
-        <w:t xml:space="preserve">                </w:t>
-      </w:r>
-      <w:proofErr w:type="spellStart"/>
-      <w:r>
-        <w:rPr>
-          <w:color w:val="000000"/>
-          <w:sz w:val="28"/>
-          <w:szCs w:val="28"/>
-          <w:lang w:val="en-US"/>
-        </w:rPr>
-        <w:t>FullName</w:t>
-      </w:r>
-      <w:proofErr w:type="spellEnd"/>
-      <w:r>
-        <w:rPr>
-          <w:color w:val="000000"/>
-          <w:sz w:val="28"/>
-          <w:szCs w:val="28"/>
-          <w:lang w:val="en-US"/>
-        </w:rPr>
-        <w:t xml:space="preserve"> = </w:t>
-      </w:r>
-      <w:proofErr w:type="spellStart"/>
-      <w:r>
-        <w:rPr>
-          <w:color w:val="000000"/>
-          <w:sz w:val="28"/>
-          <w:szCs w:val="28"/>
-          <w:lang w:val="en-US"/>
-        </w:rPr>
-        <w:t>NameBox.Text</w:t>
-      </w:r>
-      <w:proofErr w:type="spellEnd"/>
-      <w:r>
-        <w:rPr>
-          <w:color w:val="000000"/>
-          <w:sz w:val="28"/>
-          <w:szCs w:val="28"/>
-          <w:lang w:val="en-US"/>
-        </w:rPr>
-        <w:t>,</w:t>
-      </w:r>
-    </w:p>
-    <w:p>
-      <w:pPr>
-        <w:pStyle w:val="aa"/>
-        <w:spacing w:before="0" w:beforeAutospacing="0" w:after="0" w:afterAutospacing="0"/>
-        <w:ind w:firstLine="709"/>
-        <w:jc w:val="both"/>
-        <w:rPr>
-          <w:color w:val="000000"/>
-          <w:sz w:val="28"/>
-          <w:szCs w:val="28"/>
-          <w:lang w:val="en-US"/>
-        </w:rPr>
-      </w:pPr>
-      <w:r>
-        <w:rPr>
-          <w:color w:val="000000"/>
-          <w:sz w:val="28"/>
-          <w:szCs w:val="28"/>
-          <w:lang w:val="en-US"/>
-        </w:rPr>
-        <w:t xml:space="preserve">                Contact = </w:t>
-      </w:r>
-      <w:proofErr w:type="spellStart"/>
-      <w:r>
-        <w:rPr>
-          <w:color w:val="000000"/>
-          <w:sz w:val="28"/>
-          <w:szCs w:val="28"/>
-          <w:lang w:val="en-US"/>
-        </w:rPr>
-        <w:t>ContactBox.Text</w:t>
-      </w:r>
-      <w:proofErr w:type="spellEnd"/>
-      <w:r>
-        <w:rPr>
-          <w:color w:val="000000"/>
-          <w:sz w:val="28"/>
-          <w:szCs w:val="28"/>
-          <w:lang w:val="en-US"/>
-        </w:rPr>
-        <w:t>,</w:t>
-      </w:r>
-    </w:p>
-    <w:p>
-      <w:pPr>
-        <w:pStyle w:val="aa"/>
-        <w:spacing w:before="0" w:beforeAutospacing="0" w:after="0" w:afterAutospacing="0"/>
-        <w:ind w:firstLine="709"/>
-        <w:jc w:val="both"/>
-        <w:rPr>
-          <w:color w:val="000000"/>
-          <w:sz w:val="28"/>
-          <w:szCs w:val="28"/>
-          <w:lang w:val="en-US"/>
-        </w:rPr>
-      </w:pPr>
-      <w:r>
-        <w:rPr>
-          <w:color w:val="000000"/>
-          <w:sz w:val="28"/>
-          <w:szCs w:val="28"/>
-          <w:lang w:val="en-US"/>
-        </w:rPr>
-        <w:t xml:space="preserve">                History = </w:t>
-      </w:r>
-      <w:proofErr w:type="spellStart"/>
-      <w:r>
-        <w:rPr>
-          <w:color w:val="000000"/>
-          <w:sz w:val="28"/>
-          <w:szCs w:val="28"/>
-          <w:lang w:val="en-US"/>
-        </w:rPr>
-        <w:t>HistoryBox.Text</w:t>
-      </w:r>
-      <w:proofErr w:type="spellEnd"/>
-    </w:p>
-    <w:p>
-      <w:pPr>
-        <w:pStyle w:val="aa"/>
-        <w:spacing w:before="0" w:beforeAutospacing="0" w:after="0" w:afterAutospacing="0"/>
-        <w:ind w:firstLine="709"/>
-        <w:jc w:val="both"/>
-        <w:rPr>
-          <w:color w:val="000000"/>
-          <w:sz w:val="28"/>
-          <w:szCs w:val="28"/>
-        </w:rPr>
-      </w:pPr>
-      <w:r>
-        <w:rPr>
-          <w:color w:val="000000"/>
-          <w:sz w:val="28"/>
-          <w:szCs w:val="28"/>
-          <w:lang w:val="en-US"/>
-        </w:rPr>
-        <w:t xml:space="preserve">            </w:t>
-      </w:r>
-      <w:r>
-        <w:rPr>
-          <w:color w:val="000000"/>
-          <w:sz w:val="28"/>
-          <w:szCs w:val="28"/>
-        </w:rPr>
-        <w:t>};</w:t>
-      </w:r>
-    </w:p>
-    <w:p>
-      <w:pPr>
-        <w:pStyle w:val="aa"/>
-        <w:spacing w:before="0" w:beforeAutospacing="0" w:after="0" w:afterAutospacing="0"/>
-        <w:ind w:firstLine="709"/>
-        <w:jc w:val="both"/>
-        <w:rPr>
-          <w:color w:val="000000"/>
-          <w:sz w:val="28"/>
-          <w:szCs w:val="28"/>
-        </w:rPr>
-      </w:pPr>
-      <w:r>
-        <w:rPr>
-          <w:color w:val="000000"/>
-          <w:sz w:val="28"/>
-          <w:szCs w:val="28"/>
-        </w:rPr>
-        <w:t xml:space="preserve">            </w:t>
-      </w:r>
-      <w:proofErr w:type="spellStart"/>
-      <w:r>
-        <w:rPr>
-          <w:color w:val="000000"/>
-          <w:sz w:val="28"/>
-          <w:szCs w:val="28"/>
-        </w:rPr>
-        <w:t>DialogResult</w:t>
-      </w:r>
-      <w:proofErr w:type="spellEnd"/>
-      <w:r>
-        <w:rPr>
-          <w:color w:val="000000"/>
-          <w:sz w:val="28"/>
-          <w:szCs w:val="28"/>
-        </w:rPr>
-        <w:t xml:space="preserve"> = </w:t>
-      </w:r>
-      <w:proofErr w:type="spellStart"/>
-      <w:r>
-        <w:rPr>
-          <w:color w:val="000000"/>
-          <w:sz w:val="28"/>
-          <w:szCs w:val="28"/>
-        </w:rPr>
-        <w:t>true</w:t>
-      </w:r>
-      <w:proofErr w:type="spellEnd"/>
-      <w:r>
-        <w:rPr>
-          <w:color w:val="000000"/>
-          <w:sz w:val="28"/>
-          <w:szCs w:val="28"/>
-        </w:rPr>
-        <w:t>;</w:t>
-      </w:r>
-    </w:p>
-    <w:p>
-      <w:pPr>
-        <w:pStyle w:val="aa"/>
-        <w:spacing w:before="0" w:beforeAutospacing="0" w:after="0" w:afterAutospacing="0"/>
-        <w:ind w:firstLine="709"/>
-        <w:jc w:val="both"/>
-        <w:rPr>
-          <w:color w:val="000000"/>
-          <w:sz w:val="28"/>
-          <w:szCs w:val="28"/>
-        </w:rPr>
-      </w:pPr>
-      <w:r>
-        <w:rPr>
-          <w:color w:val="000000"/>
-          <w:sz w:val="28"/>
-          <w:szCs w:val="28"/>
-        </w:rPr>
-        <w:t xml:space="preserve">        }</w:t>
-      </w:r>
-    </w:p>
-    <w:p>
-      <w:pPr>
-        <w:pStyle w:val="aa"/>
-        <w:spacing w:before="0" w:beforeAutospacing="0" w:after="0" w:afterAutospacing="0"/>
-        <w:ind w:firstLine="709"/>
-        <w:jc w:val="both"/>
-        <w:rPr>
-          <w:color w:val="000000"/>
-          <w:sz w:val="28"/>
-          <w:szCs w:val="28"/>
-        </w:rPr>
-      </w:pPr>
-      <w:r>
-        <w:rPr>
-          <w:color w:val="000000"/>
-          <w:sz w:val="28"/>
-          <w:szCs w:val="28"/>
-        </w:rPr>
-        <w:t xml:space="preserve">    }</w:t>
-      </w:r>
-    </w:p>
-    <w:p>
-      <w:pPr>
-        <w:pStyle w:val="aa"/>
-        <w:spacing w:before="0" w:beforeAutospacing="0" w:after="0" w:afterAutospacing="0"/>
-        <w:ind w:firstLine="709"/>
-        <w:jc w:val="both"/>
-        <w:rPr>
-          <w:color w:val="000000"/>
-          <w:sz w:val="28"/>
-          <w:szCs w:val="28"/>
-        </w:rPr>
-      </w:pPr>
-      <w:r>
-        <w:rPr>
-          <w:color w:val="000000"/>
-          <w:sz w:val="28"/>
-          <w:szCs w:val="28"/>
-        </w:rPr>
-        <w:t>}</w:t>
-      </w:r>
-    </w:p>
-    <w:p>
-      <w:pPr>
-        <w:pStyle w:val="aa"/>
-        <w:spacing w:before="0" w:beforeAutospacing="0" w:after="0" w:afterAutospacing="0"/>
-        <w:ind w:firstLine="709"/>
-        <w:jc w:val="both"/>
-        <w:rPr>
-          <w:color w:val="000000"/>
-          <w:sz w:val="28"/>
-          <w:szCs w:val="28"/>
-        </w:rPr>
-      </w:pPr>
-    </w:p>
-    <w:p>
-      <w:pPr>
-        <w:pStyle w:val="aa"/>
-        <w:spacing w:before="0" w:beforeAutospacing="0" w:after="0" w:afterAutospacing="0"/>
-        <w:ind w:firstLine="709"/>
-        <w:jc w:val="both"/>
-        <w:rPr>
-          <w:color w:val="000000"/>
-          <w:sz w:val="28"/>
-          <w:szCs w:val="28"/>
-        </w:rPr>
-      </w:pPr>
-      <w:r>
-        <w:rPr>
-          <w:color w:val="000000"/>
-          <w:sz w:val="28"/>
-          <w:szCs w:val="28"/>
-        </w:rPr>
-        <w:lastRenderedPageBreak/>
-        <w:t>Таблица</w:t>
-      </w:r>
-      <w:r>
-        <w:rPr>
-          <w:color w:val="000000"/>
-          <w:sz w:val="28"/>
-          <w:szCs w:val="28"/>
-        </w:rPr>
-        <w:t xml:space="preserve"> </w:t>
-      </w:r>
-      <w:r>
-        <w:rPr>
-          <w:color w:val="000000"/>
-          <w:sz w:val="28"/>
-          <w:szCs w:val="28"/>
         </w:rPr>
         <w:t>1</w:t>
       </w:r>
@@ -6011,7 +2949,6 @@
           <w:color w:val="000000"/>
           <w:sz w:val="28"/>
           <w:szCs w:val="28"/>
-          <w:lang w:val="en-US"/>
         </w:rPr>
         <w:t>2</w:t>
       </w:r>
@@ -6181,7 +3118,6 @@
               </w:rPr>
               <w:t xml:space="preserve">, </w:t>
             </w:r>
-            <w:proofErr w:type="spellStart"/>
             <w:r>
               <w:rPr>
                 <w:color w:val="000000"/>
@@ -6191,7 +3127,6 @@
               </w:rPr>
               <w:t>pu</w:t>
             </w:r>
-            <w:proofErr w:type="spellEnd"/>
             <w:r>
               <w:rPr>
                 <w:color w:val="000000"/>
@@ -6217,7 +3152,6 @@
               </w:rPr>
               <w:t>1@</w:t>
             </w:r>
-            <w:proofErr w:type="spellStart"/>
             <w:r>
               <w:rPr>
                 <w:color w:val="000000"/>
@@ -6227,7 +3161,6 @@
               </w:rPr>
               <w:t>gmail</w:t>
             </w:r>
-            <w:proofErr w:type="spellEnd"/>
             <w:r>
               <w:rPr>
                 <w:color w:val="000000"/>
@@ -6269,7 +3202,6 @@
               </w:rPr>
               <w:t xml:space="preserve">Макарчук Богдан Владимирович, </w:t>
             </w:r>
-            <w:proofErr w:type="spellStart"/>
             <w:r>
               <w:rPr>
                 <w:color w:val="000000"/>
@@ -6279,7 +3211,6 @@
               </w:rPr>
               <w:t>pu</w:t>
             </w:r>
-            <w:proofErr w:type="spellEnd"/>
             <w:r>
               <w:rPr>
                 <w:color w:val="000000"/>
@@ -6305,7 +3236,6 @@
               </w:rPr>
               <w:t>1@</w:t>
             </w:r>
-            <w:proofErr w:type="spellStart"/>
             <w:r>
               <w:rPr>
                 <w:color w:val="000000"/>
@@ -6315,7 +3245,6 @@
               </w:rPr>
               <w:t>gmail</w:t>
             </w:r>
-            <w:proofErr w:type="spellEnd"/>
             <w:r>
               <w:rPr>
                 <w:color w:val="000000"/>
@@ -6347,7 +3276,6 @@
           <w:color w:val="000000"/>
           <w:sz w:val="28"/>
           <w:szCs w:val="28"/>
-          <w:lang w:val="en-US"/>
         </w:rPr>
       </w:pPr>
     </w:p>
@@ -6386,6 +3314,7 @@
       </w:pPr>
       <w:r>
         <w:rPr>
+          <w:noProof/>
           <w:color w:val="000000"/>
           <w:sz w:val="28"/>
           <w:szCs w:val="28"/>
@@ -6484,7 +3413,7 @@
 </file>
 
 <file path=word/endnotes.xml><?xml version="1.0" encoding="utf-8"?>
-<w:endnotes xmlns:wpc="http://schemas.microsoft.com/office/word/2010/wordprocessingCanvas" xmlns:cx="http://schemas.microsoft.com/office/drawing/2014/chartex" xmlns:cx1="http://schemas.microsoft.com/office/drawing/2015/9/8/chartex" xmlns:cx2="http://schemas.microsoft.com/office/drawing/2015/10/21/chartex" xmlns:cx3="http://schemas.microsoft.com/office/drawing/2016/5/9/chartex" xmlns:cx4="http://schemas.microsoft.com/office/drawing/2016/5/10/chartex" xmlns:cx5="http://schemas.microsoft.com/office/drawing/2016/5/11/chartex" xmlns:cx6="http://schemas.microsoft.com/office/drawing/2016/5/12/chartex" xmlns:cx7="http://schemas.microsoft.com/office/drawing/2016/5/13/chartex" xmlns:cx8="http://schemas.microsoft.com/office/drawing/2016/5/14/chartex" xmlns:mc="http://schemas.openxmlformats.org/markup-compatibility/2006" xmlns:aink="http://schemas.microsoft.com/office/drawing/2016/ink" xmlns:am3d="http://schemas.microsoft.com/office/drawing/2017/model3d" xmlns:o="urn:schemas-microsoft-com:office:office" xmlns:oel="http://schemas.microsoft.com/office/2019/extlst" xmlns:r="http://schemas.openxmlformats.org/officeDocument/2006/relationships" xmlns:m="http://schemas.openxmlformats.org/officeDocument/2006/math" xmlns:v="urn:schemas-microsoft-com:vml" xmlns:wp14="http://schemas.microsoft.com/office/word/2010/wordprocessingDrawing" xmlns:wp="http://schemas.openxmlformats.org/drawingml/2006/wordprocessingDrawing" xmlns:w10="urn:schemas-microsoft-com:office:word" xmlns:w="http://schemas.openxmlformats.org/wordprocessingml/2006/main" xmlns:w14="http://schemas.microsoft.com/office/word/2010/wordml" xmlns:w15="http://schemas.microsoft.com/office/word/2012/wordml" xmlns:w16cex="http://schemas.microsoft.com/office/word/2018/wordml/cex" xmlns:w16cid="http://schemas.microsoft.com/office/word/2016/wordml/cid" xmlns:w16="http://schemas.microsoft.com/office/word/2018/wordml" xmlns:w16du="http://schemas.microsoft.com/office/word/2023/wordml/word16du" xmlns:w16sdtdh="http://schemas.microsoft.com/office/word/2020/wordml/sdtdatahash" xmlns:w16se="http://schemas.microsoft.com/office/word/2015/wordml/symex" xmlns:wpg="http://schemas.microsoft.com/office/word/2010/wordprocessingGroup" xmlns:wpi="http://schemas.microsoft.com/office/word/2010/wordprocessingInk" xmlns:wne="http://schemas.microsoft.com/office/word/2006/wordml" xmlns:wps="http://schemas.microsoft.com/office/word/2010/wordprocessingShape" mc:Ignorable="w14 w15 w16se w16cid w16 w16cex w16sdtdh w16du wp14">
+<w:endnotes xmlns:wpc="http://schemas.microsoft.com/office/word/2010/wordprocessingCanvas" xmlns:cx="http://schemas.microsoft.com/office/drawing/2014/chartex" xmlns:cx1="http://schemas.microsoft.com/office/drawing/2015/9/8/chartex" xmlns:cx2="http://schemas.microsoft.com/office/drawing/2015/10/21/chartex" xmlns:cx3="http://schemas.microsoft.com/office/drawing/2016/5/9/chartex" xmlns:cx4="http://schemas.microsoft.com/office/drawing/2016/5/10/chartex" xmlns:cx5="http://schemas.microsoft.com/office/drawing/2016/5/11/chartex" xmlns:cx6="http://schemas.microsoft.com/office/drawing/2016/5/12/chartex" xmlns:cx7="http://schemas.microsoft.com/office/drawing/2016/5/13/chartex" xmlns:cx8="http://schemas.microsoft.com/office/drawing/2016/5/14/chartex" xmlns:mc="http://schemas.openxmlformats.org/markup-compatibility/2006" xmlns:aink="http://schemas.microsoft.com/office/drawing/2016/ink" xmlns:am3d="http://schemas.microsoft.com/office/drawing/2017/model3d" xmlns:o="urn:schemas-microsoft-com:office:office" xmlns:oel="http://schemas.microsoft.com/office/2019/extlst" xmlns:r="http://schemas.openxmlformats.org/officeDocument/2006/relationships" xmlns:m="http://schemas.openxmlformats.org/officeDocument/2006/math" xmlns:v="urn:schemas-microsoft-com:vml" xmlns:wp14="http://schemas.microsoft.com/office/word/2010/wordprocessingDrawing" xmlns:wp="http://schemas.openxmlformats.org/drawingml/2006/wordprocessingDrawing" xmlns:w10="urn:schemas-microsoft-com:office:word" xmlns:w="http://schemas.openxmlformats.org/wordprocessingml/2006/main" xmlns:w14="http://schemas.microsoft.com/office/word/2010/wordml" xmlns:w15="http://schemas.microsoft.com/office/word/2012/wordml" xmlns:w16cex="http://schemas.microsoft.com/office/word/2018/wordml/cex" xmlns:w16cid="http://schemas.microsoft.com/office/word/2016/wordml/cid" xmlns:w16="http://schemas.microsoft.com/office/word/2018/wordml" xmlns:w16du="http://schemas.microsoft.com/office/word/2023/wordml/word16du" xmlns:w16sdtdh="http://schemas.microsoft.com/office/word/2020/wordml/sdtdatahash" xmlns:w16sdtfl="http://schemas.microsoft.com/office/word/2024/wordml/sdtformatlock" xmlns:w16se="http://schemas.microsoft.com/office/word/2015/wordml/symex" xmlns:wpg="http://schemas.microsoft.com/office/word/2010/wordprocessingGroup" xmlns:wpi="http://schemas.microsoft.com/office/word/2010/wordprocessingInk" xmlns:wne="http://schemas.microsoft.com/office/word/2006/wordml" xmlns:wps="http://schemas.microsoft.com/office/word/2010/wordprocessingShape" mc:Ignorable="w14 w15 w16se w16cid w16 w16cex w16sdtdh w16sdtfl w16du wp14">
   <w:endnote w:type="separator" w:id="-1">
     <w:p>
       <w:r>
@@ -6503,7 +3432,7 @@
 </file>
 
 <file path=word/footer1.xml><?xml version="1.0" encoding="utf-8"?>
-<w:ftr xmlns:wpc="http://schemas.microsoft.com/office/word/2010/wordprocessingCanvas" xmlns:cx="http://schemas.microsoft.com/office/drawing/2014/chartex" xmlns:cx1="http://schemas.microsoft.com/office/drawing/2015/9/8/chartex" xmlns:cx2="http://schemas.microsoft.com/office/drawing/2015/10/21/chartex" xmlns:cx3="http://schemas.microsoft.com/office/drawing/2016/5/9/chartex" xmlns:cx4="http://schemas.microsoft.com/office/drawing/2016/5/10/chartex" xmlns:cx5="http://schemas.microsoft.com/office/drawing/2016/5/11/chartex" xmlns:cx6="http://schemas.microsoft.com/office/drawing/2016/5/12/chartex" xmlns:cx7="http://schemas.microsoft.com/office/drawing/2016/5/13/chartex" xmlns:cx8="http://schemas.microsoft.com/office/drawing/2016/5/14/chartex" xmlns:mc="http://schemas.openxmlformats.org/markup-compatibility/2006" xmlns:aink="http://schemas.microsoft.com/office/drawing/2016/ink" xmlns:am3d="http://schemas.microsoft.com/office/drawing/2017/model3d" xmlns:o="urn:schemas-microsoft-com:office:office" xmlns:oel="http://schemas.microsoft.com/office/2019/extlst" xmlns:r="http://schemas.openxmlformats.org/officeDocument/2006/relationships" xmlns:m="http://schemas.openxmlformats.org/officeDocument/2006/math" xmlns:v="urn:schemas-microsoft-com:vml" xmlns:wp14="http://schemas.microsoft.com/office/word/2010/wordprocessingDrawing" xmlns:wp="http://schemas.openxmlformats.org/drawingml/2006/wordprocessingDrawing" xmlns:w10="urn:schemas-microsoft-com:office:word" xmlns:w="http://schemas.openxmlformats.org/wordprocessingml/2006/main" xmlns:w14="http://schemas.microsoft.com/office/word/2010/wordml" xmlns:w15="http://schemas.microsoft.com/office/word/2012/wordml" xmlns:w16cex="http://schemas.microsoft.com/office/word/2018/wordml/cex" xmlns:w16cid="http://schemas.microsoft.com/office/word/2016/wordml/cid" xmlns:w16="http://schemas.microsoft.com/office/word/2018/wordml" xmlns:w16du="http://schemas.microsoft.com/office/word/2023/wordml/word16du" xmlns:w16sdtdh="http://schemas.microsoft.com/office/word/2020/wordml/sdtdatahash" xmlns:w16se="http://schemas.microsoft.com/office/word/2015/wordml/symex" xmlns:wpg="http://schemas.microsoft.com/office/word/2010/wordprocessingGroup" xmlns:wpi="http://schemas.microsoft.com/office/word/2010/wordprocessingInk" xmlns:wne="http://schemas.microsoft.com/office/word/2006/wordml" xmlns:wps="http://schemas.microsoft.com/office/word/2010/wordprocessingShape" mc:Ignorable="w14 w15 w16se w16cid w16 w16cex w16sdtdh w16du wp14">
+<w:ftr xmlns:wpc="http://schemas.microsoft.com/office/word/2010/wordprocessingCanvas" xmlns:cx="http://schemas.microsoft.com/office/drawing/2014/chartex" xmlns:cx1="http://schemas.microsoft.com/office/drawing/2015/9/8/chartex" xmlns:cx2="http://schemas.microsoft.com/office/drawing/2015/10/21/chartex" xmlns:cx3="http://schemas.microsoft.com/office/drawing/2016/5/9/chartex" xmlns:cx4="http://schemas.microsoft.com/office/drawing/2016/5/10/chartex" xmlns:cx5="http://schemas.microsoft.com/office/drawing/2016/5/11/chartex" xmlns:cx6="http://schemas.microsoft.com/office/drawing/2016/5/12/chartex" xmlns:cx7="http://schemas.microsoft.com/office/drawing/2016/5/13/chartex" xmlns:cx8="http://schemas.microsoft.com/office/drawing/2016/5/14/chartex" xmlns:mc="http://schemas.openxmlformats.org/markup-compatibility/2006" xmlns:aink="http://schemas.microsoft.com/office/drawing/2016/ink" xmlns:am3d="http://schemas.microsoft.com/office/drawing/2017/model3d" xmlns:o="urn:schemas-microsoft-com:office:office" xmlns:oel="http://schemas.microsoft.com/office/2019/extlst" xmlns:r="http://schemas.openxmlformats.org/officeDocument/2006/relationships" xmlns:m="http://schemas.openxmlformats.org/officeDocument/2006/math" xmlns:v="urn:schemas-microsoft-com:vml" xmlns:wp14="http://schemas.microsoft.com/office/word/2010/wordprocessingDrawing" xmlns:wp="http://schemas.openxmlformats.org/drawingml/2006/wordprocessingDrawing" xmlns:w10="urn:schemas-microsoft-com:office:word" xmlns:w="http://schemas.openxmlformats.org/wordprocessingml/2006/main" xmlns:w14="http://schemas.microsoft.com/office/word/2010/wordml" xmlns:w15="http://schemas.microsoft.com/office/word/2012/wordml" xmlns:w16cex="http://schemas.microsoft.com/office/word/2018/wordml/cex" xmlns:w16cid="http://schemas.microsoft.com/office/word/2016/wordml/cid" xmlns:w16="http://schemas.microsoft.com/office/word/2018/wordml" xmlns:w16du="http://schemas.microsoft.com/office/word/2023/wordml/word16du" xmlns:w16sdtdh="http://schemas.microsoft.com/office/word/2020/wordml/sdtdatahash" xmlns:w16sdtfl="http://schemas.microsoft.com/office/word/2024/wordml/sdtformatlock" xmlns:w16se="http://schemas.microsoft.com/office/word/2015/wordml/symex" xmlns:wpg="http://schemas.microsoft.com/office/word/2010/wordprocessingGroup" xmlns:wpi="http://schemas.microsoft.com/office/word/2010/wordprocessingInk" xmlns:wne="http://schemas.microsoft.com/office/word/2006/wordml" xmlns:wps="http://schemas.microsoft.com/office/word/2010/wordprocessingShape" mc:Ignorable="w14 w15 w16se w16cid w16 w16cex w16sdtdh w16sdtfl w16du wp14">
   <w:p>
     <w:pPr>
       <w:pStyle w:val="a4"/>
@@ -6541,7 +3470,7 @@
 </file>
 
 <file path=word/footer2.xml><?xml version="1.0" encoding="utf-8"?>
-<w:ftr xmlns:wpc="http://schemas.microsoft.com/office/word/2010/wordprocessingCanvas" xmlns:cx="http://schemas.microsoft.com/office/drawing/2014/chartex" xmlns:cx1="http://schemas.microsoft.com/office/drawing/2015/9/8/chartex" xmlns:cx2="http://schemas.microsoft.com/office/drawing/2015/10/21/chartex" xmlns:cx3="http://schemas.microsoft.com/office/drawing/2016/5/9/chartex" xmlns:cx4="http://schemas.microsoft.com/office/drawing/2016/5/10/chartex" xmlns:cx5="http://schemas.microsoft.com/office/drawing/2016/5/11/chartex" xmlns:cx6="http://schemas.microsoft.com/office/drawing/2016/5/12/chartex" xmlns:cx7="http://schemas.microsoft.com/office/drawing/2016/5/13/chartex" xmlns:cx8="http://schemas.microsoft.com/office/drawing/2016/5/14/chartex" xmlns:mc="http://schemas.openxmlformats.org/markup-compatibility/2006" xmlns:aink="http://schemas.microsoft.com/office/drawing/2016/ink" xmlns:am3d="http://schemas.microsoft.com/office/drawing/2017/model3d" xmlns:o="urn:schemas-microsoft-com:office:office" xmlns:oel="http://schemas.microsoft.com/office/2019/extlst" xmlns:r="http://schemas.openxmlformats.org/officeDocument/2006/relationships" xmlns:m="http://schemas.openxmlformats.org/officeDocument/2006/math" xmlns:v="urn:schemas-microsoft-com:vml" xmlns:wp14="http://schemas.microsoft.com/office/word/2010/wordprocessingDrawing" xmlns:wp="http://schemas.openxmlformats.org/drawingml/2006/wordprocessingDrawing" xmlns:w10="urn:schemas-microsoft-com:office:word" xmlns:w="http://schemas.openxmlformats.org/wordprocessingml/2006/main" xmlns:w14="http://schemas.microsoft.com/office/word/2010/wordml" xmlns:w15="http://schemas.microsoft.com/office/word/2012/wordml" xmlns:w16cex="http://schemas.microsoft.com/office/word/2018/wordml/cex" xmlns:w16cid="http://schemas.microsoft.com/office/word/2016/wordml/cid" xmlns:w16="http://schemas.microsoft.com/office/word/2018/wordml" xmlns:w16du="http://schemas.microsoft.com/office/word/2023/wordml/word16du" xmlns:w16sdtdh="http://schemas.microsoft.com/office/word/2020/wordml/sdtdatahash" xmlns:w16se="http://schemas.microsoft.com/office/word/2015/wordml/symex" xmlns:wpg="http://schemas.microsoft.com/office/word/2010/wordprocessingGroup" xmlns:wpi="http://schemas.microsoft.com/office/word/2010/wordprocessingInk" xmlns:wne="http://schemas.microsoft.com/office/word/2006/wordml" xmlns:wps="http://schemas.microsoft.com/office/word/2010/wordprocessingShape" mc:Ignorable="w14 w15 w16se w16cid w16 w16cex w16sdtdh w16du wp14">
+<w:ftr xmlns:wpc="http://schemas.microsoft.com/office/word/2010/wordprocessingCanvas" xmlns:cx="http://schemas.microsoft.com/office/drawing/2014/chartex" xmlns:cx1="http://schemas.microsoft.com/office/drawing/2015/9/8/chartex" xmlns:cx2="http://schemas.microsoft.com/office/drawing/2015/10/21/chartex" xmlns:cx3="http://schemas.microsoft.com/office/drawing/2016/5/9/chartex" xmlns:cx4="http://schemas.microsoft.com/office/drawing/2016/5/10/chartex" xmlns:cx5="http://schemas.microsoft.com/office/drawing/2016/5/11/chartex" xmlns:cx6="http://schemas.microsoft.com/office/drawing/2016/5/12/chartex" xmlns:cx7="http://schemas.microsoft.com/office/drawing/2016/5/13/chartex" xmlns:cx8="http://schemas.microsoft.com/office/drawing/2016/5/14/chartex" xmlns:mc="http://schemas.openxmlformats.org/markup-compatibility/2006" xmlns:aink="http://schemas.microsoft.com/office/drawing/2016/ink" xmlns:am3d="http://schemas.microsoft.com/office/drawing/2017/model3d" xmlns:o="urn:schemas-microsoft-com:office:office" xmlns:oel="http://schemas.microsoft.com/office/2019/extlst" xmlns:r="http://schemas.openxmlformats.org/officeDocument/2006/relationships" xmlns:m="http://schemas.openxmlformats.org/officeDocument/2006/math" xmlns:v="urn:schemas-microsoft-com:vml" xmlns:wp14="http://schemas.microsoft.com/office/word/2010/wordprocessingDrawing" xmlns:wp="http://schemas.openxmlformats.org/drawingml/2006/wordprocessingDrawing" xmlns:w10="urn:schemas-microsoft-com:office:word" xmlns:w="http://schemas.openxmlformats.org/wordprocessingml/2006/main" xmlns:w14="http://schemas.microsoft.com/office/word/2010/wordml" xmlns:w15="http://schemas.microsoft.com/office/word/2012/wordml" xmlns:w16cex="http://schemas.microsoft.com/office/word/2018/wordml/cex" xmlns:w16cid="http://schemas.microsoft.com/office/word/2016/wordml/cid" xmlns:w16="http://schemas.microsoft.com/office/word/2018/wordml" xmlns:w16du="http://schemas.microsoft.com/office/word/2023/wordml/word16du" xmlns:w16sdtdh="http://schemas.microsoft.com/office/word/2020/wordml/sdtdatahash" xmlns:w16sdtfl="http://schemas.microsoft.com/office/word/2024/wordml/sdtformatlock" xmlns:w16se="http://schemas.microsoft.com/office/word/2015/wordml/symex" xmlns:wpg="http://schemas.microsoft.com/office/word/2010/wordprocessingGroup" xmlns:wpi="http://schemas.microsoft.com/office/word/2010/wordprocessingInk" xmlns:wne="http://schemas.microsoft.com/office/word/2006/wordml" xmlns:wps="http://schemas.microsoft.com/office/word/2010/wordprocessingShape" mc:Ignorable="w14 w15 w16se w16cid w16 w16cex w16sdtdh w16sdtfl w16du wp14">
   <w:p>
     <w:pPr>
       <w:pStyle w:val="a4"/>
@@ -7368,15 +4297,7 @@
                               <w:sz w:val="28"/>
                               <w:szCs w:val="28"/>
                             </w:rPr>
-                            <w:t>УП 5-04-0612-</w:t>
-                          </w:r>
-                          <w:proofErr w:type="gramStart"/>
-                          <w:r>
-                            <w:rPr>
-                              <w:sz w:val="28"/>
-                              <w:szCs w:val="28"/>
-                            </w:rPr>
-                            <w:t>02.4</w:t>
+                            <w:t>УП 5-04-0612-02.4</w:t>
                           </w:r>
                           <w:r>
                             <w:rPr>
@@ -7397,15 +4318,7 @@
                               <w:sz w:val="28"/>
                               <w:szCs w:val="28"/>
                             </w:rPr>
-                            <w:t>М</w:t>
-                          </w:r>
-                          <w:proofErr w:type="gramEnd"/>
-                          <w:r>
-                            <w:rPr>
-                              <w:sz w:val="28"/>
-                              <w:szCs w:val="28"/>
-                            </w:rPr>
-                            <w:t>-134</w:t>
+                            <w:t>М-134</w:t>
                           </w:r>
                           <w:r>
                             <w:rPr>
@@ -7419,7 +4332,14 @@
                               <w:sz w:val="28"/>
                               <w:szCs w:val="28"/>
                             </w:rPr>
-                            <w:t>25</w:t>
+                            <w:t>2</w:t>
+                          </w:r>
+                          <w:r>
+                            <w:rPr>
+                              <w:sz w:val="28"/>
+                              <w:szCs w:val="28"/>
+                            </w:rPr>
+                            <w:t>6</w:t>
                           </w:r>
                           <w:r>
                             <w:rPr>
@@ -7489,15 +4409,7 @@
                         <w:sz w:val="28"/>
                         <w:szCs w:val="28"/>
                       </w:rPr>
-                      <w:t>УП 5-04-0612-</w:t>
-                    </w:r>
-                    <w:proofErr w:type="gramStart"/>
-                    <w:r>
-                      <w:rPr>
-                        <w:sz w:val="28"/>
-                        <w:szCs w:val="28"/>
-                      </w:rPr>
-                      <w:t>02.4</w:t>
+                      <w:t>УП 5-04-0612-02.4</w:t>
                     </w:r>
                     <w:r>
                       <w:rPr>
@@ -7518,15 +4430,7 @@
                         <w:sz w:val="28"/>
                         <w:szCs w:val="28"/>
                       </w:rPr>
-                      <w:t>М</w:t>
-                    </w:r>
-                    <w:proofErr w:type="gramEnd"/>
-                    <w:r>
-                      <w:rPr>
-                        <w:sz w:val="28"/>
-                        <w:szCs w:val="28"/>
-                      </w:rPr>
-                      <w:t>-134</w:t>
+                      <w:t>М-134</w:t>
                     </w:r>
                     <w:r>
                       <w:rPr>
@@ -7540,7 +4444,14 @@
                         <w:sz w:val="28"/>
                         <w:szCs w:val="28"/>
                       </w:rPr>
-                      <w:t>25</w:t>
+                      <w:t>2</w:t>
+                    </w:r>
+                    <w:r>
+                      <w:rPr>
+                        <w:sz w:val="28"/>
+                        <w:szCs w:val="28"/>
+                      </w:rPr>
+                      <w:t>6</w:t>
                     </w:r>
                     <w:r>
                       <w:rPr>
@@ -8481,7 +5392,7 @@
 </file>
 
 <file path=word/footer3.xml><?xml version="1.0" encoding="utf-8"?>
-<w:ftr xmlns:wpc="http://schemas.microsoft.com/office/word/2010/wordprocessingCanvas" xmlns:cx="http://schemas.microsoft.com/office/drawing/2014/chartex" xmlns:cx1="http://schemas.microsoft.com/office/drawing/2015/9/8/chartex" xmlns:cx2="http://schemas.microsoft.com/office/drawing/2015/10/21/chartex" xmlns:cx3="http://schemas.microsoft.com/office/drawing/2016/5/9/chartex" xmlns:cx4="http://schemas.microsoft.com/office/drawing/2016/5/10/chartex" xmlns:cx5="http://schemas.microsoft.com/office/drawing/2016/5/11/chartex" xmlns:cx6="http://schemas.microsoft.com/office/drawing/2016/5/12/chartex" xmlns:cx7="http://schemas.microsoft.com/office/drawing/2016/5/13/chartex" xmlns:cx8="http://schemas.microsoft.com/office/drawing/2016/5/14/chartex" xmlns:mc="http://schemas.openxmlformats.org/markup-compatibility/2006" xmlns:aink="http://schemas.microsoft.com/office/drawing/2016/ink" xmlns:am3d="http://schemas.microsoft.com/office/drawing/2017/model3d" xmlns:o="urn:schemas-microsoft-com:office:office" xmlns:oel="http://schemas.microsoft.com/office/2019/extlst" xmlns:r="http://schemas.openxmlformats.org/officeDocument/2006/relationships" xmlns:m="http://schemas.openxmlformats.org/officeDocument/2006/math" xmlns:v="urn:schemas-microsoft-com:vml" xmlns:wp14="http://schemas.microsoft.com/office/word/2010/wordprocessingDrawing" xmlns:wp="http://schemas.openxmlformats.org/drawingml/2006/wordprocessingDrawing" xmlns:w10="urn:schemas-microsoft-com:office:word" xmlns:w="http://schemas.openxmlformats.org/wordprocessingml/2006/main" xmlns:w14="http://schemas.microsoft.com/office/word/2010/wordml" xmlns:w15="http://schemas.microsoft.com/office/word/2012/wordml" xmlns:w16cex="http://schemas.microsoft.com/office/word/2018/wordml/cex" xmlns:w16cid="http://schemas.microsoft.com/office/word/2016/wordml/cid" xmlns:w16="http://schemas.microsoft.com/office/word/2018/wordml" xmlns:w16du="http://schemas.microsoft.com/office/word/2023/wordml/word16du" xmlns:w16sdtdh="http://schemas.microsoft.com/office/word/2020/wordml/sdtdatahash" xmlns:w16se="http://schemas.microsoft.com/office/word/2015/wordml/symex" xmlns:wpg="http://schemas.microsoft.com/office/word/2010/wordprocessingGroup" xmlns:wpi="http://schemas.microsoft.com/office/word/2010/wordprocessingInk" xmlns:wne="http://schemas.microsoft.com/office/word/2006/wordml" xmlns:wps="http://schemas.microsoft.com/office/word/2010/wordprocessingShape" mc:Ignorable="w14 w15 w16se w16cid w16 w16cex w16sdtdh w16du wp14">
+<w:ftr xmlns:wpc="http://schemas.microsoft.com/office/word/2010/wordprocessingCanvas" xmlns:cx="http://schemas.microsoft.com/office/drawing/2014/chartex" xmlns:cx1="http://schemas.microsoft.com/office/drawing/2015/9/8/chartex" xmlns:cx2="http://schemas.microsoft.com/office/drawing/2015/10/21/chartex" xmlns:cx3="http://schemas.microsoft.com/office/drawing/2016/5/9/chartex" xmlns:cx4="http://schemas.microsoft.com/office/drawing/2016/5/10/chartex" xmlns:cx5="http://schemas.microsoft.com/office/drawing/2016/5/11/chartex" xmlns:cx6="http://schemas.microsoft.com/office/drawing/2016/5/12/chartex" xmlns:cx7="http://schemas.microsoft.com/office/drawing/2016/5/13/chartex" xmlns:cx8="http://schemas.microsoft.com/office/drawing/2016/5/14/chartex" xmlns:mc="http://schemas.openxmlformats.org/markup-compatibility/2006" xmlns:aink="http://schemas.microsoft.com/office/drawing/2016/ink" xmlns:am3d="http://schemas.microsoft.com/office/drawing/2017/model3d" xmlns:o="urn:schemas-microsoft-com:office:office" xmlns:oel="http://schemas.microsoft.com/office/2019/extlst" xmlns:r="http://schemas.openxmlformats.org/officeDocument/2006/relationships" xmlns:m="http://schemas.openxmlformats.org/officeDocument/2006/math" xmlns:v="urn:schemas-microsoft-com:vml" xmlns:wp14="http://schemas.microsoft.com/office/word/2010/wordprocessingDrawing" xmlns:wp="http://schemas.openxmlformats.org/drawingml/2006/wordprocessingDrawing" xmlns:w10="urn:schemas-microsoft-com:office:word" xmlns:w="http://schemas.openxmlformats.org/wordprocessingml/2006/main" xmlns:w14="http://schemas.microsoft.com/office/word/2010/wordml" xmlns:w15="http://schemas.microsoft.com/office/word/2012/wordml" xmlns:w16cex="http://schemas.microsoft.com/office/word/2018/wordml/cex" xmlns:w16cid="http://schemas.microsoft.com/office/word/2016/wordml/cid" xmlns:w16="http://schemas.microsoft.com/office/word/2018/wordml" xmlns:w16du="http://schemas.microsoft.com/office/word/2023/wordml/word16du" xmlns:w16sdtdh="http://schemas.microsoft.com/office/word/2020/wordml/sdtdatahash" xmlns:w16sdtfl="http://schemas.microsoft.com/office/word/2024/wordml/sdtformatlock" xmlns:w16se="http://schemas.microsoft.com/office/word/2015/wordml/symex" xmlns:wpg="http://schemas.microsoft.com/office/word/2010/wordprocessingGroup" xmlns:wpi="http://schemas.microsoft.com/office/word/2010/wordprocessingInk" xmlns:wne="http://schemas.microsoft.com/office/word/2006/wordml" xmlns:wps="http://schemas.microsoft.com/office/word/2010/wordprocessingShape" mc:Ignorable="w14 w15 w16se w16cid w16 w16cex w16sdtdh w16sdtfl w16du wp14">
   <w:p>
     <w:pPr>
       <w:pStyle w:val="a4"/>
@@ -8602,25 +5513,13 @@
                           <w:r>
                             <w:t xml:space="preserve"> </w:t>
                           </w:r>
-                          <w:proofErr w:type="spellStart"/>
-                          <w:proofErr w:type="gramStart"/>
                           <w:r>
                             <w:rPr>
                               <w:rFonts w:ascii="ISOCPEUR" w:hAnsi="ISOCPEUR"/>
                               <w:i/>
                               <w:sz w:val="22"/>
                             </w:rPr>
-                            <w:t>Н.контр</w:t>
-                          </w:r>
-                          <w:proofErr w:type="spellEnd"/>
-                          <w:proofErr w:type="gramEnd"/>
-                          <w:r>
-                            <w:rPr>
-                              <w:rFonts w:ascii="ISOCPEUR" w:hAnsi="ISOCPEUR"/>
-                              <w:i/>
-                              <w:sz w:val="22"/>
-                            </w:rPr>
-                            <w:t>.</w:t>
+                            <w:t>Н.контр.</w:t>
                           </w:r>
                         </w:p>
                       </w:txbxContent>
@@ -8661,25 +5560,13 @@
                     <w:r>
                       <w:t xml:space="preserve"> </w:t>
                     </w:r>
-                    <w:proofErr w:type="spellStart"/>
-                    <w:proofErr w:type="gramStart"/>
                     <w:r>
                       <w:rPr>
                         <w:rFonts w:ascii="ISOCPEUR" w:hAnsi="ISOCPEUR"/>
                         <w:i/>
                         <w:sz w:val="22"/>
                       </w:rPr>
-                      <w:t>Н.контр</w:t>
-                    </w:r>
-                    <w:proofErr w:type="spellEnd"/>
-                    <w:proofErr w:type="gramEnd"/>
-                    <w:r>
-                      <w:rPr>
-                        <w:rFonts w:ascii="ISOCPEUR" w:hAnsi="ISOCPEUR"/>
-                        <w:i/>
-                        <w:sz w:val="22"/>
-                      </w:rPr>
-                      <w:t>.</w:t>
+                      <w:t>Н.контр.</w:t>
                     </w:r>
                   </w:p>
                 </w:txbxContent>
@@ -8789,23 +5676,7 @@
         <w:rFonts w:ascii="GOST type B" w:hAnsi="GOST type B"/>
         <w:i/>
       </w:rPr>
-      <w:t xml:space="preserve"> </w:t>
-    </w:r>
-    <w:proofErr w:type="spellStart"/>
-    <w:r>
-      <w:rPr>
-        <w:rFonts w:ascii="GOST type B" w:hAnsi="GOST type B"/>
-        <w:i/>
-      </w:rPr>
-      <w:t>Консульт</w:t>
-    </w:r>
-    <w:proofErr w:type="spellEnd"/>
-    <w:r>
-      <w:rPr>
-        <w:rFonts w:ascii="GOST type B" w:hAnsi="GOST type B"/>
-        <w:i/>
-      </w:rPr>
-      <w:t>.</w:t>
+      <w:t xml:space="preserve"> Консульт.</w:t>
     </w:r>
   </w:p>
   <w:p>
@@ -9393,19 +6264,8 @@
                               <w:spacing w:val="-20"/>
                               <w:sz w:val="22"/>
                             </w:rPr>
-                            <w:t xml:space="preserve">№ </w:t>
+                            <w:t>№ докум</w:t>
                           </w:r>
-                          <w:proofErr w:type="spellStart"/>
-                          <w:r>
-                            <w:rPr>
-                              <w:rFonts w:ascii="ISOCPEUR" w:hAnsi="ISOCPEUR"/>
-                              <w:i/>
-                              <w:spacing w:val="-20"/>
-                              <w:sz w:val="22"/>
-                            </w:rPr>
-                            <w:t>докум</w:t>
-                          </w:r>
-                          <w:proofErr w:type="spellEnd"/>
                         </w:p>
                       </w:txbxContent>
                     </wps:txbx>
@@ -9447,19 +6307,8 @@
                         <w:spacing w:val="-20"/>
                         <w:sz w:val="22"/>
                       </w:rPr>
-                      <w:t xml:space="preserve">№ </w:t>
+                      <w:t>№ докум</w:t>
                     </w:r>
-                    <w:proofErr w:type="spellStart"/>
-                    <w:r>
-                      <w:rPr>
-                        <w:rFonts w:ascii="ISOCPEUR" w:hAnsi="ISOCPEUR"/>
-                        <w:i/>
-                        <w:spacing w:val="-20"/>
-                        <w:sz w:val="22"/>
-                      </w:rPr>
-                      <w:t>докум</w:t>
-                    </w:r>
-                    <w:proofErr w:type="spellEnd"/>
                   </w:p>
                 </w:txbxContent>
               </v:textbox>
@@ -10271,23 +7120,13 @@
                             </w:rPr>
                             <w:t xml:space="preserve"> </w:t>
                           </w:r>
-                          <w:proofErr w:type="spellStart"/>
                           <w:r>
                             <w:rPr>
                               <w:rFonts w:ascii="ISOCPEUR" w:hAnsi="ISOCPEUR"/>
                               <w:i/>
                               <w:sz w:val="22"/>
                             </w:rPr>
-                            <w:t>Разраб</w:t>
-                          </w:r>
-                          <w:proofErr w:type="spellEnd"/>
-                          <w:r>
-                            <w:rPr>
-                              <w:rFonts w:ascii="ISOCPEUR" w:hAnsi="ISOCPEUR"/>
-                              <w:i/>
-                              <w:sz w:val="22"/>
-                            </w:rPr>
-                            <w:t>.</w:t>
+                            <w:t>Разраб.</w:t>
                           </w:r>
                         </w:p>
                       </w:txbxContent>
@@ -10329,23 +7168,13 @@
                       </w:rPr>
                       <w:t xml:space="preserve"> </w:t>
                     </w:r>
-                    <w:proofErr w:type="spellStart"/>
                     <w:r>
                       <w:rPr>
                         <w:rFonts w:ascii="ISOCPEUR" w:hAnsi="ISOCPEUR"/>
                         <w:i/>
                         <w:sz w:val="22"/>
                       </w:rPr>
-                      <w:t>Разраб</w:t>
-                    </w:r>
-                    <w:proofErr w:type="spellEnd"/>
-                    <w:r>
-                      <w:rPr>
-                        <w:rFonts w:ascii="ISOCPEUR" w:hAnsi="ISOCPEUR"/>
-                        <w:i/>
-                        <w:sz w:val="22"/>
-                      </w:rPr>
-                      <w:t>.</w:t>
+                      <w:t>Разраб.</w:t>
                     </w:r>
                   </w:p>
                 </w:txbxContent>
@@ -10787,15 +7616,7 @@
                               <w:sz w:val="28"/>
                               <w:szCs w:val="28"/>
                             </w:rPr>
-                            <w:t>УП 5-04-0612-</w:t>
-                          </w:r>
-                          <w:proofErr w:type="gramStart"/>
-                          <w:r>
-                            <w:rPr>
-                              <w:sz w:val="28"/>
-                              <w:szCs w:val="28"/>
-                            </w:rPr>
-                            <w:t>02.4</w:t>
+                            <w:t>УП 5-04-0612-02.4</w:t>
                           </w:r>
                           <w:r>
                             <w:rPr>
@@ -10816,15 +7637,7 @@
                               <w:sz w:val="28"/>
                               <w:szCs w:val="28"/>
                             </w:rPr>
-                            <w:t>М</w:t>
-                          </w:r>
-                          <w:proofErr w:type="gramEnd"/>
-                          <w:r>
-                            <w:rPr>
-                              <w:sz w:val="28"/>
-                              <w:szCs w:val="28"/>
-                            </w:rPr>
-                            <w:t>-134</w:t>
+                            <w:t>М-134</w:t>
                           </w:r>
                           <w:r>
                             <w:rPr>
@@ -10838,7 +7651,21 @@
                               <w:sz w:val="28"/>
                               <w:szCs w:val="28"/>
                             </w:rPr>
-                            <w:t>25.</w:t>
+                            <w:t>2</w:t>
+                          </w:r>
+                          <w:r>
+                            <w:rPr>
+                              <w:sz w:val="28"/>
+                              <w:szCs w:val="28"/>
+                            </w:rPr>
+                            <w:t>6</w:t>
+                          </w:r>
+                          <w:r>
+                            <w:rPr>
+                              <w:sz w:val="28"/>
+                              <w:szCs w:val="28"/>
+                            </w:rPr>
+                            <w:t>.</w:t>
                           </w:r>
                           <w:r>
                             <w:rPr>
@@ -10904,15 +7731,7 @@
                         <w:sz w:val="28"/>
                         <w:szCs w:val="28"/>
                       </w:rPr>
-                      <w:t>УП 5-04-0612-</w:t>
-                    </w:r>
-                    <w:proofErr w:type="gramStart"/>
-                    <w:r>
-                      <w:rPr>
-                        <w:sz w:val="28"/>
-                        <w:szCs w:val="28"/>
-                      </w:rPr>
-                      <w:t>02.4</w:t>
+                      <w:t>УП 5-04-0612-02.4</w:t>
                     </w:r>
                     <w:r>
                       <w:rPr>
@@ -10933,15 +7752,7 @@
                         <w:sz w:val="28"/>
                         <w:szCs w:val="28"/>
                       </w:rPr>
-                      <w:t>М</w:t>
-                    </w:r>
-                    <w:proofErr w:type="gramEnd"/>
-                    <w:r>
-                      <w:rPr>
-                        <w:sz w:val="28"/>
-                        <w:szCs w:val="28"/>
-                      </w:rPr>
-                      <w:t>-134</w:t>
+                      <w:t>М-134</w:t>
                     </w:r>
                     <w:r>
                       <w:rPr>
@@ -10955,7 +7766,21 @@
                         <w:sz w:val="28"/>
                         <w:szCs w:val="28"/>
                       </w:rPr>
-                      <w:t>25.</w:t>
+                      <w:t>2</w:t>
+                    </w:r>
+                    <w:r>
+                      <w:rPr>
+                        <w:sz w:val="28"/>
+                        <w:szCs w:val="28"/>
+                      </w:rPr>
+                      <w:t>6</w:t>
+                    </w:r>
+                    <w:r>
+                      <w:rPr>
+                        <w:sz w:val="28"/>
+                        <w:szCs w:val="28"/>
+                      </w:rPr>
+                      <w:t>.</w:t>
                     </w:r>
                     <w:r>
                       <w:rPr>
@@ -11390,17 +8215,8 @@
                               <w:sz w:val="28"/>
                               <w:szCs w:val="28"/>
                             </w:rPr>
-                            <w:t xml:space="preserve">Гродненский </w:t>
+                            <w:t>Гродненский ГКТТиД</w:t>
                           </w:r>
-                          <w:proofErr w:type="spellStart"/>
-                          <w:r>
-                            <w:rPr>
-                              <w:sz w:val="28"/>
-                              <w:szCs w:val="28"/>
-                            </w:rPr>
-                            <w:t>ГКТТиД</w:t>
-                          </w:r>
-                          <w:proofErr w:type="spellEnd"/>
                         </w:p>
                       </w:txbxContent>
                     </wps:txbx>
@@ -11436,17 +8252,8 @@
                         <w:sz w:val="28"/>
                         <w:szCs w:val="28"/>
                       </w:rPr>
-                      <w:t xml:space="preserve">Гродненский </w:t>
+                      <w:t>Гродненский ГКТТиД</w:t>
                     </w:r>
-                    <w:proofErr w:type="spellStart"/>
-                    <w:r>
-                      <w:rPr>
-                        <w:sz w:val="28"/>
-                        <w:szCs w:val="28"/>
-                      </w:rPr>
-                      <w:t>ГКТТиД</w:t>
-                    </w:r>
-                    <w:proofErr w:type="spellEnd"/>
                   </w:p>
                 </w:txbxContent>
               </v:textbox>
@@ -13141,7 +9948,7 @@
 </file>
 
 <file path=word/footnotes.xml><?xml version="1.0" encoding="utf-8"?>
-<w:footnotes xmlns:wpc="http://schemas.microsoft.com/office/word/2010/wordprocessingCanvas" xmlns:cx="http://schemas.microsoft.com/office/drawing/2014/chartex" xmlns:cx1="http://schemas.microsoft.com/office/drawing/2015/9/8/chartex" xmlns:cx2="http://schemas.microsoft.com/office/drawing/2015/10/21/chartex" xmlns:cx3="http://schemas.microsoft.com/office/drawing/2016/5/9/chartex" xmlns:cx4="http://schemas.microsoft.com/office/drawing/2016/5/10/chartex" xmlns:cx5="http://schemas.microsoft.com/office/drawing/2016/5/11/chartex" xmlns:cx6="http://schemas.microsoft.com/office/drawing/2016/5/12/chartex" xmlns:cx7="http://schemas.microsoft.com/office/drawing/2016/5/13/chartex" xmlns:cx8="http://schemas.microsoft.com/office/drawing/2016/5/14/chartex" xmlns:mc="http://schemas.openxmlformats.org/markup-compatibility/2006" xmlns:aink="http://schemas.microsoft.com/office/drawing/2016/ink" xmlns:am3d="http://schemas.microsoft.com/office/drawing/2017/model3d" xmlns:o="urn:schemas-microsoft-com:office:office" xmlns:oel="http://schemas.microsoft.com/office/2019/extlst" xmlns:r="http://schemas.openxmlformats.org/officeDocument/2006/relationships" xmlns:m="http://schemas.openxmlformats.org/officeDocument/2006/math" xmlns:v="urn:schemas-microsoft-com:vml" xmlns:wp14="http://schemas.microsoft.com/office/word/2010/wordprocessingDrawing" xmlns:wp="http://schemas.openxmlformats.org/drawingml/2006/wordprocessingDrawing" xmlns:w10="urn:schemas-microsoft-com:office:word" xmlns:w="http://schemas.openxmlformats.org/wordprocessingml/2006/main" xmlns:w14="http://schemas.microsoft.com/office/word/2010/wordml" xmlns:w15="http://schemas.microsoft.com/office/word/2012/wordml" xmlns:w16cex="http://schemas.microsoft.com/office/word/2018/wordml/cex" xmlns:w16cid="http://schemas.microsoft.com/office/word/2016/wordml/cid" xmlns:w16="http://schemas.microsoft.com/office/word/2018/wordml" xmlns:w16du="http://schemas.microsoft.com/office/word/2023/wordml/word16du" xmlns:w16sdtdh="http://schemas.microsoft.com/office/word/2020/wordml/sdtdatahash" xmlns:w16se="http://schemas.microsoft.com/office/word/2015/wordml/symex" xmlns:wpg="http://schemas.microsoft.com/office/word/2010/wordprocessingGroup" xmlns:wpi="http://schemas.microsoft.com/office/word/2010/wordprocessingInk" xmlns:wne="http://schemas.microsoft.com/office/word/2006/wordml" xmlns:wps="http://schemas.microsoft.com/office/word/2010/wordprocessingShape" mc:Ignorable="w14 w15 w16se w16cid w16 w16cex w16sdtdh w16du wp14">
+<w:footnotes xmlns:wpc="http://schemas.microsoft.com/office/word/2010/wordprocessingCanvas" xmlns:cx="http://schemas.microsoft.com/office/drawing/2014/chartex" xmlns:cx1="http://schemas.microsoft.com/office/drawing/2015/9/8/chartex" xmlns:cx2="http://schemas.microsoft.com/office/drawing/2015/10/21/chartex" xmlns:cx3="http://schemas.microsoft.com/office/drawing/2016/5/9/chartex" xmlns:cx4="http://schemas.microsoft.com/office/drawing/2016/5/10/chartex" xmlns:cx5="http://schemas.microsoft.com/office/drawing/2016/5/11/chartex" xmlns:cx6="http://schemas.microsoft.com/office/drawing/2016/5/12/chartex" xmlns:cx7="http://schemas.microsoft.com/office/drawing/2016/5/13/chartex" xmlns:cx8="http://schemas.microsoft.com/office/drawing/2016/5/14/chartex" xmlns:mc="http://schemas.openxmlformats.org/markup-compatibility/2006" xmlns:aink="http://schemas.microsoft.com/office/drawing/2016/ink" xmlns:am3d="http://schemas.microsoft.com/office/drawing/2017/model3d" xmlns:o="urn:schemas-microsoft-com:office:office" xmlns:oel="http://schemas.microsoft.com/office/2019/extlst" xmlns:r="http://schemas.openxmlformats.org/officeDocument/2006/relationships" xmlns:m="http://schemas.openxmlformats.org/officeDocument/2006/math" xmlns:v="urn:schemas-microsoft-com:vml" xmlns:wp14="http://schemas.microsoft.com/office/word/2010/wordprocessingDrawing" xmlns:wp="http://schemas.openxmlformats.org/drawingml/2006/wordprocessingDrawing" xmlns:w10="urn:schemas-microsoft-com:office:word" xmlns:w="http://schemas.openxmlformats.org/wordprocessingml/2006/main" xmlns:w14="http://schemas.microsoft.com/office/word/2010/wordml" xmlns:w15="http://schemas.microsoft.com/office/word/2012/wordml" xmlns:w16cex="http://schemas.microsoft.com/office/word/2018/wordml/cex" xmlns:w16cid="http://schemas.microsoft.com/office/word/2016/wordml/cid" xmlns:w16="http://schemas.microsoft.com/office/word/2018/wordml" xmlns:w16du="http://schemas.microsoft.com/office/word/2023/wordml/word16du" xmlns:w16sdtdh="http://schemas.microsoft.com/office/word/2020/wordml/sdtdatahash" xmlns:w16sdtfl="http://schemas.microsoft.com/office/word/2024/wordml/sdtformatlock" xmlns:w16se="http://schemas.microsoft.com/office/word/2015/wordml/symex" xmlns:wpg="http://schemas.microsoft.com/office/word/2010/wordprocessingGroup" xmlns:wpi="http://schemas.microsoft.com/office/word/2010/wordprocessingInk" xmlns:wne="http://schemas.microsoft.com/office/word/2006/wordml" xmlns:wps="http://schemas.microsoft.com/office/word/2010/wordprocessingShape" mc:Ignorable="w14 w15 w16se w16cid w16 w16cex w16sdtdh w16sdtfl w16du wp14">
   <w:footnote w:type="separator" w:id="-1">
     <w:p>
       <w:r>
@@ -13160,7 +9967,7 @@
 </file>
 
 <file path=word/header1.xml><?xml version="1.0" encoding="utf-8"?>
-<w:hdr xmlns:wpc="http://schemas.microsoft.com/office/word/2010/wordprocessingCanvas" xmlns:cx="http://schemas.microsoft.com/office/drawing/2014/chartex" xmlns:cx1="http://schemas.microsoft.com/office/drawing/2015/9/8/chartex" xmlns:cx2="http://schemas.microsoft.com/office/drawing/2015/10/21/chartex" xmlns:cx3="http://schemas.microsoft.com/office/drawing/2016/5/9/chartex" xmlns:cx4="http://schemas.microsoft.com/office/drawing/2016/5/10/chartex" xmlns:cx5="http://schemas.microsoft.com/office/drawing/2016/5/11/chartex" xmlns:cx6="http://schemas.microsoft.com/office/drawing/2016/5/12/chartex" xmlns:cx7="http://schemas.microsoft.com/office/drawing/2016/5/13/chartex" xmlns:cx8="http://schemas.microsoft.com/office/drawing/2016/5/14/chartex" xmlns:mc="http://schemas.openxmlformats.org/markup-compatibility/2006" xmlns:aink="http://schemas.microsoft.com/office/drawing/2016/ink" xmlns:am3d="http://schemas.microsoft.com/office/drawing/2017/model3d" xmlns:o="urn:schemas-microsoft-com:office:office" xmlns:oel="http://schemas.microsoft.com/office/2019/extlst" xmlns:r="http://schemas.openxmlformats.org/officeDocument/2006/relationships" xmlns:m="http://schemas.openxmlformats.org/officeDocument/2006/math" xmlns:v="urn:schemas-microsoft-com:vml" xmlns:wp14="http://schemas.microsoft.com/office/word/2010/wordprocessingDrawing" xmlns:wp="http://schemas.openxmlformats.org/drawingml/2006/wordprocessingDrawing" xmlns:w10="urn:schemas-microsoft-com:office:word" xmlns:w="http://schemas.openxmlformats.org/wordprocessingml/2006/main" xmlns:w14="http://schemas.microsoft.com/office/word/2010/wordml" xmlns:w15="http://schemas.microsoft.com/office/word/2012/wordml" xmlns:w16cex="http://schemas.microsoft.com/office/word/2018/wordml/cex" xmlns:w16cid="http://schemas.microsoft.com/office/word/2016/wordml/cid" xmlns:w16="http://schemas.microsoft.com/office/word/2018/wordml" xmlns:w16du="http://schemas.microsoft.com/office/word/2023/wordml/word16du" xmlns:w16sdtdh="http://schemas.microsoft.com/office/word/2020/wordml/sdtdatahash" xmlns:w16se="http://schemas.microsoft.com/office/word/2015/wordml/symex" xmlns:wpg="http://schemas.microsoft.com/office/word/2010/wordprocessingGroup" xmlns:wpi="http://schemas.microsoft.com/office/word/2010/wordprocessingInk" xmlns:wne="http://schemas.microsoft.com/office/word/2006/wordml" xmlns:wps="http://schemas.microsoft.com/office/word/2010/wordprocessingShape" mc:Ignorable="w14 w15 w16se w16cid w16 w16cex w16sdtdh w16du wp14">
+<w:hdr xmlns:wpc="http://schemas.microsoft.com/office/word/2010/wordprocessingCanvas" xmlns:cx="http://schemas.microsoft.com/office/drawing/2014/chartex" xmlns:cx1="http://schemas.microsoft.com/office/drawing/2015/9/8/chartex" xmlns:cx2="http://schemas.microsoft.com/office/drawing/2015/10/21/chartex" xmlns:cx3="http://schemas.microsoft.com/office/drawing/2016/5/9/chartex" xmlns:cx4="http://schemas.microsoft.com/office/drawing/2016/5/10/chartex" xmlns:cx5="http://schemas.microsoft.com/office/drawing/2016/5/11/chartex" xmlns:cx6="http://schemas.microsoft.com/office/drawing/2016/5/12/chartex" xmlns:cx7="http://schemas.microsoft.com/office/drawing/2016/5/13/chartex" xmlns:cx8="http://schemas.microsoft.com/office/drawing/2016/5/14/chartex" xmlns:mc="http://schemas.openxmlformats.org/markup-compatibility/2006" xmlns:aink="http://schemas.microsoft.com/office/drawing/2016/ink" xmlns:am3d="http://schemas.microsoft.com/office/drawing/2017/model3d" xmlns:o="urn:schemas-microsoft-com:office:office" xmlns:oel="http://schemas.microsoft.com/office/2019/extlst" xmlns:r="http://schemas.openxmlformats.org/officeDocument/2006/relationships" xmlns:m="http://schemas.openxmlformats.org/officeDocument/2006/math" xmlns:v="urn:schemas-microsoft-com:vml" xmlns:wp14="http://schemas.microsoft.com/office/word/2010/wordprocessingDrawing" xmlns:wp="http://schemas.openxmlformats.org/drawingml/2006/wordprocessingDrawing" xmlns:w10="urn:schemas-microsoft-com:office:word" xmlns:w="http://schemas.openxmlformats.org/wordprocessingml/2006/main" xmlns:w14="http://schemas.microsoft.com/office/word/2010/wordml" xmlns:w15="http://schemas.microsoft.com/office/word/2012/wordml" xmlns:w16cex="http://schemas.microsoft.com/office/word/2018/wordml/cex" xmlns:w16cid="http://schemas.microsoft.com/office/word/2016/wordml/cid" xmlns:w16="http://schemas.microsoft.com/office/word/2018/wordml" xmlns:w16du="http://schemas.microsoft.com/office/word/2023/wordml/word16du" xmlns:w16sdtdh="http://schemas.microsoft.com/office/word/2020/wordml/sdtdatahash" xmlns:w16sdtfl="http://schemas.microsoft.com/office/word/2024/wordml/sdtformatlock" xmlns:w16se="http://schemas.microsoft.com/office/word/2015/wordml/symex" xmlns:wpg="http://schemas.microsoft.com/office/word/2010/wordprocessingGroup" xmlns:wpi="http://schemas.microsoft.com/office/word/2010/wordprocessingInk" xmlns:wne="http://schemas.microsoft.com/office/word/2006/wordml" xmlns:wps="http://schemas.microsoft.com/office/word/2010/wordprocessingShape" mc:Ignorable="w14 w15 w16se w16cid w16 w16cex w16sdtdh w16sdtfl w16du wp14">
   <w:p>
     <w:pPr>
       <w:pStyle w:val="a3"/>
@@ -13243,7 +10050,7 @@
 </file>
 
 <file path=word/header2.xml><?xml version="1.0" encoding="utf-8"?>
-<w:hdr xmlns:wpc="http://schemas.microsoft.com/office/word/2010/wordprocessingCanvas" xmlns:cx="http://schemas.microsoft.com/office/drawing/2014/chartex" xmlns:cx1="http://schemas.microsoft.com/office/drawing/2015/9/8/chartex" xmlns:cx2="http://schemas.microsoft.com/office/drawing/2015/10/21/chartex" xmlns:cx3="http://schemas.microsoft.com/office/drawing/2016/5/9/chartex" xmlns:cx4="http://schemas.microsoft.com/office/drawing/2016/5/10/chartex" xmlns:cx5="http://schemas.microsoft.com/office/drawing/2016/5/11/chartex" xmlns:cx6="http://schemas.microsoft.com/office/drawing/2016/5/12/chartex" xmlns:cx7="http://schemas.microsoft.com/office/drawing/2016/5/13/chartex" xmlns:cx8="http://schemas.microsoft.com/office/drawing/2016/5/14/chartex" xmlns:mc="http://schemas.openxmlformats.org/markup-compatibility/2006" xmlns:aink="http://schemas.microsoft.com/office/drawing/2016/ink" xmlns:am3d="http://schemas.microsoft.com/office/drawing/2017/model3d" xmlns:o="urn:schemas-microsoft-com:office:office" xmlns:oel="http://schemas.microsoft.com/office/2019/extlst" xmlns:r="http://schemas.openxmlformats.org/officeDocument/2006/relationships" xmlns:m="http://schemas.openxmlformats.org/officeDocument/2006/math" xmlns:v="urn:schemas-microsoft-com:vml" xmlns:wp14="http://schemas.microsoft.com/office/word/2010/wordprocessingDrawing" xmlns:wp="http://schemas.openxmlformats.org/drawingml/2006/wordprocessingDrawing" xmlns:w10="urn:schemas-microsoft-com:office:word" xmlns:w="http://schemas.openxmlformats.org/wordprocessingml/2006/main" xmlns:w14="http://schemas.microsoft.com/office/word/2010/wordml" xmlns:w15="http://schemas.microsoft.com/office/word/2012/wordml" xmlns:w16cex="http://schemas.microsoft.com/office/word/2018/wordml/cex" xmlns:w16cid="http://schemas.microsoft.com/office/word/2016/wordml/cid" xmlns:w16="http://schemas.microsoft.com/office/word/2018/wordml" xmlns:w16du="http://schemas.microsoft.com/office/word/2023/wordml/word16du" xmlns:w16sdtdh="http://schemas.microsoft.com/office/word/2020/wordml/sdtdatahash" xmlns:w16se="http://schemas.microsoft.com/office/word/2015/wordml/symex" xmlns:wpg="http://schemas.microsoft.com/office/word/2010/wordprocessingGroup" xmlns:wpi="http://schemas.microsoft.com/office/word/2010/wordprocessingInk" xmlns:wne="http://schemas.microsoft.com/office/word/2006/wordml" xmlns:wps="http://schemas.microsoft.com/office/word/2010/wordprocessingShape" mc:Ignorable="w14 w15 w16se w16cid w16 w16cex w16sdtdh w16du wp14">
+<w:hdr xmlns:wpc="http://schemas.microsoft.com/office/word/2010/wordprocessingCanvas" xmlns:cx="http://schemas.microsoft.com/office/drawing/2014/chartex" xmlns:cx1="http://schemas.microsoft.com/office/drawing/2015/9/8/chartex" xmlns:cx2="http://schemas.microsoft.com/office/drawing/2015/10/21/chartex" xmlns:cx3="http://schemas.microsoft.com/office/drawing/2016/5/9/chartex" xmlns:cx4="http://schemas.microsoft.com/office/drawing/2016/5/10/chartex" xmlns:cx5="http://schemas.microsoft.com/office/drawing/2016/5/11/chartex" xmlns:cx6="http://schemas.microsoft.com/office/drawing/2016/5/12/chartex" xmlns:cx7="http://schemas.microsoft.com/office/drawing/2016/5/13/chartex" xmlns:cx8="http://schemas.microsoft.com/office/drawing/2016/5/14/chartex" xmlns:mc="http://schemas.openxmlformats.org/markup-compatibility/2006" xmlns:aink="http://schemas.microsoft.com/office/drawing/2016/ink" xmlns:am3d="http://schemas.microsoft.com/office/drawing/2017/model3d" xmlns:o="urn:schemas-microsoft-com:office:office" xmlns:oel="http://schemas.microsoft.com/office/2019/extlst" xmlns:r="http://schemas.openxmlformats.org/officeDocument/2006/relationships" xmlns:m="http://schemas.openxmlformats.org/officeDocument/2006/math" xmlns:v="urn:schemas-microsoft-com:vml" xmlns:wp14="http://schemas.microsoft.com/office/word/2010/wordprocessingDrawing" xmlns:wp="http://schemas.openxmlformats.org/drawingml/2006/wordprocessingDrawing" xmlns:w10="urn:schemas-microsoft-com:office:word" xmlns:w="http://schemas.openxmlformats.org/wordprocessingml/2006/main" xmlns:w14="http://schemas.microsoft.com/office/word/2010/wordml" xmlns:w15="http://schemas.microsoft.com/office/word/2012/wordml" xmlns:w16cex="http://schemas.microsoft.com/office/word/2018/wordml/cex" xmlns:w16cid="http://schemas.microsoft.com/office/word/2016/wordml/cid" xmlns:w16="http://schemas.microsoft.com/office/word/2018/wordml" xmlns:w16du="http://schemas.microsoft.com/office/word/2023/wordml/word16du" xmlns:w16sdtdh="http://schemas.microsoft.com/office/word/2020/wordml/sdtdatahash" xmlns:w16sdtfl="http://schemas.microsoft.com/office/word/2024/wordml/sdtformatlock" xmlns:w16se="http://schemas.microsoft.com/office/word/2015/wordml/symex" xmlns:wpg="http://schemas.microsoft.com/office/word/2010/wordprocessingGroup" xmlns:wpi="http://schemas.microsoft.com/office/word/2010/wordprocessingInk" xmlns:wne="http://schemas.microsoft.com/office/word/2006/wordml" xmlns:wps="http://schemas.microsoft.com/office/word/2010/wordprocessingShape" mc:Ignorable="w14 w15 w16se w16cid w16 w16cex w16sdtdh w16sdtfl w16du wp14">
   <w:p>
     <w:pPr>
       <w:pStyle w:val="a3"/>
@@ -13350,7 +10157,7 @@
 </file>
 
 <file path=word/numbering.xml><?xml version="1.0" encoding="utf-8"?>
-<w:numbering xmlns:wpc="http://schemas.microsoft.com/office/word/2010/wordprocessingCanvas" xmlns:cx="http://schemas.microsoft.com/office/drawing/2014/chartex" xmlns:cx1="http://schemas.microsoft.com/office/drawing/2015/9/8/chartex" xmlns:cx2="http://schemas.microsoft.com/office/drawing/2015/10/21/chartex" xmlns:cx3="http://schemas.microsoft.com/office/drawing/2016/5/9/chartex" xmlns:cx4="http://schemas.microsoft.com/office/drawing/2016/5/10/chartex" xmlns:cx5="http://schemas.microsoft.com/office/drawing/2016/5/11/chartex" xmlns:cx6="http://schemas.microsoft.com/office/drawing/2016/5/12/chartex" xmlns:cx7="http://schemas.microsoft.com/office/drawing/2016/5/13/chartex" xmlns:cx8="http://schemas.microsoft.com/office/drawing/2016/5/14/chartex" xmlns:mc="http://schemas.openxmlformats.org/markup-compatibility/2006" xmlns:aink="http://schemas.microsoft.com/office/drawing/2016/ink" xmlns:am3d="http://schemas.microsoft.com/office/drawing/2017/model3d" xmlns:o="urn:schemas-microsoft-com:office:office" xmlns:oel="http://schemas.microsoft.com/office/2019/extlst" xmlns:r="http://schemas.openxmlformats.org/officeDocument/2006/relationships" xmlns:m="http://schemas.openxmlformats.org/officeDocument/2006/math" xmlns:v="urn:schemas-microsoft-com:vml" xmlns:wp14="http://schemas.microsoft.com/office/word/2010/wordprocessingDrawing" xmlns:wp="http://schemas.openxmlformats.org/drawingml/2006/wordprocessingDrawing" xmlns:w10="urn:schemas-microsoft-com:office:word" xmlns:w="http://schemas.openxmlformats.org/wordprocessingml/2006/main" xmlns:w14="http://schemas.microsoft.com/office/word/2010/wordml" xmlns:w15="http://schemas.microsoft.com/office/word/2012/wordml" xmlns:w16cex="http://schemas.microsoft.com/office/word/2018/wordml/cex" xmlns:w16cid="http://schemas.microsoft.com/office/word/2016/wordml/cid" xmlns:w16="http://schemas.microsoft.com/office/word/2018/wordml" xmlns:w16du="http://schemas.microsoft.com/office/word/2023/wordml/word16du" xmlns:w16sdtdh="http://schemas.microsoft.com/office/word/2020/wordml/sdtdatahash" xmlns:w16se="http://schemas.microsoft.com/office/word/2015/wordml/symex" xmlns:wpg="http://schemas.microsoft.com/office/word/2010/wordprocessingGroup" xmlns:wpi="http://schemas.microsoft.com/office/word/2010/wordprocessingInk" xmlns:wne="http://schemas.microsoft.com/office/word/2006/wordml" xmlns:wps="http://schemas.microsoft.com/office/word/2010/wordprocessingShape" mc:Ignorable="w14 w15 w16se w16cid w16 w16cex w16sdtdh w16du wp14">
+<w:numbering xmlns:wpc="http://schemas.microsoft.com/office/word/2010/wordprocessingCanvas" xmlns:cx="http://schemas.microsoft.com/office/drawing/2014/chartex" xmlns:cx1="http://schemas.microsoft.com/office/drawing/2015/9/8/chartex" xmlns:cx2="http://schemas.microsoft.com/office/drawing/2015/10/21/chartex" xmlns:cx3="http://schemas.microsoft.com/office/drawing/2016/5/9/chartex" xmlns:cx4="http://schemas.microsoft.com/office/drawing/2016/5/10/chartex" xmlns:cx5="http://schemas.microsoft.com/office/drawing/2016/5/11/chartex" xmlns:cx6="http://schemas.microsoft.com/office/drawing/2016/5/12/chartex" xmlns:cx7="http://schemas.microsoft.com/office/drawing/2016/5/13/chartex" xmlns:cx8="http://schemas.microsoft.com/office/drawing/2016/5/14/chartex" xmlns:mc="http://schemas.openxmlformats.org/markup-compatibility/2006" xmlns:aink="http://schemas.microsoft.com/office/drawing/2016/ink" xmlns:am3d="http://schemas.microsoft.com/office/drawing/2017/model3d" xmlns:o="urn:schemas-microsoft-com:office:office" xmlns:oel="http://schemas.microsoft.com/office/2019/extlst" xmlns:r="http://schemas.openxmlformats.org/officeDocument/2006/relationships" xmlns:m="http://schemas.openxmlformats.org/officeDocument/2006/math" xmlns:v="urn:schemas-microsoft-com:vml" xmlns:wp14="http://schemas.microsoft.com/office/word/2010/wordprocessingDrawing" xmlns:wp="http://schemas.openxmlformats.org/drawingml/2006/wordprocessingDrawing" xmlns:w10="urn:schemas-microsoft-com:office:word" xmlns:w="http://schemas.openxmlformats.org/wordprocessingml/2006/main" xmlns:w14="http://schemas.microsoft.com/office/word/2010/wordml" xmlns:w15="http://schemas.microsoft.com/office/word/2012/wordml" xmlns:w16cex="http://schemas.microsoft.com/office/word/2018/wordml/cex" xmlns:w16cid="http://schemas.microsoft.com/office/word/2016/wordml/cid" xmlns:w16="http://schemas.microsoft.com/office/word/2018/wordml" xmlns:w16du="http://schemas.microsoft.com/office/word/2023/wordml/word16du" xmlns:w16sdtdh="http://schemas.microsoft.com/office/word/2020/wordml/sdtdatahash" xmlns:w16sdtfl="http://schemas.microsoft.com/office/word/2024/wordml/sdtformatlock" xmlns:w16se="http://schemas.microsoft.com/office/word/2015/wordml/symex" xmlns:wpg="http://schemas.microsoft.com/office/word/2010/wordprocessingGroup" xmlns:wpi="http://schemas.microsoft.com/office/word/2010/wordprocessingInk" xmlns:wne="http://schemas.microsoft.com/office/word/2006/wordml" xmlns:wps="http://schemas.microsoft.com/office/word/2010/wordprocessingShape" mc:Ignorable="w14 w15 w16se w16cid w16 w16cex w16sdtdh w16sdtfl w16du wp14">
   <w:abstractNum w:abstractNumId="0" w15:restartNumberingAfterBreak="0">
     <w:nsid w:val="020655F9"/>
     <w:multiLevelType w:val="hybridMultilevel"/>
@@ -15541,7 +12348,7 @@
 </file>
 
 <file path=word/styles.xml><?xml version="1.0" encoding="utf-8"?>
-<w:styles xmlns:mc="http://schemas.openxmlformats.org/markup-compatibility/2006" xmlns:r="http://schemas.openxmlformats.org/officeDocument/2006/relationships" xmlns:w="http://schemas.openxmlformats.org/wordprocessingml/2006/main" xmlns:w14="http://schemas.microsoft.com/office/word/2010/wordml" xmlns:w15="http://schemas.microsoft.com/office/word/2012/wordml" xmlns:w16cex="http://schemas.microsoft.com/office/word/2018/wordml/cex" xmlns:w16cid="http://schemas.microsoft.com/office/word/2016/wordml/cid" xmlns:w16="http://schemas.microsoft.com/office/word/2018/wordml" xmlns:w16du="http://schemas.microsoft.com/office/word/2023/wordml/word16du" xmlns:w16sdtdh="http://schemas.microsoft.com/office/word/2020/wordml/sdtdatahash" xmlns:w16se="http://schemas.microsoft.com/office/word/2015/wordml/symex" mc:Ignorable="w14 w15 w16se w16cid w16 w16cex w16sdtdh w16du">
+<w:styles xmlns:mc="http://schemas.openxmlformats.org/markup-compatibility/2006" xmlns:r="http://schemas.openxmlformats.org/officeDocument/2006/relationships" xmlns:w="http://schemas.openxmlformats.org/wordprocessingml/2006/main" xmlns:w14="http://schemas.microsoft.com/office/word/2010/wordml" xmlns:w15="http://schemas.microsoft.com/office/word/2012/wordml" xmlns:w16cex="http://schemas.microsoft.com/office/word/2018/wordml/cex" xmlns:w16cid="http://schemas.microsoft.com/office/word/2016/wordml/cid" xmlns:w16="http://schemas.microsoft.com/office/word/2018/wordml" xmlns:w16du="http://schemas.microsoft.com/office/word/2023/wordml/word16du" xmlns:w16sdtdh="http://schemas.microsoft.com/office/word/2020/wordml/sdtdatahash" xmlns:w16sdtfl="http://schemas.microsoft.com/office/word/2024/wordml/sdtformatlock" xmlns:w16se="http://schemas.microsoft.com/office/word/2015/wordml/symex" mc:Ignorable="w14 w15 w16se w16cid w16 w16cex w16sdtdh w16sdtfl w16du">
   <w:docDefaults>
     <w:rPrDefault>
       <w:rPr>
@@ -16018,6 +12825,7 @@
   <w:style w:type="character" w:default="1" w:styleId="a0">
     <w:name w:val="Default Paragraph Font"/>
     <w:uiPriority w:val="1"/>
+    <w:semiHidden/>
     <w:unhideWhenUsed/>
   </w:style>
   <w:style w:type="table" w:default="1" w:styleId="a1">
